--- a/docs/01_core/🚀 Clarity Execution Roadmap.docx
+++ b/docs/01_core/🚀 Clarity Execution Roadmap.docx
@@ -5,15 +5,15 @@
     <w:p>
       <w:pPr>
         <w:spacing w:before="100" w:beforeAutospacing="1" w:after="100" w:afterAutospacing="1" w:line="240" w:lineRule="auto"/>
-        <w:outlineLvl w:val="0"/>
-        <w:rPr>
-          <w:rFonts w:ascii="Times New Roman" w:eastAsia="Times New Roman" w:hAnsi="Times New Roman" w:cs="Times New Roman"/>
-          <w:b/>
-          <w:bCs/>
-          <w:color w:val="000000"/>
-          <w:kern w:val="36"/>
-          <w:sz w:val="48"/>
-          <w:szCs w:val="48"/>
+        <w:outlineLvl w:val="2"/>
+        <w:rPr>
+          <w:rFonts w:ascii="Times New Roman" w:eastAsia="Times New Roman" w:hAnsi="Times New Roman" w:cs="Times New Roman"/>
+          <w:b/>
+          <w:bCs/>
+          <w:color w:val="000000"/>
+          <w:kern w:val="0"/>
+          <w:sz w:val="27"/>
+          <w:szCs w:val="27"/>
           <w14:ligatures w14:val="none"/>
         </w:rPr>
       </w:pPr>
@@ -23,9 +23,9 @@
           <w:b/>
           <w:bCs/>
           <w:color w:val="000000"/>
-          <w:kern w:val="36"/>
-          <w:sz w:val="48"/>
-          <w:szCs w:val="48"/>
+          <w:kern w:val="0"/>
+          <w:sz w:val="27"/>
+          <w:szCs w:val="27"/>
           <w14:ligatures w14:val="none"/>
         </w:rPr>
         <w:t>🚀</w:t>
@@ -36,9 +36,9 @@
           <w:b/>
           <w:bCs/>
           <w:color w:val="000000"/>
-          <w:kern w:val="36"/>
-          <w:sz w:val="48"/>
-          <w:szCs w:val="48"/>
+          <w:kern w:val="0"/>
+          <w:sz w:val="27"/>
+          <w:szCs w:val="27"/>
           <w14:ligatures w14:val="none"/>
         </w:rPr>
         <w:t xml:space="preserve"> Clarity Execution Roadmap</w:t>
@@ -47,15 +47,13 @@
     <w:p>
       <w:pPr>
         <w:spacing w:before="100" w:beforeAutospacing="1" w:after="100" w:afterAutospacing="1" w:line="240" w:lineRule="auto"/>
-        <w:outlineLvl w:val="1"/>
-        <w:rPr>
-          <w:rFonts w:ascii="Times New Roman" w:eastAsia="Times New Roman" w:hAnsi="Times New Roman" w:cs="Times New Roman"/>
-          <w:b/>
-          <w:bCs/>
-          <w:color w:val="000000"/>
-          <w:kern w:val="0"/>
-          <w:sz w:val="36"/>
-          <w:szCs w:val="36"/>
+        <w:outlineLvl w:val="3"/>
+        <w:rPr>
+          <w:rFonts w:ascii="Times New Roman" w:eastAsia="Times New Roman" w:hAnsi="Times New Roman" w:cs="Times New Roman"/>
+          <w:b/>
+          <w:bCs/>
+          <w:color w:val="000000"/>
+          <w:kern w:val="0"/>
           <w14:ligatures w14:val="none"/>
         </w:rPr>
       </w:pPr>
@@ -66,21 +64,17 @@
           <w:bCs/>
           <w:color w:val="000000"/>
           <w:kern w:val="0"/>
-          <w:sz w:val="36"/>
-          <w:szCs w:val="36"/>
-          <w14:ligatures w14:val="none"/>
-        </w:rPr>
-        <w:t>🎯</w:t>
-      </w:r>
-      <w:r>
-        <w:rPr>
-          <w:rFonts w:ascii="Times New Roman" w:eastAsia="Times New Roman" w:hAnsi="Times New Roman" w:cs="Times New Roman"/>
-          <w:b/>
-          <w:bCs/>
-          <w:color w:val="000000"/>
-          <w:kern w:val="0"/>
-          <w:sz w:val="36"/>
-          <w:szCs w:val="36"/>
+          <w14:ligatures w14:val="none"/>
+        </w:rPr>
+        <w:t>🌟</w:t>
+      </w:r>
+      <w:r>
+        <w:rPr>
+          <w:rFonts w:ascii="Times New Roman" w:eastAsia="Times New Roman" w:hAnsi="Times New Roman" w:cs="Times New Roman"/>
+          <w:b/>
+          <w:bCs/>
+          <w:color w:val="000000"/>
+          <w:kern w:val="0"/>
           <w14:ligatures w14:val="none"/>
         </w:rPr>
         <w:t xml:space="preserve"> Goal</w:t>
@@ -163,7 +157,7 @@
           <w:kern w:val="0"/>
           <w14:ligatures w14:val="none"/>
         </w:rPr>
-        <w:t> while ensuring </w:t>
+        <w:t>, ensuring </w:t>
       </w:r>
       <w:r>
         <w:rPr>
@@ -191,7 +185,6 @@
         <w:spacing w:after="0" w:line="240" w:lineRule="auto"/>
         <w:rPr>
           <w:rFonts w:ascii="Times New Roman" w:eastAsia="Times New Roman" w:hAnsi="Times New Roman" w:cs="Times New Roman"/>
-          <w:color w:val="000000"/>
           <w:kern w:val="0"/>
           <w14:ligatures w14:val="none"/>
         </w:rPr>
@@ -200,7 +193,1373 @@
         <w:rPr>
           <w:rFonts w:ascii="Times New Roman" w:eastAsia="Times New Roman" w:hAnsi="Times New Roman" w:cs="Times New Roman"/>
           <w:noProof/>
-          <w:color w:val="000000"/>
+          <w:kern w:val="0"/>
+        </w:rPr>
+        <w:pict>
+          <v:rect id="_x0000_i1031" alt="" style="width:468pt;height:.05pt;mso-width-percent:0;mso-height-percent:0;mso-width-percent:0;mso-height-percent:0" o:hralign="center" o:hrstd="t" o:hr="t" fillcolor="#a0a0a0" stroked="f"/>
+        </w:pict>
+      </w:r>
+    </w:p>
+    <w:p>
+      <w:pPr>
+        <w:spacing w:before="100" w:beforeAutospacing="1" w:after="100" w:afterAutospacing="1" w:line="240" w:lineRule="auto"/>
+        <w:outlineLvl w:val="2"/>
+        <w:rPr>
+          <w:rFonts w:ascii="Times New Roman" w:eastAsia="Times New Roman" w:hAnsi="Times New Roman" w:cs="Times New Roman"/>
+          <w:b/>
+          <w:bCs/>
+          <w:color w:val="000000"/>
+          <w:kern w:val="0"/>
+          <w:sz w:val="27"/>
+          <w:szCs w:val="27"/>
+          <w14:ligatures w14:val="none"/>
+        </w:rPr>
+      </w:pPr>
+      <w:r>
+        <w:rPr>
+          <w:rFonts w:ascii="Apple Color Emoji" w:eastAsia="Times New Roman" w:hAnsi="Apple Color Emoji" w:cs="Apple Color Emoji"/>
+          <w:b/>
+          <w:bCs/>
+          <w:color w:val="000000"/>
+          <w:kern w:val="0"/>
+          <w:sz w:val="27"/>
+          <w:szCs w:val="27"/>
+          <w14:ligatures w14:val="none"/>
+        </w:rPr>
+        <w:t>🛠️</w:t>
+      </w:r>
+      <w:r>
+        <w:rPr>
+          <w:rFonts w:ascii="Times New Roman" w:eastAsia="Times New Roman" w:hAnsi="Times New Roman" w:cs="Times New Roman"/>
+          <w:b/>
+          <w:bCs/>
+          <w:color w:val="000000"/>
+          <w:kern w:val="0"/>
+          <w:sz w:val="27"/>
+          <w:szCs w:val="27"/>
+          <w14:ligatures w14:val="none"/>
+        </w:rPr>
+        <w:t xml:space="preserve"> Phase 1 (0-6 Months): MVP Development &amp; Validation</w:t>
+      </w:r>
+    </w:p>
+    <w:p>
+      <w:pPr>
+        <w:spacing w:before="100" w:beforeAutospacing="1" w:after="100" w:afterAutospacing="1" w:line="240" w:lineRule="auto"/>
+        <w:outlineLvl w:val="3"/>
+        <w:rPr>
+          <w:rFonts w:ascii="Times New Roman" w:eastAsia="Times New Roman" w:hAnsi="Times New Roman" w:cs="Times New Roman"/>
+          <w:b/>
+          <w:bCs/>
+          <w:color w:val="000000"/>
+          <w:kern w:val="0"/>
+          <w14:ligatures w14:val="none"/>
+        </w:rPr>
+      </w:pPr>
+      <w:r>
+        <w:rPr>
+          <w:rFonts w:ascii="Apple Color Emoji" w:eastAsia="Times New Roman" w:hAnsi="Apple Color Emoji" w:cs="Apple Color Emoji"/>
+          <w:b/>
+          <w:bCs/>
+          <w:color w:val="000000"/>
+          <w:kern w:val="0"/>
+          <w14:ligatures w14:val="none"/>
+        </w:rPr>
+        <w:t>🔄</w:t>
+      </w:r>
+      <w:r>
+        <w:rPr>
+          <w:rFonts w:ascii="Times New Roman" w:eastAsia="Times New Roman" w:hAnsi="Times New Roman" w:cs="Times New Roman"/>
+          <w:b/>
+          <w:bCs/>
+          <w:color w:val="000000"/>
+          <w:kern w:val="0"/>
+          <w14:ligatures w14:val="none"/>
+        </w:rPr>
+        <w:t xml:space="preserve"> Core Features</w:t>
+      </w:r>
+    </w:p>
+    <w:p>
+      <w:pPr>
+        <w:numPr>
+          <w:ilvl w:val="0"/>
+          <w:numId w:val="19"/>
+        </w:numPr>
+        <w:spacing w:before="100" w:beforeAutospacing="1" w:after="100" w:afterAutospacing="1" w:line="240" w:lineRule="auto"/>
+        <w:rPr>
+          <w:rFonts w:ascii="Times New Roman" w:eastAsia="Times New Roman" w:hAnsi="Times New Roman" w:cs="Times New Roman"/>
+          <w:color w:val="000000"/>
+          <w:kern w:val="0"/>
+          <w14:ligatures w14:val="none"/>
+        </w:rPr>
+      </w:pPr>
+      <w:r>
+        <w:rPr>
+          <w:rFonts w:ascii="Times New Roman" w:eastAsia="Times New Roman" w:hAnsi="Times New Roman" w:cs="Times New Roman"/>
+          <w:b/>
+          <w:bCs/>
+          <w:color w:val="000000"/>
+          <w:kern w:val="0"/>
+          <w14:ligatures w14:val="none"/>
+        </w:rPr>
+        <w:t>AI-powered contradiction detection</w:t>
+      </w:r>
+      <w:r>
+        <w:rPr>
+          <w:rFonts w:ascii="Times New Roman" w:eastAsia="Times New Roman" w:hAnsi="Times New Roman" w:cs="Times New Roman"/>
+          <w:color w:val="000000"/>
+          <w:kern w:val="0"/>
+          <w14:ligatures w14:val="none"/>
+        </w:rPr>
+        <w:t> – Identify conflicting financial narratives.</w:t>
+      </w:r>
+    </w:p>
+    <w:p>
+      <w:pPr>
+        <w:numPr>
+          <w:ilvl w:val="0"/>
+          <w:numId w:val="19"/>
+        </w:numPr>
+        <w:spacing w:before="100" w:beforeAutospacing="1" w:after="100" w:afterAutospacing="1" w:line="240" w:lineRule="auto"/>
+        <w:rPr>
+          <w:rFonts w:ascii="Times New Roman" w:eastAsia="Times New Roman" w:hAnsi="Times New Roman" w:cs="Times New Roman"/>
+          <w:color w:val="000000"/>
+          <w:kern w:val="0"/>
+          <w14:ligatures w14:val="none"/>
+        </w:rPr>
+      </w:pPr>
+      <w:r>
+        <w:rPr>
+          <w:rFonts w:ascii="Times New Roman" w:eastAsia="Times New Roman" w:hAnsi="Times New Roman" w:cs="Times New Roman"/>
+          <w:b/>
+          <w:bCs/>
+          <w:color w:val="000000"/>
+          <w:kern w:val="0"/>
+          <w14:ligatures w14:val="none"/>
+        </w:rPr>
+        <w:t>Real-time intelligence mapping</w:t>
+      </w:r>
+      <w:r>
+        <w:rPr>
+          <w:rFonts w:ascii="Times New Roman" w:eastAsia="Times New Roman" w:hAnsi="Times New Roman" w:cs="Times New Roman"/>
+          <w:color w:val="000000"/>
+          <w:kern w:val="0"/>
+          <w14:ligatures w14:val="none"/>
+        </w:rPr>
+        <w:t> – Analyze </w:t>
+      </w:r>
+      <w:r>
+        <w:rPr>
+          <w:rFonts w:ascii="Times New Roman" w:eastAsia="Times New Roman" w:hAnsi="Times New Roman" w:cs="Times New Roman"/>
+          <w:b/>
+          <w:bCs/>
+          <w:color w:val="000000"/>
+          <w:kern w:val="0"/>
+          <w14:ligatures w14:val="none"/>
+        </w:rPr>
+        <w:t>how misinformation spreads</w:t>
+      </w:r>
+      <w:r>
+        <w:rPr>
+          <w:rFonts w:ascii="Times New Roman" w:eastAsia="Times New Roman" w:hAnsi="Times New Roman" w:cs="Times New Roman"/>
+          <w:color w:val="000000"/>
+          <w:kern w:val="0"/>
+          <w14:ligatures w14:val="none"/>
+        </w:rPr>
+        <w:t> and its influence on financial markets.</w:t>
+      </w:r>
+    </w:p>
+    <w:p>
+      <w:pPr>
+        <w:numPr>
+          <w:ilvl w:val="0"/>
+          <w:numId w:val="19"/>
+        </w:numPr>
+        <w:spacing w:before="100" w:beforeAutospacing="1" w:after="100" w:afterAutospacing="1" w:line="240" w:lineRule="auto"/>
+        <w:rPr>
+          <w:rFonts w:ascii="Times New Roman" w:eastAsia="Times New Roman" w:hAnsi="Times New Roman" w:cs="Times New Roman"/>
+          <w:color w:val="000000"/>
+          <w:kern w:val="0"/>
+          <w14:ligatures w14:val="none"/>
+        </w:rPr>
+      </w:pPr>
+      <w:r>
+        <w:rPr>
+          <w:rFonts w:ascii="Times New Roman" w:eastAsia="Times New Roman" w:hAnsi="Times New Roman" w:cs="Times New Roman"/>
+          <w:b/>
+          <w:bCs/>
+          <w:color w:val="000000"/>
+          <w:kern w:val="0"/>
+          <w14:ligatures w14:val="none"/>
+        </w:rPr>
+        <w:t>Financial narrative tracking</w:t>
+      </w:r>
+      <w:r>
+        <w:rPr>
+          <w:rFonts w:ascii="Times New Roman" w:eastAsia="Times New Roman" w:hAnsi="Times New Roman" w:cs="Times New Roman"/>
+          <w:color w:val="000000"/>
+          <w:kern w:val="0"/>
+          <w14:ligatures w14:val="none"/>
+        </w:rPr>
+        <w:t> – Detect and </w:t>
+      </w:r>
+      <w:r>
+        <w:rPr>
+          <w:rFonts w:ascii="Times New Roman" w:eastAsia="Times New Roman" w:hAnsi="Times New Roman" w:cs="Times New Roman"/>
+          <w:b/>
+          <w:bCs/>
+          <w:color w:val="000000"/>
+          <w:kern w:val="0"/>
+          <w14:ligatures w14:val="none"/>
+        </w:rPr>
+        <w:t>correlate key market-impacting narratives</w:t>
+      </w:r>
+      <w:r>
+        <w:rPr>
+          <w:rFonts w:ascii="Times New Roman" w:eastAsia="Times New Roman" w:hAnsi="Times New Roman" w:cs="Times New Roman"/>
+          <w:color w:val="000000"/>
+          <w:kern w:val="0"/>
+          <w14:ligatures w14:val="none"/>
+        </w:rPr>
+        <w:t>.</w:t>
+      </w:r>
+    </w:p>
+    <w:p>
+      <w:pPr>
+        <w:numPr>
+          <w:ilvl w:val="0"/>
+          <w:numId w:val="19"/>
+        </w:numPr>
+        <w:spacing w:before="100" w:beforeAutospacing="1" w:after="100" w:afterAutospacing="1" w:line="240" w:lineRule="auto"/>
+        <w:rPr>
+          <w:rFonts w:ascii="Times New Roman" w:eastAsia="Times New Roman" w:hAnsi="Times New Roman" w:cs="Times New Roman"/>
+          <w:color w:val="000000"/>
+          <w:kern w:val="0"/>
+          <w14:ligatures w14:val="none"/>
+        </w:rPr>
+      </w:pPr>
+      <w:r>
+        <w:rPr>
+          <w:rFonts w:ascii="Times New Roman" w:eastAsia="Times New Roman" w:hAnsi="Times New Roman" w:cs="Times New Roman"/>
+          <w:b/>
+          <w:bCs/>
+          <w:color w:val="000000"/>
+          <w:kern w:val="0"/>
+          <w14:ligatures w14:val="none"/>
+        </w:rPr>
+        <w:t>Enterprise API (Early Access)</w:t>
+      </w:r>
+      <w:r>
+        <w:rPr>
+          <w:rFonts w:ascii="Times New Roman" w:eastAsia="Times New Roman" w:hAnsi="Times New Roman" w:cs="Times New Roman"/>
+          <w:color w:val="000000"/>
+          <w:kern w:val="0"/>
+          <w14:ligatures w14:val="none"/>
+        </w:rPr>
+        <w:t> – Deliver structured intelligence to financial institutions.</w:t>
+      </w:r>
+    </w:p>
+    <w:p>
+      <w:pPr>
+        <w:spacing w:before="100" w:beforeAutospacing="1" w:after="100" w:afterAutospacing="1" w:line="240" w:lineRule="auto"/>
+        <w:outlineLvl w:val="3"/>
+        <w:rPr>
+          <w:rFonts w:ascii="Times New Roman" w:eastAsia="Times New Roman" w:hAnsi="Times New Roman" w:cs="Times New Roman"/>
+          <w:b/>
+          <w:bCs/>
+          <w:color w:val="000000"/>
+          <w:kern w:val="0"/>
+          <w14:ligatures w14:val="none"/>
+        </w:rPr>
+      </w:pPr>
+      <w:r>
+        <w:rPr>
+          <w:rFonts w:ascii="Apple Color Emoji" w:eastAsia="Times New Roman" w:hAnsi="Apple Color Emoji" w:cs="Apple Color Emoji"/>
+          <w:b/>
+          <w:bCs/>
+          <w:color w:val="000000"/>
+          <w:kern w:val="0"/>
+          <w14:ligatures w14:val="none"/>
+        </w:rPr>
+        <w:t>🌐</w:t>
+      </w:r>
+      <w:r>
+        <w:rPr>
+          <w:rFonts w:ascii="Times New Roman" w:eastAsia="Times New Roman" w:hAnsi="Times New Roman" w:cs="Times New Roman"/>
+          <w:b/>
+          <w:bCs/>
+          <w:color w:val="000000"/>
+          <w:kern w:val="0"/>
+          <w14:ligatures w14:val="none"/>
+        </w:rPr>
+        <w:t xml:space="preserve"> Infrastructure &amp; Scalability</w:t>
+      </w:r>
+    </w:p>
+    <w:p>
+      <w:pPr>
+        <w:numPr>
+          <w:ilvl w:val="0"/>
+          <w:numId w:val="20"/>
+        </w:numPr>
+        <w:spacing w:before="100" w:beforeAutospacing="1" w:after="100" w:afterAutospacing="1" w:line="240" w:lineRule="auto"/>
+        <w:rPr>
+          <w:rFonts w:ascii="Times New Roman" w:eastAsia="Times New Roman" w:hAnsi="Times New Roman" w:cs="Times New Roman"/>
+          <w:color w:val="000000"/>
+          <w:kern w:val="0"/>
+          <w14:ligatures w14:val="none"/>
+        </w:rPr>
+      </w:pPr>
+      <w:r>
+        <w:rPr>
+          <w:rFonts w:ascii="Times New Roman" w:eastAsia="Times New Roman" w:hAnsi="Times New Roman" w:cs="Times New Roman"/>
+          <w:b/>
+          <w:bCs/>
+          <w:color w:val="000000"/>
+          <w:kern w:val="0"/>
+          <w14:ligatures w14:val="none"/>
+        </w:rPr>
+        <w:t>Backend:</w:t>
+      </w:r>
+      <w:r>
+        <w:rPr>
+          <w:rFonts w:ascii="Times New Roman" w:eastAsia="Times New Roman" w:hAnsi="Times New Roman" w:cs="Times New Roman"/>
+          <w:color w:val="000000"/>
+          <w:kern w:val="0"/>
+          <w14:ligatures w14:val="none"/>
+        </w:rPr>
+        <w:t> FastAPI + PostgreSQL + Redis for </w:t>
+      </w:r>
+      <w:r>
+        <w:rPr>
+          <w:rFonts w:ascii="Times New Roman" w:eastAsia="Times New Roman" w:hAnsi="Times New Roman" w:cs="Times New Roman"/>
+          <w:b/>
+          <w:bCs/>
+          <w:color w:val="000000"/>
+          <w:kern w:val="0"/>
+          <w14:ligatures w14:val="none"/>
+        </w:rPr>
+        <w:t>high-efficiency data handling</w:t>
+      </w:r>
+      <w:r>
+        <w:rPr>
+          <w:rFonts w:ascii="Times New Roman" w:eastAsia="Times New Roman" w:hAnsi="Times New Roman" w:cs="Times New Roman"/>
+          <w:color w:val="000000"/>
+          <w:kern w:val="0"/>
+          <w14:ligatures w14:val="none"/>
+        </w:rPr>
+        <w:t>.</w:t>
+      </w:r>
+    </w:p>
+    <w:p>
+      <w:pPr>
+        <w:numPr>
+          <w:ilvl w:val="0"/>
+          <w:numId w:val="20"/>
+        </w:numPr>
+        <w:spacing w:before="100" w:beforeAutospacing="1" w:after="100" w:afterAutospacing="1" w:line="240" w:lineRule="auto"/>
+        <w:rPr>
+          <w:rFonts w:ascii="Times New Roman" w:eastAsia="Times New Roman" w:hAnsi="Times New Roman" w:cs="Times New Roman"/>
+          <w:color w:val="000000"/>
+          <w:kern w:val="0"/>
+          <w14:ligatures w14:val="none"/>
+        </w:rPr>
+      </w:pPr>
+      <w:r>
+        <w:rPr>
+          <w:rFonts w:ascii="Times New Roman" w:eastAsia="Times New Roman" w:hAnsi="Times New Roman" w:cs="Times New Roman"/>
+          <w:b/>
+          <w:bCs/>
+          <w:color w:val="000000"/>
+          <w:kern w:val="0"/>
+          <w14:ligatures w14:val="none"/>
+        </w:rPr>
+        <w:t>Frontend:</w:t>
+      </w:r>
+      <w:r>
+        <w:rPr>
+          <w:rFonts w:ascii="Times New Roman" w:eastAsia="Times New Roman" w:hAnsi="Times New Roman" w:cs="Times New Roman"/>
+          <w:color w:val="000000"/>
+          <w:kern w:val="0"/>
+          <w14:ligatures w14:val="none"/>
+        </w:rPr>
+        <w:t> Next.js + Tailwind CSS for </w:t>
+      </w:r>
+      <w:r>
+        <w:rPr>
+          <w:rFonts w:ascii="Times New Roman" w:eastAsia="Times New Roman" w:hAnsi="Times New Roman" w:cs="Times New Roman"/>
+          <w:b/>
+          <w:bCs/>
+          <w:color w:val="000000"/>
+          <w:kern w:val="0"/>
+          <w14:ligatures w14:val="none"/>
+        </w:rPr>
+        <w:t>a sleek, responsive intelligence dashboard</w:t>
+      </w:r>
+      <w:r>
+        <w:rPr>
+          <w:rFonts w:ascii="Times New Roman" w:eastAsia="Times New Roman" w:hAnsi="Times New Roman" w:cs="Times New Roman"/>
+          <w:color w:val="000000"/>
+          <w:kern w:val="0"/>
+          <w14:ligatures w14:val="none"/>
+        </w:rPr>
+        <w:t>.</w:t>
+      </w:r>
+    </w:p>
+    <w:p>
+      <w:pPr>
+        <w:numPr>
+          <w:ilvl w:val="0"/>
+          <w:numId w:val="20"/>
+        </w:numPr>
+        <w:spacing w:before="100" w:beforeAutospacing="1" w:after="100" w:afterAutospacing="1" w:line="240" w:lineRule="auto"/>
+        <w:rPr>
+          <w:rFonts w:ascii="Times New Roman" w:eastAsia="Times New Roman" w:hAnsi="Times New Roman" w:cs="Times New Roman"/>
+          <w:color w:val="000000"/>
+          <w:kern w:val="0"/>
+          <w14:ligatures w14:val="none"/>
+        </w:rPr>
+      </w:pPr>
+      <w:r>
+        <w:rPr>
+          <w:rFonts w:ascii="Times New Roman" w:eastAsia="Times New Roman" w:hAnsi="Times New Roman" w:cs="Times New Roman"/>
+          <w:b/>
+          <w:bCs/>
+          <w:color w:val="000000"/>
+          <w:kern w:val="0"/>
+          <w14:ligatures w14:val="none"/>
+        </w:rPr>
+        <w:t>AI Model Deployment:</w:t>
+      </w:r>
+      <w:r>
+        <w:rPr>
+          <w:rFonts w:ascii="Times New Roman" w:eastAsia="Times New Roman" w:hAnsi="Times New Roman" w:cs="Times New Roman"/>
+          <w:color w:val="000000"/>
+          <w:kern w:val="0"/>
+          <w14:ligatures w14:val="none"/>
+        </w:rPr>
+        <w:t> Hybrid approach: </w:t>
+      </w:r>
+      <w:r>
+        <w:rPr>
+          <w:rFonts w:ascii="Times New Roman" w:eastAsia="Times New Roman" w:hAnsi="Times New Roman" w:cs="Times New Roman"/>
+          <w:b/>
+          <w:bCs/>
+          <w:color w:val="000000"/>
+          <w:kern w:val="0"/>
+          <w14:ligatures w14:val="none"/>
+        </w:rPr>
+        <w:t>Local inference for individuals, cloud scaling for enterprises</w:t>
+      </w:r>
+      <w:r>
+        <w:rPr>
+          <w:rFonts w:ascii="Times New Roman" w:eastAsia="Times New Roman" w:hAnsi="Times New Roman" w:cs="Times New Roman"/>
+          <w:color w:val="000000"/>
+          <w:kern w:val="0"/>
+          <w14:ligatures w14:val="none"/>
+        </w:rPr>
+        <w:t>.</w:t>
+      </w:r>
+    </w:p>
+    <w:p>
+      <w:pPr>
+        <w:spacing w:before="100" w:beforeAutospacing="1" w:after="100" w:afterAutospacing="1" w:line="240" w:lineRule="auto"/>
+        <w:outlineLvl w:val="3"/>
+        <w:rPr>
+          <w:rFonts w:ascii="Times New Roman" w:eastAsia="Times New Roman" w:hAnsi="Times New Roman" w:cs="Times New Roman"/>
+          <w:b/>
+          <w:bCs/>
+          <w:color w:val="000000"/>
+          <w:kern w:val="0"/>
+          <w14:ligatures w14:val="none"/>
+        </w:rPr>
+      </w:pPr>
+      <w:r>
+        <w:rPr>
+          <w:rFonts w:ascii="Apple Color Emoji" w:eastAsia="Times New Roman" w:hAnsi="Apple Color Emoji" w:cs="Apple Color Emoji"/>
+          <w:b/>
+          <w:bCs/>
+          <w:color w:val="000000"/>
+          <w:kern w:val="0"/>
+          <w14:ligatures w14:val="none"/>
+        </w:rPr>
+        <w:t>👤</w:t>
+      </w:r>
+      <w:r>
+        <w:rPr>
+          <w:rFonts w:ascii="Times New Roman" w:eastAsia="Times New Roman" w:hAnsi="Times New Roman" w:cs="Times New Roman"/>
+          <w:b/>
+          <w:bCs/>
+          <w:color w:val="000000"/>
+          <w:kern w:val="0"/>
+          <w14:ligatures w14:val="none"/>
+        </w:rPr>
+        <w:t xml:space="preserve"> Target Audience Validation</w:t>
+      </w:r>
+    </w:p>
+    <w:p>
+      <w:pPr>
+        <w:numPr>
+          <w:ilvl w:val="0"/>
+          <w:numId w:val="21"/>
+        </w:numPr>
+        <w:spacing w:before="100" w:beforeAutospacing="1" w:after="100" w:afterAutospacing="1" w:line="240" w:lineRule="auto"/>
+        <w:rPr>
+          <w:rFonts w:ascii="Times New Roman" w:eastAsia="Times New Roman" w:hAnsi="Times New Roman" w:cs="Times New Roman"/>
+          <w:color w:val="000000"/>
+          <w:kern w:val="0"/>
+          <w14:ligatures w14:val="none"/>
+        </w:rPr>
+      </w:pPr>
+      <w:r>
+        <w:rPr>
+          <w:rFonts w:ascii="Times New Roman" w:eastAsia="Times New Roman" w:hAnsi="Times New Roman" w:cs="Times New Roman"/>
+          <w:b/>
+          <w:bCs/>
+          <w:color w:val="000000"/>
+          <w:kern w:val="0"/>
+          <w14:ligatures w14:val="none"/>
+        </w:rPr>
+        <w:t>Finance professionals (hedge funds, traders, risk analysts)</w:t>
+      </w:r>
+      <w:r>
+        <w:rPr>
+          <w:rFonts w:ascii="Times New Roman" w:eastAsia="Times New Roman" w:hAnsi="Times New Roman" w:cs="Times New Roman"/>
+          <w:color w:val="000000"/>
+          <w:kern w:val="0"/>
+          <w14:ligatures w14:val="none"/>
+        </w:rPr>
+        <w:t> – Immediate ROI.</w:t>
+      </w:r>
+    </w:p>
+    <w:p>
+      <w:pPr>
+        <w:numPr>
+          <w:ilvl w:val="0"/>
+          <w:numId w:val="21"/>
+        </w:numPr>
+        <w:spacing w:before="100" w:beforeAutospacing="1" w:after="100" w:afterAutospacing="1" w:line="240" w:lineRule="auto"/>
+        <w:rPr>
+          <w:rFonts w:ascii="Times New Roman" w:eastAsia="Times New Roman" w:hAnsi="Times New Roman" w:cs="Times New Roman"/>
+          <w:color w:val="000000"/>
+          <w:kern w:val="0"/>
+          <w14:ligatures w14:val="none"/>
+        </w:rPr>
+      </w:pPr>
+      <w:r>
+        <w:rPr>
+          <w:rFonts w:ascii="Times New Roman" w:eastAsia="Times New Roman" w:hAnsi="Times New Roman" w:cs="Times New Roman"/>
+          <w:b/>
+          <w:bCs/>
+          <w:color w:val="000000"/>
+          <w:kern w:val="0"/>
+          <w14:ligatures w14:val="none"/>
+        </w:rPr>
+        <w:t>Investigative journalists &amp; media watchdogs</w:t>
+      </w:r>
+      <w:r>
+        <w:rPr>
+          <w:rFonts w:ascii="Times New Roman" w:eastAsia="Times New Roman" w:hAnsi="Times New Roman" w:cs="Times New Roman"/>
+          <w:color w:val="000000"/>
+          <w:kern w:val="0"/>
+          <w14:ligatures w14:val="none"/>
+        </w:rPr>
+        <w:t> – Influence amplification &amp; credibility.</w:t>
+      </w:r>
+    </w:p>
+    <w:p>
+      <w:pPr>
+        <w:spacing w:before="100" w:beforeAutospacing="1" w:after="100" w:afterAutospacing="1" w:line="240" w:lineRule="auto"/>
+        <w:outlineLvl w:val="3"/>
+        <w:rPr>
+          <w:rFonts w:ascii="Times New Roman" w:eastAsia="Times New Roman" w:hAnsi="Times New Roman" w:cs="Times New Roman"/>
+          <w:b/>
+          <w:bCs/>
+          <w:color w:val="000000"/>
+          <w:kern w:val="0"/>
+          <w14:ligatures w14:val="none"/>
+        </w:rPr>
+      </w:pPr>
+      <w:r>
+        <w:rPr>
+          <w:rFonts w:ascii="Apple Color Emoji" w:eastAsia="Times New Roman" w:hAnsi="Apple Color Emoji" w:cs="Apple Color Emoji"/>
+          <w:b/>
+          <w:bCs/>
+          <w:color w:val="000000"/>
+          <w:kern w:val="0"/>
+          <w14:ligatures w14:val="none"/>
+        </w:rPr>
+        <w:t>🚀</w:t>
+      </w:r>
+      <w:r>
+        <w:rPr>
+          <w:rFonts w:ascii="Times New Roman" w:eastAsia="Times New Roman" w:hAnsi="Times New Roman" w:cs="Times New Roman"/>
+          <w:b/>
+          <w:bCs/>
+          <w:color w:val="000000"/>
+          <w:kern w:val="0"/>
+          <w14:ligatures w14:val="none"/>
+        </w:rPr>
+        <w:t xml:space="preserve"> Key Deliverables</w:t>
+      </w:r>
+    </w:p>
+    <w:p>
+      <w:pPr>
+        <w:numPr>
+          <w:ilvl w:val="0"/>
+          <w:numId w:val="22"/>
+        </w:numPr>
+        <w:spacing w:before="100" w:beforeAutospacing="1" w:after="100" w:afterAutospacing="1" w:line="240" w:lineRule="auto"/>
+        <w:rPr>
+          <w:rFonts w:ascii="Times New Roman" w:eastAsia="Times New Roman" w:hAnsi="Times New Roman" w:cs="Times New Roman"/>
+          <w:color w:val="000000"/>
+          <w:kern w:val="0"/>
+          <w14:ligatures w14:val="none"/>
+        </w:rPr>
+      </w:pPr>
+      <w:r>
+        <w:rPr>
+          <w:rFonts w:ascii="Times New Roman" w:eastAsia="Times New Roman" w:hAnsi="Times New Roman" w:cs="Times New Roman"/>
+          <w:b/>
+          <w:bCs/>
+          <w:color w:val="000000"/>
+          <w:kern w:val="0"/>
+          <w14:ligatures w14:val="none"/>
+        </w:rPr>
+        <w:t>Prototype release</w:t>
+      </w:r>
+      <w:r>
+        <w:rPr>
+          <w:rFonts w:ascii="Times New Roman" w:eastAsia="Times New Roman" w:hAnsi="Times New Roman" w:cs="Times New Roman"/>
+          <w:color w:val="000000"/>
+          <w:kern w:val="0"/>
+          <w14:ligatures w14:val="none"/>
+        </w:rPr>
+        <w:t> (internal testing + validation).</w:t>
+      </w:r>
+    </w:p>
+    <w:p>
+      <w:pPr>
+        <w:numPr>
+          <w:ilvl w:val="0"/>
+          <w:numId w:val="22"/>
+        </w:numPr>
+        <w:spacing w:before="100" w:beforeAutospacing="1" w:after="100" w:afterAutospacing="1" w:line="240" w:lineRule="auto"/>
+        <w:rPr>
+          <w:rFonts w:ascii="Times New Roman" w:eastAsia="Times New Roman" w:hAnsi="Times New Roman" w:cs="Times New Roman"/>
+          <w:color w:val="000000"/>
+          <w:kern w:val="0"/>
+          <w14:ligatures w14:val="none"/>
+        </w:rPr>
+      </w:pPr>
+      <w:r>
+        <w:rPr>
+          <w:rFonts w:ascii="Times New Roman" w:eastAsia="Times New Roman" w:hAnsi="Times New Roman" w:cs="Times New Roman"/>
+          <w:b/>
+          <w:bCs/>
+          <w:color w:val="000000"/>
+          <w:kern w:val="0"/>
+          <w14:ligatures w14:val="none"/>
+        </w:rPr>
+        <w:t>Private beta launch</w:t>
+      </w:r>
+      <w:r>
+        <w:rPr>
+          <w:rFonts w:ascii="Times New Roman" w:eastAsia="Times New Roman" w:hAnsi="Times New Roman" w:cs="Times New Roman"/>
+          <w:color w:val="000000"/>
+          <w:kern w:val="0"/>
+          <w14:ligatures w14:val="none"/>
+        </w:rPr>
+        <w:t> with select </w:t>
+      </w:r>
+      <w:r>
+        <w:rPr>
+          <w:rFonts w:ascii="Times New Roman" w:eastAsia="Times New Roman" w:hAnsi="Times New Roman" w:cs="Times New Roman"/>
+          <w:b/>
+          <w:bCs/>
+          <w:color w:val="000000"/>
+          <w:kern w:val="0"/>
+          <w14:ligatures w14:val="none"/>
+        </w:rPr>
+        <w:t>financial analysts &amp; intelligence professionals</w:t>
+      </w:r>
+      <w:r>
+        <w:rPr>
+          <w:rFonts w:ascii="Times New Roman" w:eastAsia="Times New Roman" w:hAnsi="Times New Roman" w:cs="Times New Roman"/>
+          <w:color w:val="000000"/>
+          <w:kern w:val="0"/>
+          <w14:ligatures w14:val="none"/>
+        </w:rPr>
+        <w:t>.</w:t>
+      </w:r>
+    </w:p>
+    <w:p>
+      <w:pPr>
+        <w:numPr>
+          <w:ilvl w:val="0"/>
+          <w:numId w:val="22"/>
+        </w:numPr>
+        <w:spacing w:before="100" w:beforeAutospacing="1" w:after="100" w:afterAutospacing="1" w:line="240" w:lineRule="auto"/>
+        <w:rPr>
+          <w:rFonts w:ascii="Times New Roman" w:eastAsia="Times New Roman" w:hAnsi="Times New Roman" w:cs="Times New Roman"/>
+          <w:color w:val="000000"/>
+          <w:kern w:val="0"/>
+          <w14:ligatures w14:val="none"/>
+        </w:rPr>
+      </w:pPr>
+      <w:r>
+        <w:rPr>
+          <w:rFonts w:ascii="Times New Roman" w:eastAsia="Times New Roman" w:hAnsi="Times New Roman" w:cs="Times New Roman"/>
+          <w:b/>
+          <w:bCs/>
+          <w:color w:val="000000"/>
+          <w:kern w:val="0"/>
+          <w14:ligatures w14:val="none"/>
+        </w:rPr>
+        <w:t>Enterprise API validation</w:t>
+      </w:r>
+      <w:r>
+        <w:rPr>
+          <w:rFonts w:ascii="Times New Roman" w:eastAsia="Times New Roman" w:hAnsi="Times New Roman" w:cs="Times New Roman"/>
+          <w:color w:val="000000"/>
+          <w:kern w:val="0"/>
+          <w14:ligatures w14:val="none"/>
+        </w:rPr>
+        <w:t> – Onboard early adopters for structured feedback.</w:t>
+      </w:r>
+    </w:p>
+    <w:p>
+      <w:pPr>
+        <w:numPr>
+          <w:ilvl w:val="0"/>
+          <w:numId w:val="22"/>
+        </w:numPr>
+        <w:spacing w:before="100" w:beforeAutospacing="1" w:after="100" w:afterAutospacing="1" w:line="240" w:lineRule="auto"/>
+        <w:rPr>
+          <w:rFonts w:ascii="Times New Roman" w:eastAsia="Times New Roman" w:hAnsi="Times New Roman" w:cs="Times New Roman"/>
+          <w:color w:val="000000"/>
+          <w:kern w:val="0"/>
+          <w14:ligatures w14:val="none"/>
+        </w:rPr>
+      </w:pPr>
+      <w:r>
+        <w:rPr>
+          <w:rFonts w:ascii="Times New Roman" w:eastAsia="Times New Roman" w:hAnsi="Times New Roman" w:cs="Times New Roman"/>
+          <w:b/>
+          <w:bCs/>
+          <w:color w:val="000000"/>
+          <w:kern w:val="0"/>
+          <w14:ligatures w14:val="none"/>
+        </w:rPr>
+        <w:t>Refinement of AI intelligence engine</w:t>
+      </w:r>
+      <w:r>
+        <w:rPr>
+          <w:rFonts w:ascii="Times New Roman" w:eastAsia="Times New Roman" w:hAnsi="Times New Roman" w:cs="Times New Roman"/>
+          <w:color w:val="000000"/>
+          <w:kern w:val="0"/>
+          <w14:ligatures w14:val="none"/>
+        </w:rPr>
+        <w:t> based on real-world use cases.</w:t>
+      </w:r>
+    </w:p>
+    <w:p>
+      <w:pPr>
+        <w:spacing w:after="0" w:line="240" w:lineRule="auto"/>
+        <w:rPr>
+          <w:rFonts w:ascii="Times New Roman" w:eastAsia="Times New Roman" w:hAnsi="Times New Roman" w:cs="Times New Roman"/>
+          <w:kern w:val="0"/>
+          <w14:ligatures w14:val="none"/>
+        </w:rPr>
+      </w:pPr>
+      <w:r>
+        <w:rPr>
+          <w:rFonts w:ascii="Times New Roman" w:eastAsia="Times New Roman" w:hAnsi="Times New Roman" w:cs="Times New Roman"/>
+          <w:noProof/>
+          <w:kern w:val="0"/>
+        </w:rPr>
+        <w:pict>
+          <v:rect id="_x0000_i1030" alt="" style="width:468pt;height:.05pt;mso-width-percent:0;mso-height-percent:0;mso-width-percent:0;mso-height-percent:0" o:hralign="center" o:hrstd="t" o:hr="t" fillcolor="#a0a0a0" stroked="f"/>
+        </w:pict>
+      </w:r>
+    </w:p>
+    <w:p>
+      <w:pPr>
+        <w:spacing w:before="100" w:beforeAutospacing="1" w:after="100" w:afterAutospacing="1" w:line="240" w:lineRule="auto"/>
+        <w:outlineLvl w:val="2"/>
+        <w:rPr>
+          <w:rFonts w:ascii="Times New Roman" w:eastAsia="Times New Roman" w:hAnsi="Times New Roman" w:cs="Times New Roman"/>
+          <w:b/>
+          <w:bCs/>
+          <w:color w:val="000000"/>
+          <w:kern w:val="0"/>
+          <w:sz w:val="27"/>
+          <w:szCs w:val="27"/>
+          <w14:ligatures w14:val="none"/>
+        </w:rPr>
+      </w:pPr>
+      <w:r>
+        <w:rPr>
+          <w:rFonts w:ascii="Apple Color Emoji" w:eastAsia="Times New Roman" w:hAnsi="Apple Color Emoji" w:cs="Apple Color Emoji"/>
+          <w:b/>
+          <w:bCs/>
+          <w:color w:val="000000"/>
+          <w:kern w:val="0"/>
+          <w:sz w:val="27"/>
+          <w:szCs w:val="27"/>
+          <w14:ligatures w14:val="none"/>
+        </w:rPr>
+        <w:t>📈</w:t>
+      </w:r>
+      <w:r>
+        <w:rPr>
+          <w:rFonts w:ascii="Times New Roman" w:eastAsia="Times New Roman" w:hAnsi="Times New Roman" w:cs="Times New Roman"/>
+          <w:b/>
+          <w:bCs/>
+          <w:color w:val="000000"/>
+          <w:kern w:val="0"/>
+          <w:sz w:val="27"/>
+          <w:szCs w:val="27"/>
+          <w14:ligatures w14:val="none"/>
+        </w:rPr>
+        <w:t xml:space="preserve"> Phase 2 (6-12 Months): Scaling &amp; Expansion</w:t>
+      </w:r>
+    </w:p>
+    <w:p>
+      <w:pPr>
+        <w:spacing w:before="100" w:beforeAutospacing="1" w:after="100" w:afterAutospacing="1" w:line="240" w:lineRule="auto"/>
+        <w:outlineLvl w:val="3"/>
+        <w:rPr>
+          <w:rFonts w:ascii="Times New Roman" w:eastAsia="Times New Roman" w:hAnsi="Times New Roman" w:cs="Times New Roman"/>
+          <w:b/>
+          <w:bCs/>
+          <w:color w:val="000000"/>
+          <w:kern w:val="0"/>
+          <w14:ligatures w14:val="none"/>
+        </w:rPr>
+      </w:pPr>
+      <w:r>
+        <w:rPr>
+          <w:rFonts w:ascii="Apple Color Emoji" w:eastAsia="Times New Roman" w:hAnsi="Apple Color Emoji" w:cs="Apple Color Emoji"/>
+          <w:b/>
+          <w:bCs/>
+          <w:color w:val="000000"/>
+          <w:kern w:val="0"/>
+          <w14:ligatures w14:val="none"/>
+        </w:rPr>
+        <w:lastRenderedPageBreak/>
+        <w:t>📆</w:t>
+      </w:r>
+      <w:r>
+        <w:rPr>
+          <w:rFonts w:ascii="Times New Roman" w:eastAsia="Times New Roman" w:hAnsi="Times New Roman" w:cs="Times New Roman"/>
+          <w:b/>
+          <w:bCs/>
+          <w:color w:val="000000"/>
+          <w:kern w:val="0"/>
+          <w14:ligatures w14:val="none"/>
+        </w:rPr>
+        <w:t xml:space="preserve"> AI &amp; Data Enhancements</w:t>
+      </w:r>
+    </w:p>
+    <w:p>
+      <w:pPr>
+        <w:numPr>
+          <w:ilvl w:val="0"/>
+          <w:numId w:val="23"/>
+        </w:numPr>
+        <w:spacing w:before="100" w:beforeAutospacing="1" w:after="100" w:afterAutospacing="1" w:line="240" w:lineRule="auto"/>
+        <w:rPr>
+          <w:rFonts w:ascii="Times New Roman" w:eastAsia="Times New Roman" w:hAnsi="Times New Roman" w:cs="Times New Roman"/>
+          <w:color w:val="000000"/>
+          <w:kern w:val="0"/>
+          <w14:ligatures w14:val="none"/>
+        </w:rPr>
+      </w:pPr>
+      <w:r>
+        <w:rPr>
+          <w:rFonts w:ascii="Times New Roman" w:eastAsia="Times New Roman" w:hAnsi="Times New Roman" w:cs="Times New Roman"/>
+          <w:b/>
+          <w:bCs/>
+          <w:color w:val="000000"/>
+          <w:kern w:val="0"/>
+          <w14:ligatures w14:val="none"/>
+        </w:rPr>
+        <w:t>Improve AI misinformation tracking</w:t>
+      </w:r>
+      <w:r>
+        <w:rPr>
+          <w:rFonts w:ascii="Times New Roman" w:eastAsia="Times New Roman" w:hAnsi="Times New Roman" w:cs="Times New Roman"/>
+          <w:color w:val="000000"/>
+          <w:kern w:val="0"/>
+          <w14:ligatures w14:val="none"/>
+        </w:rPr>
+        <w:t> with </w:t>
+      </w:r>
+      <w:r>
+        <w:rPr>
+          <w:rFonts w:ascii="Times New Roman" w:eastAsia="Times New Roman" w:hAnsi="Times New Roman" w:cs="Times New Roman"/>
+          <w:b/>
+          <w:bCs/>
+          <w:color w:val="000000"/>
+          <w:kern w:val="0"/>
+          <w14:ligatures w14:val="none"/>
+        </w:rPr>
+        <w:t>expanded datasets &amp; geopolitical inputs</w:t>
+      </w:r>
+      <w:r>
+        <w:rPr>
+          <w:rFonts w:ascii="Times New Roman" w:eastAsia="Times New Roman" w:hAnsi="Times New Roman" w:cs="Times New Roman"/>
+          <w:color w:val="000000"/>
+          <w:kern w:val="0"/>
+          <w14:ligatures w14:val="none"/>
+        </w:rPr>
+        <w:t>.</w:t>
+      </w:r>
+    </w:p>
+    <w:p>
+      <w:pPr>
+        <w:numPr>
+          <w:ilvl w:val="0"/>
+          <w:numId w:val="23"/>
+        </w:numPr>
+        <w:spacing w:before="100" w:beforeAutospacing="1" w:after="100" w:afterAutospacing="1" w:line="240" w:lineRule="auto"/>
+        <w:rPr>
+          <w:rFonts w:ascii="Times New Roman" w:eastAsia="Times New Roman" w:hAnsi="Times New Roman" w:cs="Times New Roman"/>
+          <w:color w:val="000000"/>
+          <w:kern w:val="0"/>
+          <w14:ligatures w14:val="none"/>
+        </w:rPr>
+      </w:pPr>
+      <w:r>
+        <w:rPr>
+          <w:rFonts w:ascii="Times New Roman" w:eastAsia="Times New Roman" w:hAnsi="Times New Roman" w:cs="Times New Roman"/>
+          <w:b/>
+          <w:bCs/>
+          <w:color w:val="000000"/>
+          <w:kern w:val="0"/>
+          <w14:ligatures w14:val="none"/>
+        </w:rPr>
+        <w:t>Implement user-driven intelligence mapping</w:t>
+      </w:r>
+      <w:r>
+        <w:rPr>
+          <w:rFonts w:ascii="Times New Roman" w:eastAsia="Times New Roman" w:hAnsi="Times New Roman" w:cs="Times New Roman"/>
+          <w:color w:val="000000"/>
+          <w:kern w:val="0"/>
+          <w14:ligatures w14:val="none"/>
+        </w:rPr>
+        <w:t> – Analysts can </w:t>
+      </w:r>
+      <w:r>
+        <w:rPr>
+          <w:rFonts w:ascii="Times New Roman" w:eastAsia="Times New Roman" w:hAnsi="Times New Roman" w:cs="Times New Roman"/>
+          <w:b/>
+          <w:bCs/>
+          <w:color w:val="000000"/>
+          <w:kern w:val="0"/>
+          <w14:ligatures w14:val="none"/>
+        </w:rPr>
+        <w:t>flag contradictions &amp; confirm insights</w:t>
+      </w:r>
+      <w:r>
+        <w:rPr>
+          <w:rFonts w:ascii="Times New Roman" w:eastAsia="Times New Roman" w:hAnsi="Times New Roman" w:cs="Times New Roman"/>
+          <w:color w:val="000000"/>
+          <w:kern w:val="0"/>
+          <w14:ligatures w14:val="none"/>
+        </w:rPr>
+        <w:t>.</w:t>
+      </w:r>
+    </w:p>
+    <w:p>
+      <w:pPr>
+        <w:numPr>
+          <w:ilvl w:val="0"/>
+          <w:numId w:val="23"/>
+        </w:numPr>
+        <w:spacing w:before="100" w:beforeAutospacing="1" w:after="100" w:afterAutospacing="1" w:line="240" w:lineRule="auto"/>
+        <w:rPr>
+          <w:rFonts w:ascii="Times New Roman" w:eastAsia="Times New Roman" w:hAnsi="Times New Roman" w:cs="Times New Roman"/>
+          <w:color w:val="000000"/>
+          <w:kern w:val="0"/>
+          <w14:ligatures w14:val="none"/>
+        </w:rPr>
+      </w:pPr>
+      <w:r>
+        <w:rPr>
+          <w:rFonts w:ascii="Times New Roman" w:eastAsia="Times New Roman" w:hAnsi="Times New Roman" w:cs="Times New Roman"/>
+          <w:b/>
+          <w:bCs/>
+          <w:color w:val="000000"/>
+          <w:kern w:val="0"/>
+          <w14:ligatures w14:val="none"/>
+        </w:rPr>
+        <w:t>Enhance AI-driven data visualization &amp; reporting tools</w:t>
+      </w:r>
+      <w:r>
+        <w:rPr>
+          <w:rFonts w:ascii="Times New Roman" w:eastAsia="Times New Roman" w:hAnsi="Times New Roman" w:cs="Times New Roman"/>
+          <w:color w:val="000000"/>
+          <w:kern w:val="0"/>
+          <w14:ligatures w14:val="none"/>
+        </w:rPr>
+        <w:t> for decision-makers.</w:t>
+      </w:r>
+    </w:p>
+    <w:p>
+      <w:pPr>
+        <w:spacing w:before="100" w:beforeAutospacing="1" w:after="100" w:afterAutospacing="1" w:line="240" w:lineRule="auto"/>
+        <w:outlineLvl w:val="3"/>
+        <w:rPr>
+          <w:rFonts w:ascii="Times New Roman" w:eastAsia="Times New Roman" w:hAnsi="Times New Roman" w:cs="Times New Roman"/>
+          <w:b/>
+          <w:bCs/>
+          <w:color w:val="000000"/>
+          <w:kern w:val="0"/>
+          <w14:ligatures w14:val="none"/>
+        </w:rPr>
+      </w:pPr>
+      <w:r>
+        <w:rPr>
+          <w:rFonts w:ascii="Apple Color Emoji" w:eastAsia="Times New Roman" w:hAnsi="Apple Color Emoji" w:cs="Apple Color Emoji"/>
+          <w:b/>
+          <w:bCs/>
+          <w:color w:val="000000"/>
+          <w:kern w:val="0"/>
+          <w14:ligatures w14:val="none"/>
+        </w:rPr>
+        <w:t>👤</w:t>
+      </w:r>
+      <w:r>
+        <w:rPr>
+          <w:rFonts w:ascii="Times New Roman" w:eastAsia="Times New Roman" w:hAnsi="Times New Roman" w:cs="Times New Roman"/>
+          <w:b/>
+          <w:bCs/>
+          <w:color w:val="000000"/>
+          <w:kern w:val="0"/>
+          <w14:ligatures w14:val="none"/>
+        </w:rPr>
+        <w:t xml:space="preserve"> User Expansion &amp; Market Penetration</w:t>
+      </w:r>
+    </w:p>
+    <w:p>
+      <w:pPr>
+        <w:numPr>
+          <w:ilvl w:val="0"/>
+          <w:numId w:val="24"/>
+        </w:numPr>
+        <w:spacing w:before="100" w:beforeAutospacing="1" w:after="100" w:afterAutospacing="1" w:line="240" w:lineRule="auto"/>
+        <w:rPr>
+          <w:rFonts w:ascii="Times New Roman" w:eastAsia="Times New Roman" w:hAnsi="Times New Roman" w:cs="Times New Roman"/>
+          <w:color w:val="000000"/>
+          <w:kern w:val="0"/>
+          <w14:ligatures w14:val="none"/>
+        </w:rPr>
+      </w:pPr>
+      <w:r>
+        <w:rPr>
+          <w:rFonts w:ascii="Times New Roman" w:eastAsia="Times New Roman" w:hAnsi="Times New Roman" w:cs="Times New Roman"/>
+          <w:b/>
+          <w:bCs/>
+          <w:color w:val="000000"/>
+          <w:kern w:val="0"/>
+          <w14:ligatures w14:val="none"/>
+        </w:rPr>
+        <w:t>Extend access</w:t>
+      </w:r>
+      <w:r>
+        <w:rPr>
+          <w:rFonts w:ascii="Times New Roman" w:eastAsia="Times New Roman" w:hAnsi="Times New Roman" w:cs="Times New Roman"/>
+          <w:color w:val="000000"/>
+          <w:kern w:val="0"/>
+          <w14:ligatures w14:val="none"/>
+        </w:rPr>
+        <w:t> to </w:t>
+      </w:r>
+      <w:r>
+        <w:rPr>
+          <w:rFonts w:ascii="Times New Roman" w:eastAsia="Times New Roman" w:hAnsi="Times New Roman" w:cs="Times New Roman"/>
+          <w:b/>
+          <w:bCs/>
+          <w:color w:val="000000"/>
+          <w:kern w:val="0"/>
+          <w14:ligatures w14:val="none"/>
+        </w:rPr>
+        <w:t>institutional investors, intelligence firms, and think tanks</w:t>
+      </w:r>
+      <w:r>
+        <w:rPr>
+          <w:rFonts w:ascii="Times New Roman" w:eastAsia="Times New Roman" w:hAnsi="Times New Roman" w:cs="Times New Roman"/>
+          <w:color w:val="000000"/>
+          <w:kern w:val="0"/>
+          <w14:ligatures w14:val="none"/>
+        </w:rPr>
+        <w:t>.</w:t>
+      </w:r>
+    </w:p>
+    <w:p>
+      <w:pPr>
+        <w:numPr>
+          <w:ilvl w:val="0"/>
+          <w:numId w:val="24"/>
+        </w:numPr>
+        <w:spacing w:before="100" w:beforeAutospacing="1" w:after="100" w:afterAutospacing="1" w:line="240" w:lineRule="auto"/>
+        <w:rPr>
+          <w:rFonts w:ascii="Times New Roman" w:eastAsia="Times New Roman" w:hAnsi="Times New Roman" w:cs="Times New Roman"/>
+          <w:color w:val="000000"/>
+          <w:kern w:val="0"/>
+          <w14:ligatures w14:val="none"/>
+        </w:rPr>
+      </w:pPr>
+      <w:r>
+        <w:rPr>
+          <w:rFonts w:ascii="Times New Roman" w:eastAsia="Times New Roman" w:hAnsi="Times New Roman" w:cs="Times New Roman"/>
+          <w:b/>
+          <w:bCs/>
+          <w:color w:val="000000"/>
+          <w:kern w:val="0"/>
+          <w14:ligatures w14:val="none"/>
+        </w:rPr>
+        <w:t>Begin full-scale subscription rollout</w:t>
+      </w:r>
+      <w:r>
+        <w:rPr>
+          <w:rFonts w:ascii="Times New Roman" w:eastAsia="Times New Roman" w:hAnsi="Times New Roman" w:cs="Times New Roman"/>
+          <w:color w:val="000000"/>
+          <w:kern w:val="0"/>
+          <w14:ligatures w14:val="none"/>
+        </w:rPr>
+        <w:t> for intelligence-driven API access.</w:t>
+      </w:r>
+    </w:p>
+    <w:p>
+      <w:pPr>
+        <w:numPr>
+          <w:ilvl w:val="0"/>
+          <w:numId w:val="24"/>
+        </w:numPr>
+        <w:spacing w:before="100" w:beforeAutospacing="1" w:after="100" w:afterAutospacing="1" w:line="240" w:lineRule="auto"/>
+        <w:rPr>
+          <w:rFonts w:ascii="Times New Roman" w:eastAsia="Times New Roman" w:hAnsi="Times New Roman" w:cs="Times New Roman"/>
+          <w:color w:val="000000"/>
+          <w:kern w:val="0"/>
+          <w14:ligatures w14:val="none"/>
+        </w:rPr>
+      </w:pPr>
+      <w:r>
+        <w:rPr>
+          <w:rFonts w:ascii="Times New Roman" w:eastAsia="Times New Roman" w:hAnsi="Times New Roman" w:cs="Times New Roman"/>
+          <w:b/>
+          <w:bCs/>
+          <w:color w:val="000000"/>
+          <w:kern w:val="0"/>
+          <w14:ligatures w14:val="none"/>
+        </w:rPr>
+        <w:t>Growth-focused marketing</w:t>
+      </w:r>
+      <w:r>
+        <w:rPr>
+          <w:rFonts w:ascii="Times New Roman" w:eastAsia="Times New Roman" w:hAnsi="Times New Roman" w:cs="Times New Roman"/>
+          <w:color w:val="000000"/>
+          <w:kern w:val="0"/>
+          <w14:ligatures w14:val="none"/>
+        </w:rPr>
+        <w:t> – Educate </w:t>
+      </w:r>
+      <w:r>
+        <w:rPr>
+          <w:rFonts w:ascii="Times New Roman" w:eastAsia="Times New Roman" w:hAnsi="Times New Roman" w:cs="Times New Roman"/>
+          <w:b/>
+          <w:bCs/>
+          <w:color w:val="000000"/>
+          <w:kern w:val="0"/>
+          <w14:ligatures w14:val="none"/>
+        </w:rPr>
+        <w:t>enterprise clients on misinformation’s financial impact</w:t>
+      </w:r>
+      <w:r>
+        <w:rPr>
+          <w:rFonts w:ascii="Times New Roman" w:eastAsia="Times New Roman" w:hAnsi="Times New Roman" w:cs="Times New Roman"/>
+          <w:color w:val="000000"/>
+          <w:kern w:val="0"/>
+          <w14:ligatures w14:val="none"/>
+        </w:rPr>
+        <w:t>.</w:t>
+      </w:r>
+    </w:p>
+    <w:p>
+      <w:pPr>
+        <w:spacing w:before="100" w:beforeAutospacing="1" w:after="100" w:afterAutospacing="1" w:line="240" w:lineRule="auto"/>
+        <w:outlineLvl w:val="3"/>
+        <w:rPr>
+          <w:rFonts w:ascii="Times New Roman" w:eastAsia="Times New Roman" w:hAnsi="Times New Roman" w:cs="Times New Roman"/>
+          <w:b/>
+          <w:bCs/>
+          <w:color w:val="000000"/>
+          <w:kern w:val="0"/>
+          <w14:ligatures w14:val="none"/>
+        </w:rPr>
+      </w:pPr>
+      <w:r>
+        <w:rPr>
+          <w:rFonts w:ascii="Apple Color Emoji" w:eastAsia="Times New Roman" w:hAnsi="Apple Color Emoji" w:cs="Apple Color Emoji"/>
+          <w:b/>
+          <w:bCs/>
+          <w:color w:val="000000"/>
+          <w:kern w:val="0"/>
+          <w14:ligatures w14:val="none"/>
+        </w:rPr>
+        <w:t>🚀</w:t>
+      </w:r>
+      <w:r>
+        <w:rPr>
+          <w:rFonts w:ascii="Times New Roman" w:eastAsia="Times New Roman" w:hAnsi="Times New Roman" w:cs="Times New Roman"/>
+          <w:b/>
+          <w:bCs/>
+          <w:color w:val="000000"/>
+          <w:kern w:val="0"/>
+          <w14:ligatures w14:val="none"/>
+        </w:rPr>
+        <w:t xml:space="preserve"> Key Deliverables</w:t>
+      </w:r>
+    </w:p>
+    <w:p>
+      <w:pPr>
+        <w:numPr>
+          <w:ilvl w:val="0"/>
+          <w:numId w:val="25"/>
+        </w:numPr>
+        <w:spacing w:before="100" w:beforeAutospacing="1" w:after="100" w:afterAutospacing="1" w:line="240" w:lineRule="auto"/>
+        <w:rPr>
+          <w:rFonts w:ascii="Times New Roman" w:eastAsia="Times New Roman" w:hAnsi="Times New Roman" w:cs="Times New Roman"/>
+          <w:color w:val="000000"/>
+          <w:kern w:val="0"/>
+          <w14:ligatures w14:val="none"/>
+        </w:rPr>
+      </w:pPr>
+      <w:r>
+        <w:rPr>
+          <w:rFonts w:ascii="Times New Roman" w:eastAsia="Times New Roman" w:hAnsi="Times New Roman" w:cs="Times New Roman"/>
+          <w:b/>
+          <w:bCs/>
+          <w:color w:val="000000"/>
+          <w:kern w:val="0"/>
+          <w14:ligatures w14:val="none"/>
+        </w:rPr>
+        <w:t>Enterprise intelligence dashboard</w:t>
+      </w:r>
+      <w:r>
+        <w:rPr>
+          <w:rFonts w:ascii="Times New Roman" w:eastAsia="Times New Roman" w:hAnsi="Times New Roman" w:cs="Times New Roman"/>
+          <w:color w:val="000000"/>
+          <w:kern w:val="0"/>
+          <w14:ligatures w14:val="none"/>
+        </w:rPr>
+        <w:t> with </w:t>
+      </w:r>
+      <w:r>
+        <w:rPr>
+          <w:rFonts w:ascii="Times New Roman" w:eastAsia="Times New Roman" w:hAnsi="Times New Roman" w:cs="Times New Roman"/>
+          <w:b/>
+          <w:bCs/>
+          <w:color w:val="000000"/>
+          <w:kern w:val="0"/>
+          <w14:ligatures w14:val="none"/>
+        </w:rPr>
+        <w:t>scalable, customizable analytics</w:t>
+      </w:r>
+      <w:r>
+        <w:rPr>
+          <w:rFonts w:ascii="Times New Roman" w:eastAsia="Times New Roman" w:hAnsi="Times New Roman" w:cs="Times New Roman"/>
+          <w:color w:val="000000"/>
+          <w:kern w:val="0"/>
+          <w14:ligatures w14:val="none"/>
+        </w:rPr>
+        <w:t>.</w:t>
+      </w:r>
+    </w:p>
+    <w:p>
+      <w:pPr>
+        <w:numPr>
+          <w:ilvl w:val="0"/>
+          <w:numId w:val="25"/>
+        </w:numPr>
+        <w:spacing w:before="100" w:beforeAutospacing="1" w:after="100" w:afterAutospacing="1" w:line="240" w:lineRule="auto"/>
+        <w:rPr>
+          <w:rFonts w:ascii="Times New Roman" w:eastAsia="Times New Roman" w:hAnsi="Times New Roman" w:cs="Times New Roman"/>
+          <w:color w:val="000000"/>
+          <w:kern w:val="0"/>
+          <w14:ligatures w14:val="none"/>
+        </w:rPr>
+      </w:pPr>
+      <w:r>
+        <w:rPr>
+          <w:rFonts w:ascii="Times New Roman" w:eastAsia="Times New Roman" w:hAnsi="Times New Roman" w:cs="Times New Roman"/>
+          <w:b/>
+          <w:bCs/>
+          <w:color w:val="000000"/>
+          <w:kern w:val="0"/>
+          <w14:ligatures w14:val="none"/>
+        </w:rPr>
+        <w:t>Full-scale API commercialization</w:t>
+      </w:r>
+      <w:r>
+        <w:rPr>
+          <w:rFonts w:ascii="Times New Roman" w:eastAsia="Times New Roman" w:hAnsi="Times New Roman" w:cs="Times New Roman"/>
+          <w:color w:val="000000"/>
+          <w:kern w:val="0"/>
+          <w14:ligatures w14:val="none"/>
+        </w:rPr>
+        <w:t> (subscription-based SaaS model).</w:t>
+      </w:r>
+    </w:p>
+    <w:p>
+      <w:pPr>
+        <w:numPr>
+          <w:ilvl w:val="0"/>
+          <w:numId w:val="25"/>
+        </w:numPr>
+        <w:spacing w:before="100" w:beforeAutospacing="1" w:after="100" w:afterAutospacing="1" w:line="240" w:lineRule="auto"/>
+        <w:rPr>
+          <w:rFonts w:ascii="Times New Roman" w:eastAsia="Times New Roman" w:hAnsi="Times New Roman" w:cs="Times New Roman"/>
+          <w:color w:val="000000"/>
+          <w:kern w:val="0"/>
+          <w14:ligatures w14:val="none"/>
+        </w:rPr>
+      </w:pPr>
+      <w:r>
+        <w:rPr>
+          <w:rFonts w:ascii="Times New Roman" w:eastAsia="Times New Roman" w:hAnsi="Times New Roman" w:cs="Times New Roman"/>
+          <w:b/>
+          <w:bCs/>
+          <w:color w:val="000000"/>
+          <w:kern w:val="0"/>
+          <w14:ligatures w14:val="none"/>
+        </w:rPr>
+        <w:t>AI-driven research assistant integration</w:t>
+      </w:r>
+      <w:r>
+        <w:rPr>
+          <w:rFonts w:ascii="Times New Roman" w:eastAsia="Times New Roman" w:hAnsi="Times New Roman" w:cs="Times New Roman"/>
+          <w:color w:val="000000"/>
+          <w:kern w:val="0"/>
+          <w14:ligatures w14:val="none"/>
+        </w:rPr>
+        <w:t> for enterprise users.</w:t>
+      </w:r>
+    </w:p>
+    <w:p>
+      <w:pPr>
+        <w:spacing w:after="0" w:line="240" w:lineRule="auto"/>
+        <w:rPr>
+          <w:rFonts w:ascii="Times New Roman" w:eastAsia="Times New Roman" w:hAnsi="Times New Roman" w:cs="Times New Roman"/>
+          <w:kern w:val="0"/>
+          <w14:ligatures w14:val="none"/>
+        </w:rPr>
+      </w:pPr>
+      <w:r>
+        <w:rPr>
+          <w:rFonts w:ascii="Times New Roman" w:eastAsia="Times New Roman" w:hAnsi="Times New Roman" w:cs="Times New Roman"/>
+          <w:noProof/>
           <w:kern w:val="0"/>
         </w:rPr>
         <w:pict>
@@ -211,15 +1570,15 @@
     <w:p>
       <w:pPr>
         <w:spacing w:before="100" w:beforeAutospacing="1" w:after="100" w:afterAutospacing="1" w:line="240" w:lineRule="auto"/>
-        <w:outlineLvl w:val="1"/>
-        <w:rPr>
-          <w:rFonts w:ascii="Times New Roman" w:eastAsia="Times New Roman" w:hAnsi="Times New Roman" w:cs="Times New Roman"/>
-          <w:b/>
-          <w:bCs/>
-          <w:color w:val="000000"/>
-          <w:kern w:val="0"/>
-          <w:sz w:val="36"/>
-          <w:szCs w:val="36"/>
+        <w:outlineLvl w:val="2"/>
+        <w:rPr>
+          <w:rFonts w:ascii="Times New Roman" w:eastAsia="Times New Roman" w:hAnsi="Times New Roman" w:cs="Times New Roman"/>
+          <w:b/>
+          <w:bCs/>
+          <w:color w:val="000000"/>
+          <w:kern w:val="0"/>
+          <w:sz w:val="27"/>
+          <w:szCs w:val="27"/>
           <w14:ligatures w14:val="none"/>
         </w:rPr>
       </w:pPr>
@@ -230,38 +1589,36 @@
           <w:bCs/>
           <w:color w:val="000000"/>
           <w:kern w:val="0"/>
-          <w:sz w:val="36"/>
-          <w:szCs w:val="36"/>
-          <w14:ligatures w14:val="none"/>
-        </w:rPr>
-        <w:t>🛠️</w:t>
-      </w:r>
-      <w:r>
-        <w:rPr>
-          <w:rFonts w:ascii="Times New Roman" w:eastAsia="Times New Roman" w:hAnsi="Times New Roman" w:cs="Times New Roman"/>
-          <w:b/>
-          <w:bCs/>
-          <w:color w:val="000000"/>
-          <w:kern w:val="0"/>
-          <w:sz w:val="36"/>
-          <w:szCs w:val="36"/>
-          <w14:ligatures w14:val="none"/>
-        </w:rPr>
-        <w:t xml:space="preserve"> Phase 1 (0-6 Months): MVP Development</w:t>
+          <w:sz w:val="27"/>
+          <w:szCs w:val="27"/>
+          <w14:ligatures w14:val="none"/>
+        </w:rPr>
+        <w:t>🌟</w:t>
+      </w:r>
+      <w:r>
+        <w:rPr>
+          <w:rFonts w:ascii="Times New Roman" w:eastAsia="Times New Roman" w:hAnsi="Times New Roman" w:cs="Times New Roman"/>
+          <w:b/>
+          <w:bCs/>
+          <w:color w:val="000000"/>
+          <w:kern w:val="0"/>
+          <w:sz w:val="27"/>
+          <w:szCs w:val="27"/>
+          <w14:ligatures w14:val="none"/>
+        </w:rPr>
+        <w:t xml:space="preserve"> Phase 3 (12-24 Months): Monetization &amp; Dominance</w:t>
       </w:r>
     </w:p>
     <w:p>
       <w:pPr>
         <w:spacing w:before="100" w:beforeAutospacing="1" w:after="100" w:afterAutospacing="1" w:line="240" w:lineRule="auto"/>
-        <w:outlineLvl w:val="2"/>
-        <w:rPr>
-          <w:rFonts w:ascii="Times New Roman" w:eastAsia="Times New Roman" w:hAnsi="Times New Roman" w:cs="Times New Roman"/>
-          <w:b/>
-          <w:bCs/>
-          <w:color w:val="000000"/>
-          <w:kern w:val="0"/>
-          <w:sz w:val="27"/>
-          <w:szCs w:val="27"/>
+        <w:outlineLvl w:val="3"/>
+        <w:rPr>
+          <w:rFonts w:ascii="Times New Roman" w:eastAsia="Times New Roman" w:hAnsi="Times New Roman" w:cs="Times New Roman"/>
+          <w:b/>
+          <w:bCs/>
+          <w:color w:val="000000"/>
+          <w:kern w:val="0"/>
           <w14:ligatures w14:val="none"/>
         </w:rPr>
       </w:pPr>
@@ -272,31 +1629,27 @@
           <w:bCs/>
           <w:color w:val="000000"/>
           <w:kern w:val="0"/>
-          <w:sz w:val="27"/>
-          <w:szCs w:val="27"/>
-          <w14:ligatures w14:val="none"/>
-        </w:rPr>
-        <w:t>🔹</w:t>
-      </w:r>
-      <w:r>
-        <w:rPr>
-          <w:rFonts w:ascii="Times New Roman" w:eastAsia="Times New Roman" w:hAnsi="Times New Roman" w:cs="Times New Roman"/>
-          <w:b/>
-          <w:bCs/>
-          <w:color w:val="000000"/>
-          <w:kern w:val="0"/>
-          <w:sz w:val="27"/>
-          <w:szCs w:val="27"/>
-          <w14:ligatures w14:val="none"/>
-        </w:rPr>
-        <w:t xml:space="preserve"> Objective: Build the Real-Time News Manipulation Dashboard</w:t>
+          <w14:ligatures w14:val="none"/>
+        </w:rPr>
+        <w:t>💰</w:t>
+      </w:r>
+      <w:r>
+        <w:rPr>
+          <w:rFonts w:ascii="Times New Roman" w:eastAsia="Times New Roman" w:hAnsi="Times New Roman" w:cs="Times New Roman"/>
+          <w:b/>
+          <w:bCs/>
+          <w:color w:val="000000"/>
+          <w:kern w:val="0"/>
+          <w14:ligatures w14:val="none"/>
+        </w:rPr>
+        <w:t xml:space="preserve"> High-Value Offerings</w:t>
       </w:r>
     </w:p>
     <w:p>
       <w:pPr>
         <w:numPr>
           <w:ilvl w:val="0"/>
-          <w:numId w:val="1"/>
+          <w:numId w:val="26"/>
         </w:numPr>
         <w:spacing w:before="100" w:beforeAutospacing="1" w:after="100" w:afterAutospacing="1" w:line="240" w:lineRule="auto"/>
         <w:rPr>
@@ -308,48 +1661,30 @@
       </w:pPr>
       <w:r>
         <w:rPr>
-          <w:rFonts w:ascii="Apple Color Emoji" w:eastAsia="Times New Roman" w:hAnsi="Apple Color Emoji" w:cs="Apple Color Emoji"/>
-          <w:color w:val="000000"/>
-          <w:kern w:val="0"/>
-          <w14:ligatures w14:val="none"/>
-        </w:rPr>
-        <w:t>✅</w:t>
-      </w:r>
-      <w:r>
-        <w:rPr>
-          <w:rFonts w:ascii="Times New Roman" w:eastAsia="Times New Roman" w:hAnsi="Times New Roman" w:cs="Times New Roman"/>
-          <w:color w:val="000000"/>
-          <w:kern w:val="0"/>
-          <w14:ligatures w14:val="none"/>
-        </w:rPr>
-        <w:t> </w:t>
-      </w:r>
-      <w:r>
-        <w:rPr>
-          <w:rFonts w:ascii="Times New Roman" w:eastAsia="Times New Roman" w:hAnsi="Times New Roman" w:cs="Times New Roman"/>
-          <w:b/>
-          <w:bCs/>
-          <w:color w:val="000000"/>
-          <w:kern w:val="0"/>
-          <w14:ligatures w14:val="none"/>
-        </w:rPr>
-        <w:t>Develop AI-driven contradiction detection system</w:t>
-      </w:r>
-      <w:r>
-        <w:rPr>
-          <w:rFonts w:ascii="Times New Roman" w:eastAsia="Times New Roman" w:hAnsi="Times New Roman" w:cs="Times New Roman"/>
-          <w:color w:val="000000"/>
-          <w:kern w:val="0"/>
-          <w14:ligatures w14:val="none"/>
-        </w:rPr>
-        <w:t> for financial news.</w:t>
+          <w:rFonts w:ascii="Times New Roman" w:eastAsia="Times New Roman" w:hAnsi="Times New Roman" w:cs="Times New Roman"/>
+          <w:b/>
+          <w:bCs/>
+          <w:color w:val="000000"/>
+          <w:kern w:val="0"/>
+          <w14:ligatures w14:val="none"/>
+        </w:rPr>
+        <w:t>Premium intelligence services</w:t>
+      </w:r>
+      <w:r>
+        <w:rPr>
+          <w:rFonts w:ascii="Times New Roman" w:eastAsia="Times New Roman" w:hAnsi="Times New Roman" w:cs="Times New Roman"/>
+          <w:color w:val="000000"/>
+          <w:kern w:val="0"/>
+          <w14:ligatures w14:val="none"/>
+        </w:rPr>
+        <w:t> (predictive analysis, deep learning insights).</w:t>
       </w:r>
     </w:p>
     <w:p>
       <w:pPr>
         <w:numPr>
           <w:ilvl w:val="0"/>
-          <w:numId w:val="1"/>
+          <w:numId w:val="26"/>
         </w:numPr>
         <w:spacing w:before="100" w:beforeAutospacing="1" w:after="100" w:afterAutospacing="1" w:line="240" w:lineRule="auto"/>
         <w:rPr>
@@ -361,88 +1696,50 @@
       </w:pPr>
       <w:r>
         <w:rPr>
-          <w:rFonts w:ascii="Apple Color Emoji" w:eastAsia="Times New Roman" w:hAnsi="Apple Color Emoji" w:cs="Apple Color Emoji"/>
-          <w:color w:val="000000"/>
-          <w:kern w:val="0"/>
-          <w14:ligatures w14:val="none"/>
-        </w:rPr>
-        <w:t>✅</w:t>
-      </w:r>
-      <w:r>
-        <w:rPr>
-          <w:rFonts w:ascii="Times New Roman" w:eastAsia="Times New Roman" w:hAnsi="Times New Roman" w:cs="Times New Roman"/>
-          <w:color w:val="000000"/>
-          <w:kern w:val="0"/>
-          <w14:ligatures w14:val="none"/>
-        </w:rPr>
-        <w:t> </w:t>
-      </w:r>
-      <w:r>
-        <w:rPr>
-          <w:rFonts w:ascii="Times New Roman" w:eastAsia="Times New Roman" w:hAnsi="Times New Roman" w:cs="Times New Roman"/>
-          <w:b/>
-          <w:bCs/>
-          <w:color w:val="000000"/>
-          <w:kern w:val="0"/>
-          <w14:ligatures w14:val="none"/>
-        </w:rPr>
-        <w:t>Integrate local AI models</w:t>
-      </w:r>
-      <w:r>
-        <w:rPr>
-          <w:rFonts w:ascii="Times New Roman" w:eastAsia="Times New Roman" w:hAnsi="Times New Roman" w:cs="Times New Roman"/>
-          <w:color w:val="000000"/>
-          <w:kern w:val="0"/>
-          <w14:ligatures w14:val="none"/>
-        </w:rPr>
-        <w:t> (</w:t>
-      </w:r>
-      <w:proofErr w:type="spellStart"/>
-      <w:r>
-        <w:rPr>
-          <w:rFonts w:ascii="Times New Roman" w:eastAsia="Times New Roman" w:hAnsi="Times New Roman" w:cs="Times New Roman"/>
-          <w:color w:val="000000"/>
-          <w:kern w:val="0"/>
-          <w14:ligatures w14:val="none"/>
-        </w:rPr>
-        <w:t>Ollama</w:t>
-      </w:r>
-      <w:proofErr w:type="spellEnd"/>
-      <w:r>
-        <w:rPr>
-          <w:rFonts w:ascii="Times New Roman" w:eastAsia="Times New Roman" w:hAnsi="Times New Roman" w:cs="Times New Roman"/>
-          <w:color w:val="000000"/>
-          <w:kern w:val="0"/>
-          <w14:ligatures w14:val="none"/>
-        </w:rPr>
-        <w:t xml:space="preserve">, Mistral, </w:t>
-      </w:r>
-      <w:proofErr w:type="spellStart"/>
-      <w:r>
-        <w:rPr>
-          <w:rFonts w:ascii="Times New Roman" w:eastAsia="Times New Roman" w:hAnsi="Times New Roman" w:cs="Times New Roman"/>
-          <w:color w:val="000000"/>
-          <w:kern w:val="0"/>
-          <w14:ligatures w14:val="none"/>
-        </w:rPr>
-        <w:t>DeepSeek</w:t>
-      </w:r>
-      <w:proofErr w:type="spellEnd"/>
-      <w:r>
-        <w:rPr>
-          <w:rFonts w:ascii="Times New Roman" w:eastAsia="Times New Roman" w:hAnsi="Times New Roman" w:cs="Times New Roman"/>
-          <w:color w:val="000000"/>
-          <w:kern w:val="0"/>
-          <w14:ligatures w14:val="none"/>
-        </w:rPr>
-        <w:t xml:space="preserve"> Coder, etc.).</w:t>
+          <w:rFonts w:ascii="Times New Roman" w:eastAsia="Times New Roman" w:hAnsi="Times New Roman" w:cs="Times New Roman"/>
+          <w:b/>
+          <w:bCs/>
+          <w:color w:val="000000"/>
+          <w:kern w:val="0"/>
+          <w14:ligatures w14:val="none"/>
+        </w:rPr>
+        <w:t>Government &amp; regulatory intelligence tools</w:t>
+      </w:r>
+      <w:r>
+        <w:rPr>
+          <w:rFonts w:ascii="Times New Roman" w:eastAsia="Times New Roman" w:hAnsi="Times New Roman" w:cs="Times New Roman"/>
+          <w:color w:val="000000"/>
+          <w:kern w:val="0"/>
+          <w14:ligatures w14:val="none"/>
+        </w:rPr>
+        <w:t> – Expand to </w:t>
+      </w:r>
+      <w:r>
+        <w:rPr>
+          <w:rFonts w:ascii="Times New Roman" w:eastAsia="Times New Roman" w:hAnsi="Times New Roman" w:cs="Times New Roman"/>
+          <w:b/>
+          <w:bCs/>
+          <w:color w:val="000000"/>
+          <w:kern w:val="0"/>
+          <w14:ligatures w14:val="none"/>
+        </w:rPr>
+        <w:t>policy-level AI-driven insights</w:t>
+      </w:r>
+      <w:r>
+        <w:rPr>
+          <w:rFonts w:ascii="Times New Roman" w:eastAsia="Times New Roman" w:hAnsi="Times New Roman" w:cs="Times New Roman"/>
+          <w:color w:val="000000"/>
+          <w:kern w:val="0"/>
+          <w14:ligatures w14:val="none"/>
+        </w:rPr>
+        <w:t>.</w:t>
       </w:r>
     </w:p>
     <w:p>
       <w:pPr>
         <w:numPr>
           <w:ilvl w:val="0"/>
-          <w:numId w:val="1"/>
+          <w:numId w:val="26"/>
         </w:numPr>
         <w:spacing w:before="100" w:beforeAutospacing="1" w:after="100" w:afterAutospacing="1" w:line="240" w:lineRule="auto"/>
         <w:rPr>
@@ -454,63 +1751,86 @@
       </w:pPr>
       <w:r>
         <w:rPr>
-          <w:rFonts w:ascii="Apple Color Emoji" w:eastAsia="Times New Roman" w:hAnsi="Apple Color Emoji" w:cs="Apple Color Emoji"/>
-          <w:color w:val="000000"/>
-          <w:kern w:val="0"/>
-          <w14:ligatures w14:val="none"/>
-        </w:rPr>
-        <w:t>✅</w:t>
-      </w:r>
-      <w:r>
-        <w:rPr>
-          <w:rFonts w:ascii="Times New Roman" w:eastAsia="Times New Roman" w:hAnsi="Times New Roman" w:cs="Times New Roman"/>
-          <w:color w:val="000000"/>
-          <w:kern w:val="0"/>
-          <w14:ligatures w14:val="none"/>
-        </w:rPr>
-        <w:t> </w:t>
-      </w:r>
-      <w:r>
-        <w:rPr>
-          <w:rFonts w:ascii="Times New Roman" w:eastAsia="Times New Roman" w:hAnsi="Times New Roman" w:cs="Times New Roman"/>
-          <w:b/>
-          <w:bCs/>
-          <w:color w:val="000000"/>
-          <w:kern w:val="0"/>
-          <w14:ligatures w14:val="none"/>
-        </w:rPr>
-        <w:t>Design and implement backend (</w:t>
-      </w:r>
-      <w:proofErr w:type="spellStart"/>
-      <w:r>
-        <w:rPr>
-          <w:rFonts w:ascii="Times New Roman" w:eastAsia="Times New Roman" w:hAnsi="Times New Roman" w:cs="Times New Roman"/>
-          <w:b/>
-          <w:bCs/>
-          <w:color w:val="000000"/>
-          <w:kern w:val="0"/>
-          <w14:ligatures w14:val="none"/>
-        </w:rPr>
-        <w:t>FastAPI</w:t>
-      </w:r>
-      <w:proofErr w:type="spellEnd"/>
-      <w:r>
-        <w:rPr>
-          <w:rFonts w:ascii="Times New Roman" w:eastAsia="Times New Roman" w:hAnsi="Times New Roman" w:cs="Times New Roman"/>
-          <w:b/>
-          <w:bCs/>
-          <w:color w:val="000000"/>
-          <w:kern w:val="0"/>
-          <w14:ligatures w14:val="none"/>
-        </w:rPr>
-        <w:t>) and frontend (Next.js).</w:t>
+          <w:rFonts w:ascii="Times New Roman" w:eastAsia="Times New Roman" w:hAnsi="Times New Roman" w:cs="Times New Roman"/>
+          <w:b/>
+          <w:bCs/>
+          <w:color w:val="000000"/>
+          <w:kern w:val="0"/>
+          <w14:ligatures w14:val="none"/>
+        </w:rPr>
+        <w:t>Advanced algorithmic trading intelligence</w:t>
+      </w:r>
+      <w:r>
+        <w:rPr>
+          <w:rFonts w:ascii="Times New Roman" w:eastAsia="Times New Roman" w:hAnsi="Times New Roman" w:cs="Times New Roman"/>
+          <w:color w:val="000000"/>
+          <w:kern w:val="0"/>
+          <w14:ligatures w14:val="none"/>
+        </w:rPr>
+        <w:t> – Real-time </w:t>
+      </w:r>
+      <w:r>
+        <w:rPr>
+          <w:rFonts w:ascii="Times New Roman" w:eastAsia="Times New Roman" w:hAnsi="Times New Roman" w:cs="Times New Roman"/>
+          <w:b/>
+          <w:bCs/>
+          <w:color w:val="000000"/>
+          <w:kern w:val="0"/>
+          <w14:ligatures w14:val="none"/>
+        </w:rPr>
+        <w:t>market impact analysis</w:t>
+      </w:r>
+      <w:r>
+        <w:rPr>
+          <w:rFonts w:ascii="Times New Roman" w:eastAsia="Times New Roman" w:hAnsi="Times New Roman" w:cs="Times New Roman"/>
+          <w:color w:val="000000"/>
+          <w:kern w:val="0"/>
+          <w14:ligatures w14:val="none"/>
+        </w:rPr>
+        <w:t>.</w:t>
       </w:r>
     </w:p>
     <w:p>
       <w:pPr>
+        <w:spacing w:before="100" w:beforeAutospacing="1" w:after="100" w:afterAutospacing="1" w:line="240" w:lineRule="auto"/>
+        <w:outlineLvl w:val="3"/>
+        <w:rPr>
+          <w:rFonts w:ascii="Times New Roman" w:eastAsia="Times New Roman" w:hAnsi="Times New Roman" w:cs="Times New Roman"/>
+          <w:b/>
+          <w:bCs/>
+          <w:color w:val="000000"/>
+          <w:kern w:val="0"/>
+          <w14:ligatures w14:val="none"/>
+        </w:rPr>
+      </w:pPr>
+      <w:r>
+        <w:rPr>
+          <w:rFonts w:ascii="Apple Color Emoji" w:eastAsia="Times New Roman" w:hAnsi="Apple Color Emoji" w:cs="Apple Color Emoji"/>
+          <w:b/>
+          <w:bCs/>
+          <w:color w:val="000000"/>
+          <w:kern w:val="0"/>
+          <w14:ligatures w14:val="none"/>
+        </w:rPr>
+        <w:t>💼</w:t>
+      </w:r>
+      <w:r>
+        <w:rPr>
+          <w:rFonts w:ascii="Times New Roman" w:eastAsia="Times New Roman" w:hAnsi="Times New Roman" w:cs="Times New Roman"/>
+          <w:b/>
+          <w:bCs/>
+          <w:color w:val="000000"/>
+          <w:kern w:val="0"/>
+          <w14:ligatures w14:val="none"/>
+        </w:rPr>
+        <w:t xml:space="preserve"> Monetization &amp; Scaling</w:t>
+      </w:r>
+    </w:p>
+    <w:p>
+      <w:pPr>
         <w:numPr>
           <w:ilvl w:val="0"/>
-          <w:numId w:val="1"/>
+          <w:numId w:val="27"/>
         </w:numPr>
         <w:spacing w:before="100" w:beforeAutospacing="1" w:after="100" w:afterAutospacing="1" w:line="240" w:lineRule="auto"/>
         <w:rPr>
@@ -522,48 +1842,50 @@
       </w:pPr>
       <w:r>
         <w:rPr>
-          <w:rFonts w:ascii="Apple Color Emoji" w:eastAsia="Times New Roman" w:hAnsi="Apple Color Emoji" w:cs="Apple Color Emoji"/>
-          <w:color w:val="000000"/>
-          <w:kern w:val="0"/>
-          <w14:ligatures w14:val="none"/>
-        </w:rPr>
-        <w:t>✅</w:t>
-      </w:r>
-      <w:r>
-        <w:rPr>
-          <w:rFonts w:ascii="Times New Roman" w:eastAsia="Times New Roman" w:hAnsi="Times New Roman" w:cs="Times New Roman"/>
-          <w:color w:val="000000"/>
-          <w:kern w:val="0"/>
-          <w14:ligatures w14:val="none"/>
-        </w:rPr>
-        <w:t> </w:t>
-      </w:r>
-      <w:r>
-        <w:rPr>
-          <w:rFonts w:ascii="Times New Roman" w:eastAsia="Times New Roman" w:hAnsi="Times New Roman" w:cs="Times New Roman"/>
-          <w:b/>
-          <w:bCs/>
-          <w:color w:val="000000"/>
-          <w:kern w:val="0"/>
-          <w14:ligatures w14:val="none"/>
-        </w:rPr>
-        <w:t>Set up data processing pipeline</w:t>
-      </w:r>
-      <w:r>
-        <w:rPr>
-          <w:rFonts w:ascii="Times New Roman" w:eastAsia="Times New Roman" w:hAnsi="Times New Roman" w:cs="Times New Roman"/>
-          <w:color w:val="000000"/>
-          <w:kern w:val="0"/>
-          <w14:ligatures w14:val="none"/>
-        </w:rPr>
-        <w:t> for structured news analysis.</w:t>
+          <w:rFonts w:ascii="Times New Roman" w:eastAsia="Times New Roman" w:hAnsi="Times New Roman" w:cs="Times New Roman"/>
+          <w:b/>
+          <w:bCs/>
+          <w:color w:val="000000"/>
+          <w:kern w:val="0"/>
+          <w14:ligatures w14:val="none"/>
+        </w:rPr>
+        <w:t>Enterprise SaaS subscriptions</w:t>
+      </w:r>
+      <w:r>
+        <w:rPr>
+          <w:rFonts w:ascii="Times New Roman" w:eastAsia="Times New Roman" w:hAnsi="Times New Roman" w:cs="Times New Roman"/>
+          <w:color w:val="000000"/>
+          <w:kern w:val="0"/>
+          <w14:ligatures w14:val="none"/>
+        </w:rPr>
+        <w:t> with </w:t>
+      </w:r>
+      <w:r>
+        <w:rPr>
+          <w:rFonts w:ascii="Times New Roman" w:eastAsia="Times New Roman" w:hAnsi="Times New Roman" w:cs="Times New Roman"/>
+          <w:b/>
+          <w:bCs/>
+          <w:color w:val="000000"/>
+          <w:kern w:val="0"/>
+          <w14:ligatures w14:val="none"/>
+        </w:rPr>
+        <w:t>tiered intelligence access</w:t>
+      </w:r>
+      <w:r>
+        <w:rPr>
+          <w:rFonts w:ascii="Times New Roman" w:eastAsia="Times New Roman" w:hAnsi="Times New Roman" w:cs="Times New Roman"/>
+          <w:color w:val="000000"/>
+          <w:kern w:val="0"/>
+          <w14:ligatures w14:val="none"/>
+        </w:rPr>
+        <w:t>.</w:t>
       </w:r>
     </w:p>
     <w:p>
       <w:pPr>
         <w:numPr>
           <w:ilvl w:val="0"/>
-          <w:numId w:val="1"/>
+          <w:numId w:val="27"/>
         </w:numPr>
         <w:spacing w:before="100" w:beforeAutospacing="1" w:after="100" w:afterAutospacing="1" w:line="240" w:lineRule="auto"/>
         <w:rPr>
@@ -575,39 +1897,50 @@
       </w:pPr>
       <w:r>
         <w:rPr>
-          <w:rFonts w:ascii="Apple Color Emoji" w:eastAsia="Times New Roman" w:hAnsi="Apple Color Emoji" w:cs="Apple Color Emoji"/>
-          <w:color w:val="000000"/>
-          <w:kern w:val="0"/>
-          <w14:ligatures w14:val="none"/>
-        </w:rPr>
-        <w:t>✅</w:t>
-      </w:r>
-      <w:r>
-        <w:rPr>
-          <w:rFonts w:ascii="Times New Roman" w:eastAsia="Times New Roman" w:hAnsi="Times New Roman" w:cs="Times New Roman"/>
-          <w:color w:val="000000"/>
-          <w:kern w:val="0"/>
-          <w14:ligatures w14:val="none"/>
-        </w:rPr>
-        <w:t> </w:t>
-      </w:r>
-      <w:r>
-        <w:rPr>
-          <w:rFonts w:ascii="Times New Roman" w:eastAsia="Times New Roman" w:hAnsi="Times New Roman" w:cs="Times New Roman"/>
-          <w:b/>
-          <w:bCs/>
-          <w:color w:val="000000"/>
-          <w:kern w:val="0"/>
-          <w14:ligatures w14:val="none"/>
-        </w:rPr>
-        <w:t>Implement test coverage &amp; debugging automation.</w:t>
+          <w:rFonts w:ascii="Times New Roman" w:eastAsia="Times New Roman" w:hAnsi="Times New Roman" w:cs="Times New Roman"/>
+          <w:b/>
+          <w:bCs/>
+          <w:color w:val="000000"/>
+          <w:kern w:val="0"/>
+          <w14:ligatures w14:val="none"/>
+        </w:rPr>
+        <w:t>Licensing AI-generated insights</w:t>
+      </w:r>
+      <w:r>
+        <w:rPr>
+          <w:rFonts w:ascii="Times New Roman" w:eastAsia="Times New Roman" w:hAnsi="Times New Roman" w:cs="Times New Roman"/>
+          <w:color w:val="000000"/>
+          <w:kern w:val="0"/>
+          <w14:ligatures w14:val="none"/>
+        </w:rPr>
+        <w:t> to </w:t>
+      </w:r>
+      <w:r>
+        <w:rPr>
+          <w:rFonts w:ascii="Times New Roman" w:eastAsia="Times New Roman" w:hAnsi="Times New Roman" w:cs="Times New Roman"/>
+          <w:b/>
+          <w:bCs/>
+          <w:color w:val="000000"/>
+          <w:kern w:val="0"/>
+          <w14:ligatures w14:val="none"/>
+        </w:rPr>
+        <w:t>financial firms &amp; research organizations</w:t>
+      </w:r>
+      <w:r>
+        <w:rPr>
+          <w:rFonts w:ascii="Times New Roman" w:eastAsia="Times New Roman" w:hAnsi="Times New Roman" w:cs="Times New Roman"/>
+          <w:color w:val="000000"/>
+          <w:kern w:val="0"/>
+          <w14:ligatures w14:val="none"/>
+        </w:rPr>
+        <w:t>.</w:t>
       </w:r>
     </w:p>
     <w:p>
       <w:pPr>
         <w:numPr>
           <w:ilvl w:val="0"/>
-          <w:numId w:val="1"/>
+          <w:numId w:val="27"/>
         </w:numPr>
         <w:spacing w:before="100" w:beforeAutospacing="1" w:after="100" w:afterAutospacing="1" w:line="240" w:lineRule="auto"/>
         <w:rPr>
@@ -619,55 +1952,55 @@
       </w:pPr>
       <w:r>
         <w:rPr>
-          <w:rFonts w:ascii="Apple Color Emoji" w:eastAsia="Times New Roman" w:hAnsi="Apple Color Emoji" w:cs="Apple Color Emoji"/>
-          <w:color w:val="000000"/>
-          <w:kern w:val="0"/>
-          <w14:ligatures w14:val="none"/>
-        </w:rPr>
-        <w:t>🚀</w:t>
-      </w:r>
-      <w:r>
-        <w:rPr>
-          <w:rFonts w:ascii="Times New Roman" w:eastAsia="Times New Roman" w:hAnsi="Times New Roman" w:cs="Times New Roman"/>
-          <w:color w:val="000000"/>
-          <w:kern w:val="0"/>
-          <w14:ligatures w14:val="none"/>
-        </w:rPr>
-        <w:t> </w:t>
-      </w:r>
-      <w:r>
-        <w:rPr>
-          <w:rFonts w:ascii="Times New Roman" w:eastAsia="Times New Roman" w:hAnsi="Times New Roman" w:cs="Times New Roman"/>
-          <w:b/>
-          <w:bCs/>
-          <w:color w:val="000000"/>
-          <w:kern w:val="0"/>
-          <w14:ligatures w14:val="none"/>
-        </w:rPr>
-        <w:t>Deliver first working prototype</w:t>
-      </w:r>
-      <w:r>
-        <w:rPr>
-          <w:rFonts w:ascii="Times New Roman" w:eastAsia="Times New Roman" w:hAnsi="Times New Roman" w:cs="Times New Roman"/>
-          <w:color w:val="000000"/>
-          <w:kern w:val="0"/>
-          <w14:ligatures w14:val="none"/>
-        </w:rPr>
-        <w:t> for finance professionals.</w:t>
+          <w:rFonts w:ascii="Times New Roman" w:eastAsia="Times New Roman" w:hAnsi="Times New Roman" w:cs="Times New Roman"/>
+          <w:b/>
+          <w:bCs/>
+          <w:color w:val="000000"/>
+          <w:kern w:val="0"/>
+          <w14:ligatures w14:val="none"/>
+        </w:rPr>
+        <w:t>White-label solutions</w:t>
+      </w:r>
+      <w:r>
+        <w:rPr>
+          <w:rFonts w:ascii="Times New Roman" w:eastAsia="Times New Roman" w:hAnsi="Times New Roman" w:cs="Times New Roman"/>
+          <w:color w:val="000000"/>
+          <w:kern w:val="0"/>
+          <w14:ligatures w14:val="none"/>
+        </w:rPr>
+        <w:t> for </w:t>
+      </w:r>
+      <w:r>
+        <w:rPr>
+          <w:rFonts w:ascii="Times New Roman" w:eastAsia="Times New Roman" w:hAnsi="Times New Roman" w:cs="Times New Roman"/>
+          <w:b/>
+          <w:bCs/>
+          <w:color w:val="000000"/>
+          <w:kern w:val="0"/>
+          <w14:ligatures w14:val="none"/>
+        </w:rPr>
+        <w:t>hedge funds, regulatory agencies, and global media platforms</w:t>
+      </w:r>
+      <w:r>
+        <w:rPr>
+          <w:rFonts w:ascii="Times New Roman" w:eastAsia="Times New Roman" w:hAnsi="Times New Roman" w:cs="Times New Roman"/>
+          <w:color w:val="000000"/>
+          <w:kern w:val="0"/>
+          <w14:ligatures w14:val="none"/>
+        </w:rPr>
+        <w:t>.</w:t>
       </w:r>
     </w:p>
     <w:p>
       <w:pPr>
         <w:spacing w:before="100" w:beforeAutospacing="1" w:after="100" w:afterAutospacing="1" w:line="240" w:lineRule="auto"/>
-        <w:outlineLvl w:val="2"/>
-        <w:rPr>
-          <w:rFonts w:ascii="Times New Roman" w:eastAsia="Times New Roman" w:hAnsi="Times New Roman" w:cs="Times New Roman"/>
-          <w:b/>
-          <w:bCs/>
-          <w:color w:val="000000"/>
-          <w:kern w:val="0"/>
-          <w:sz w:val="27"/>
-          <w:szCs w:val="27"/>
+        <w:outlineLvl w:val="3"/>
+        <w:rPr>
+          <w:rFonts w:ascii="Times New Roman" w:eastAsia="Times New Roman" w:hAnsi="Times New Roman" w:cs="Times New Roman"/>
+          <w:b/>
+          <w:bCs/>
+          <w:color w:val="000000"/>
+          <w:kern w:val="0"/>
           <w14:ligatures w14:val="none"/>
         </w:rPr>
       </w:pPr>
@@ -678,31 +2011,27 @@
           <w:bCs/>
           <w:color w:val="000000"/>
           <w:kern w:val="0"/>
-          <w:sz w:val="27"/>
-          <w:szCs w:val="27"/>
-          <w14:ligatures w14:val="none"/>
-        </w:rPr>
-        <w:t>📌</w:t>
-      </w:r>
-      <w:r>
-        <w:rPr>
-          <w:rFonts w:ascii="Times New Roman" w:eastAsia="Times New Roman" w:hAnsi="Times New Roman" w:cs="Times New Roman"/>
-          <w:b/>
-          <w:bCs/>
-          <w:color w:val="000000"/>
-          <w:kern w:val="0"/>
-          <w:sz w:val="27"/>
-          <w:szCs w:val="27"/>
-          <w14:ligatures w14:val="none"/>
-        </w:rPr>
-        <w:t xml:space="preserve"> Key Deliverables:</w:t>
+          <w14:ligatures w14:val="none"/>
+        </w:rPr>
+        <w:t>🚀</w:t>
+      </w:r>
+      <w:r>
+        <w:rPr>
+          <w:rFonts w:ascii="Times New Roman" w:eastAsia="Times New Roman" w:hAnsi="Times New Roman" w:cs="Times New Roman"/>
+          <w:b/>
+          <w:bCs/>
+          <w:color w:val="000000"/>
+          <w:kern w:val="0"/>
+          <w14:ligatures w14:val="none"/>
+        </w:rPr>
+        <w:t xml:space="preserve"> Key Deliverables</w:t>
       </w:r>
     </w:p>
     <w:p>
       <w:pPr>
         <w:numPr>
           <w:ilvl w:val="0"/>
-          <w:numId w:val="2"/>
+          <w:numId w:val="28"/>
         </w:numPr>
         <w:spacing w:before="100" w:beforeAutospacing="1" w:after="100" w:afterAutospacing="1" w:line="240" w:lineRule="auto"/>
         <w:rPr>
@@ -721,23 +2050,43 @@
           <w:kern w:val="0"/>
           <w14:ligatures w14:val="none"/>
         </w:rPr>
-        <w:t>Real-Time News Manipulation Dashboard</w:t>
-      </w:r>
-      <w:r>
-        <w:rPr>
-          <w:rFonts w:ascii="Times New Roman" w:eastAsia="Times New Roman" w:hAnsi="Times New Roman" w:cs="Times New Roman"/>
-          <w:color w:val="000000"/>
-          <w:kern w:val="0"/>
-          <w14:ligatures w14:val="none"/>
-        </w:rPr>
-        <w:t> (MVP UI/UX &amp; functionality).</w:t>
+        <w:t>AI-powered decision intelligence dashboard</w:t>
+      </w:r>
+      <w:r>
+        <w:rPr>
+          <w:rFonts w:ascii="Times New Roman" w:eastAsia="Times New Roman" w:hAnsi="Times New Roman" w:cs="Times New Roman"/>
+          <w:color w:val="000000"/>
+          <w:kern w:val="0"/>
+          <w14:ligatures w14:val="none"/>
+        </w:rPr>
+        <w:t> with </w:t>
+      </w:r>
+      <w:r>
+        <w:rPr>
+          <w:rFonts w:ascii="Times New Roman" w:eastAsia="Times New Roman" w:hAnsi="Times New Roman" w:cs="Times New Roman"/>
+          <w:b/>
+          <w:bCs/>
+          <w:color w:val="000000"/>
+          <w:kern w:val="0"/>
+          <w14:ligatures w14:val="none"/>
+        </w:rPr>
+        <w:t>cross-sector impact analysis</w:t>
+      </w:r>
+      <w:r>
+        <w:rPr>
+          <w:rFonts w:ascii="Times New Roman" w:eastAsia="Times New Roman" w:hAnsi="Times New Roman" w:cs="Times New Roman"/>
+          <w:color w:val="000000"/>
+          <w:kern w:val="0"/>
+          <w14:ligatures w14:val="none"/>
+        </w:rPr>
+        <w:t>.</w:t>
       </w:r>
     </w:p>
     <w:p>
       <w:pPr>
         <w:numPr>
           <w:ilvl w:val="0"/>
-          <w:numId w:val="2"/>
+          <w:numId w:val="28"/>
         </w:numPr>
         <w:spacing w:before="100" w:beforeAutospacing="1" w:after="100" w:afterAutospacing="1" w:line="240" w:lineRule="auto"/>
         <w:rPr>
@@ -756,23 +2105,23 @@
           <w:kern w:val="0"/>
           <w14:ligatures w14:val="none"/>
         </w:rPr>
-        <w:t>AI-driven contradiction detection engine</w:t>
-      </w:r>
-      <w:r>
-        <w:rPr>
-          <w:rFonts w:ascii="Times New Roman" w:eastAsia="Times New Roman" w:hAnsi="Times New Roman" w:cs="Times New Roman"/>
-          <w:color w:val="000000"/>
-          <w:kern w:val="0"/>
-          <w14:ligatures w14:val="none"/>
-        </w:rPr>
-        <w:t> integrated into backend.</w:t>
+        <w:t>Market-wide adoption</w:t>
+      </w:r>
+      <w:r>
+        <w:rPr>
+          <w:rFonts w:ascii="Times New Roman" w:eastAsia="Times New Roman" w:hAnsi="Times New Roman" w:cs="Times New Roman"/>
+          <w:color w:val="000000"/>
+          <w:kern w:val="0"/>
+          <w14:ligatures w14:val="none"/>
+        </w:rPr>
+        <w:t> among finance, policy, and global intelligence sectors.</w:t>
       </w:r>
     </w:p>
     <w:p>
       <w:pPr>
         <w:numPr>
           <w:ilvl w:val="0"/>
-          <w:numId w:val="2"/>
+          <w:numId w:val="28"/>
         </w:numPr>
         <w:spacing w:before="100" w:beforeAutospacing="1" w:after="100" w:afterAutospacing="1" w:line="240" w:lineRule="auto"/>
         <w:rPr>
@@ -791,50 +2140,43 @@
           <w:kern w:val="0"/>
           <w14:ligatures w14:val="none"/>
         </w:rPr>
-        <w:t>Scalable API architecture</w:t>
-      </w:r>
-      <w:r>
-        <w:rPr>
-          <w:rFonts w:ascii="Times New Roman" w:eastAsia="Times New Roman" w:hAnsi="Times New Roman" w:cs="Times New Roman"/>
-          <w:color w:val="000000"/>
-          <w:kern w:val="0"/>
-          <w14:ligatures w14:val="none"/>
-        </w:rPr>
-        <w:t> for future expansion.</w:t>
+        <w:t>Position Clarity as the industry standard</w:t>
+      </w:r>
+      <w:r>
+        <w:rPr>
+          <w:rFonts w:ascii="Times New Roman" w:eastAsia="Times New Roman" w:hAnsi="Times New Roman" w:cs="Times New Roman"/>
+          <w:color w:val="000000"/>
+          <w:kern w:val="0"/>
+          <w14:ligatures w14:val="none"/>
+        </w:rPr>
+        <w:t> for </w:t>
+      </w:r>
+      <w:r>
+        <w:rPr>
+          <w:rFonts w:ascii="Times New Roman" w:eastAsia="Times New Roman" w:hAnsi="Times New Roman" w:cs="Times New Roman"/>
+          <w:b/>
+          <w:bCs/>
+          <w:color w:val="000000"/>
+          <w:kern w:val="0"/>
+          <w14:ligatures w14:val="none"/>
+        </w:rPr>
+        <w:t>real-time misinformation tracking &amp; financial intelligence</w:t>
+      </w:r>
+      <w:r>
+        <w:rPr>
+          <w:rFonts w:ascii="Times New Roman" w:eastAsia="Times New Roman" w:hAnsi="Times New Roman" w:cs="Times New Roman"/>
+          <w:color w:val="000000"/>
+          <w:kern w:val="0"/>
+          <w14:ligatures w14:val="none"/>
+        </w:rPr>
+        <w:t>.</w:t>
       </w:r>
     </w:p>
     <w:p>
       <w:pPr>
-        <w:numPr>
-          <w:ilvl w:val="0"/>
-          <w:numId w:val="2"/>
-        </w:numPr>
-        <w:spacing w:before="100" w:beforeAutospacing="1" w:after="100" w:afterAutospacing="1" w:line="240" w:lineRule="auto"/>
-        <w:rPr>
-          <w:rFonts w:ascii="Times New Roman" w:eastAsia="Times New Roman" w:hAnsi="Times New Roman" w:cs="Times New Roman"/>
-          <w:color w:val="000000"/>
-          <w:kern w:val="0"/>
-          <w14:ligatures w14:val="none"/>
-        </w:rPr>
-      </w:pPr>
-      <w:r>
-        <w:rPr>
-          <w:rFonts w:ascii="Times New Roman" w:eastAsia="Times New Roman" w:hAnsi="Times New Roman" w:cs="Times New Roman"/>
-          <w:b/>
-          <w:bCs/>
-          <w:color w:val="000000"/>
-          <w:kern w:val="0"/>
-          <w14:ligatures w14:val="none"/>
-        </w:rPr>
-        <w:t>Initial dataset processing for real-time analysis.</w:t>
-      </w:r>
-    </w:p>
-    <w:p>
-      <w:pPr>
         <w:spacing w:after="0" w:line="240" w:lineRule="auto"/>
         <w:rPr>
           <w:rFonts w:ascii="Times New Roman" w:eastAsia="Times New Roman" w:hAnsi="Times New Roman" w:cs="Times New Roman"/>
-          <w:color w:val="000000"/>
           <w:kern w:val="0"/>
           <w14:ligatures w14:val="none"/>
         </w:rPr>
@@ -843,9 +2185,9 @@
         <w:rPr>
           <w:rFonts w:ascii="Times New Roman" w:eastAsia="Times New Roman" w:hAnsi="Times New Roman" w:cs="Times New Roman"/>
           <w:noProof/>
-          <w:color w:val="000000"/>
-          <w:kern w:val="0"/>
-        </w:rPr>
+          <w:kern w:val="0"/>
+        </w:rPr>
+        <w:lastRenderedPageBreak/>
         <w:pict>
           <v:rect id="_x0000_i1028" alt="" style="width:468pt;height:.05pt;mso-width-percent:0;mso-height-percent:0;mso-width-percent:0;mso-height-percent:0" o:hralign="center" o:hrstd="t" o:hr="t" fillcolor="#a0a0a0" stroked="f"/>
         </w:pict>
@@ -854,15 +2196,15 @@
     <w:p>
       <w:pPr>
         <w:spacing w:before="100" w:beforeAutospacing="1" w:after="100" w:afterAutospacing="1" w:line="240" w:lineRule="auto"/>
-        <w:outlineLvl w:val="1"/>
-        <w:rPr>
-          <w:rFonts w:ascii="Times New Roman" w:eastAsia="Times New Roman" w:hAnsi="Times New Roman" w:cs="Times New Roman"/>
-          <w:b/>
-          <w:bCs/>
-          <w:color w:val="000000"/>
-          <w:kern w:val="0"/>
-          <w:sz w:val="36"/>
-          <w:szCs w:val="36"/>
+        <w:outlineLvl w:val="2"/>
+        <w:rPr>
+          <w:rFonts w:ascii="Times New Roman" w:eastAsia="Times New Roman" w:hAnsi="Times New Roman" w:cs="Times New Roman"/>
+          <w:b/>
+          <w:bCs/>
+          <w:color w:val="000000"/>
+          <w:kern w:val="0"/>
+          <w:sz w:val="27"/>
+          <w:szCs w:val="27"/>
           <w14:ligatures w14:val="none"/>
         </w:rPr>
       </w:pPr>
@@ -873,73 +2215,66 @@
           <w:bCs/>
           <w:color w:val="000000"/>
           <w:kern w:val="0"/>
-          <w:sz w:val="36"/>
-          <w:szCs w:val="36"/>
-          <w14:ligatures w14:val="none"/>
-        </w:rPr>
-        <w:t>🔍</w:t>
-      </w:r>
-      <w:r>
-        <w:rPr>
-          <w:rFonts w:ascii="Times New Roman" w:eastAsia="Times New Roman" w:hAnsi="Times New Roman" w:cs="Times New Roman"/>
-          <w:b/>
-          <w:bCs/>
-          <w:color w:val="000000"/>
-          <w:kern w:val="0"/>
-          <w:sz w:val="36"/>
-          <w:szCs w:val="36"/>
-          <w14:ligatures w14:val="none"/>
-        </w:rPr>
-        <w:t xml:space="preserve"> Phase 2 (6-12 Months): Expansion to Media Intelligence</w:t>
+          <w:sz w:val="27"/>
+          <w:szCs w:val="27"/>
+          <w14:ligatures w14:val="none"/>
+        </w:rPr>
+        <w:t>🌟</w:t>
+      </w:r>
+      <w:r>
+        <w:rPr>
+          <w:rFonts w:ascii="Times New Roman" w:eastAsia="Times New Roman" w:hAnsi="Times New Roman" w:cs="Times New Roman"/>
+          <w:b/>
+          <w:bCs/>
+          <w:color w:val="000000"/>
+          <w:kern w:val="0"/>
+          <w:sz w:val="27"/>
+          <w:szCs w:val="27"/>
+          <w14:ligatures w14:val="none"/>
+        </w:rPr>
+        <w:t xml:space="preserve"> Long-Term Vision (Beyond 24 Months)</w:t>
       </w:r>
     </w:p>
     <w:p>
       <w:pPr>
+        <w:numPr>
+          <w:ilvl w:val="0"/>
+          <w:numId w:val="29"/>
+        </w:numPr>
         <w:spacing w:before="100" w:beforeAutospacing="1" w:after="100" w:afterAutospacing="1" w:line="240" w:lineRule="auto"/>
-        <w:outlineLvl w:val="2"/>
-        <w:rPr>
-          <w:rFonts w:ascii="Times New Roman" w:eastAsia="Times New Roman" w:hAnsi="Times New Roman" w:cs="Times New Roman"/>
-          <w:b/>
-          <w:bCs/>
-          <w:color w:val="000000"/>
-          <w:kern w:val="0"/>
-          <w:sz w:val="27"/>
-          <w:szCs w:val="27"/>
-          <w14:ligatures w14:val="none"/>
-        </w:rPr>
-      </w:pPr>
-      <w:r>
-        <w:rPr>
-          <w:rFonts w:ascii="Apple Color Emoji" w:eastAsia="Times New Roman" w:hAnsi="Apple Color Emoji" w:cs="Apple Color Emoji"/>
-          <w:b/>
-          <w:bCs/>
-          <w:color w:val="000000"/>
-          <w:kern w:val="0"/>
-          <w:sz w:val="27"/>
-          <w:szCs w:val="27"/>
-          <w14:ligatures w14:val="none"/>
-        </w:rPr>
-        <w:t>🔹</w:t>
-      </w:r>
-      <w:r>
-        <w:rPr>
-          <w:rFonts w:ascii="Times New Roman" w:eastAsia="Times New Roman" w:hAnsi="Times New Roman" w:cs="Times New Roman"/>
-          <w:b/>
-          <w:bCs/>
-          <w:color w:val="000000"/>
-          <w:kern w:val="0"/>
-          <w:sz w:val="27"/>
-          <w:szCs w:val="27"/>
-          <w14:ligatures w14:val="none"/>
-        </w:rPr>
-        <w:t xml:space="preserve"> Objective: Enhance Clarity’s AI capabilities &amp; extend to journalism</w:t>
+        <w:rPr>
+          <w:rFonts w:ascii="Times New Roman" w:eastAsia="Times New Roman" w:hAnsi="Times New Roman" w:cs="Times New Roman"/>
+          <w:color w:val="000000"/>
+          <w:kern w:val="0"/>
+          <w14:ligatures w14:val="none"/>
+        </w:rPr>
+      </w:pPr>
+      <w:r>
+        <w:rPr>
+          <w:rFonts w:ascii="Times New Roman" w:eastAsia="Times New Roman" w:hAnsi="Times New Roman" w:cs="Times New Roman"/>
+          <w:b/>
+          <w:bCs/>
+          <w:color w:val="000000"/>
+          <w:kern w:val="0"/>
+          <w14:ligatures w14:val="none"/>
+        </w:rPr>
+        <w:t>Global AI-powered decision cloud</w:t>
+      </w:r>
+      <w:r>
+        <w:rPr>
+          <w:rFonts w:ascii="Times New Roman" w:eastAsia="Times New Roman" w:hAnsi="Times New Roman" w:cs="Times New Roman"/>
+          <w:color w:val="000000"/>
+          <w:kern w:val="0"/>
+          <w14:ligatures w14:val="none"/>
+        </w:rPr>
+        <w:t> – Enterprise-scale intelligence network.</w:t>
       </w:r>
     </w:p>
     <w:p>
       <w:pPr>
         <w:numPr>
           <w:ilvl w:val="0"/>
-          <w:numId w:val="3"/>
+          <w:numId w:val="29"/>
         </w:numPr>
         <w:spacing w:before="100" w:beforeAutospacing="1" w:after="100" w:afterAutospacing="1" w:line="240" w:lineRule="auto"/>
         <w:rPr>
@@ -951,39 +2286,30 @@
       </w:pPr>
       <w:r>
         <w:rPr>
-          <w:rFonts w:ascii="Apple Color Emoji" w:eastAsia="Times New Roman" w:hAnsi="Apple Color Emoji" w:cs="Apple Color Emoji"/>
-          <w:color w:val="000000"/>
-          <w:kern w:val="0"/>
-          <w14:ligatures w14:val="none"/>
-        </w:rPr>
-        <w:t>🛠️</w:t>
-      </w:r>
-      <w:r>
-        <w:rPr>
-          <w:rFonts w:ascii="Times New Roman" w:eastAsia="Times New Roman" w:hAnsi="Times New Roman" w:cs="Times New Roman"/>
-          <w:color w:val="000000"/>
-          <w:kern w:val="0"/>
-          <w14:ligatures w14:val="none"/>
-        </w:rPr>
-        <w:t xml:space="preserve"> Improve </w:t>
-      </w:r>
-      <w:r>
-        <w:rPr>
-          <w:rFonts w:ascii="Times New Roman" w:eastAsia="Times New Roman" w:hAnsi="Times New Roman" w:cs="Times New Roman"/>
-          <w:b/>
-          <w:bCs/>
-          <w:color w:val="000000"/>
-          <w:kern w:val="0"/>
-          <w14:ligatures w14:val="none"/>
-        </w:rPr>
-        <w:t>narrative mapping &amp; misinformation tracking.</w:t>
+          <w:rFonts w:ascii="Times New Roman" w:eastAsia="Times New Roman" w:hAnsi="Times New Roman" w:cs="Times New Roman"/>
+          <w:b/>
+          <w:bCs/>
+          <w:color w:val="000000"/>
+          <w:kern w:val="0"/>
+          <w14:ligatures w14:val="none"/>
+        </w:rPr>
+        <w:t>Cross-sector intelligence aggregation</w:t>
+      </w:r>
+      <w:r>
+        <w:rPr>
+          <w:rFonts w:ascii="Times New Roman" w:eastAsia="Times New Roman" w:hAnsi="Times New Roman" w:cs="Times New Roman"/>
+          <w:color w:val="000000"/>
+          <w:kern w:val="0"/>
+          <w14:ligatures w14:val="none"/>
+        </w:rPr>
+        <w:t> (finance, geopolitics, security, policy).</w:t>
       </w:r>
     </w:p>
     <w:p>
       <w:pPr>
         <w:numPr>
           <w:ilvl w:val="0"/>
-          <w:numId w:val="3"/>
+          <w:numId w:val="29"/>
         </w:numPr>
         <w:spacing w:before="100" w:beforeAutospacing="1" w:after="100" w:afterAutospacing="1" w:line="240" w:lineRule="auto"/>
         <w:rPr>
@@ -995,284 +2321,50 @@
       </w:pPr>
       <w:r>
         <w:rPr>
-          <w:rFonts w:ascii="Apple Color Emoji" w:eastAsia="Times New Roman" w:hAnsi="Apple Color Emoji" w:cs="Apple Color Emoji"/>
-          <w:color w:val="000000"/>
-          <w:kern w:val="0"/>
-          <w14:ligatures w14:val="none"/>
-        </w:rPr>
-        <w:t>🛠️</w:t>
-      </w:r>
-      <w:r>
-        <w:rPr>
-          <w:rFonts w:ascii="Times New Roman" w:eastAsia="Times New Roman" w:hAnsi="Times New Roman" w:cs="Times New Roman"/>
-          <w:color w:val="000000"/>
-          <w:kern w:val="0"/>
-          <w14:ligatures w14:val="none"/>
-        </w:rPr>
-        <w:t xml:space="preserve"> Extend AI-powered tools to </w:t>
-      </w:r>
-      <w:r>
-        <w:rPr>
-          <w:rFonts w:ascii="Times New Roman" w:eastAsia="Times New Roman" w:hAnsi="Times New Roman" w:cs="Times New Roman"/>
-          <w:b/>
-          <w:bCs/>
-          <w:color w:val="000000"/>
-          <w:kern w:val="0"/>
-          <w14:ligatures w14:val="none"/>
-        </w:rPr>
-        <w:t>investigative journalists &amp; media watchdogs.</w:t>
+          <w:rFonts w:ascii="Times New Roman" w:eastAsia="Times New Roman" w:hAnsi="Times New Roman" w:cs="Times New Roman"/>
+          <w:b/>
+          <w:bCs/>
+          <w:color w:val="000000"/>
+          <w:kern w:val="0"/>
+          <w14:ligatures w14:val="none"/>
+        </w:rPr>
+        <w:t>Exit strategy:</w:t>
+      </w:r>
+      <w:r>
+        <w:rPr>
+          <w:rFonts w:ascii="Times New Roman" w:eastAsia="Times New Roman" w:hAnsi="Times New Roman" w:cs="Times New Roman"/>
+          <w:color w:val="000000"/>
+          <w:kern w:val="0"/>
+          <w14:ligatures w14:val="none"/>
+        </w:rPr>
+        <w:t> </w:t>
+      </w:r>
+      <w:r>
+        <w:rPr>
+          <w:rFonts w:ascii="Times New Roman" w:eastAsia="Times New Roman" w:hAnsi="Times New Roman" w:cs="Times New Roman"/>
+          <w:b/>
+          <w:bCs/>
+          <w:color w:val="000000"/>
+          <w:kern w:val="0"/>
+          <w14:ligatures w14:val="none"/>
+        </w:rPr>
+        <w:t>High-value acquisition or IPO potential</w:t>
+      </w:r>
+      <w:r>
+        <w:rPr>
+          <w:rFonts w:ascii="Times New Roman" w:eastAsia="Times New Roman" w:hAnsi="Times New Roman" w:cs="Times New Roman"/>
+          <w:color w:val="000000"/>
+          <w:kern w:val="0"/>
+          <w14:ligatures w14:val="none"/>
+        </w:rPr>
+        <w:t>.</w:t>
       </w:r>
     </w:p>
     <w:p>
       <w:pPr>
-        <w:numPr>
-          <w:ilvl w:val="0"/>
-          <w:numId w:val="3"/>
-        </w:numPr>
-        <w:spacing w:before="100" w:beforeAutospacing="1" w:after="100" w:afterAutospacing="1" w:line="240" w:lineRule="auto"/>
-        <w:rPr>
-          <w:rFonts w:ascii="Times New Roman" w:eastAsia="Times New Roman" w:hAnsi="Times New Roman" w:cs="Times New Roman"/>
-          <w:color w:val="000000"/>
-          <w:kern w:val="0"/>
-          <w14:ligatures w14:val="none"/>
-        </w:rPr>
-      </w:pPr>
-      <w:r>
-        <w:rPr>
-          <w:rFonts w:ascii="Apple Color Emoji" w:eastAsia="Times New Roman" w:hAnsi="Apple Color Emoji" w:cs="Apple Color Emoji"/>
-          <w:color w:val="000000"/>
-          <w:kern w:val="0"/>
-          <w14:ligatures w14:val="none"/>
-        </w:rPr>
-        <w:t>🛠️</w:t>
-      </w:r>
-      <w:r>
-        <w:rPr>
-          <w:rFonts w:ascii="Times New Roman" w:eastAsia="Times New Roman" w:hAnsi="Times New Roman" w:cs="Times New Roman"/>
-          <w:color w:val="000000"/>
-          <w:kern w:val="0"/>
-          <w14:ligatures w14:val="none"/>
-        </w:rPr>
-        <w:t xml:space="preserve"> Implement </w:t>
-      </w:r>
-      <w:r>
-        <w:rPr>
-          <w:rFonts w:ascii="Times New Roman" w:eastAsia="Times New Roman" w:hAnsi="Times New Roman" w:cs="Times New Roman"/>
-          <w:b/>
-          <w:bCs/>
-          <w:color w:val="000000"/>
-          <w:kern w:val="0"/>
-          <w14:ligatures w14:val="none"/>
-        </w:rPr>
-        <w:t>subscription-based monetization</w:t>
-      </w:r>
-      <w:r>
-        <w:rPr>
-          <w:rFonts w:ascii="Times New Roman" w:eastAsia="Times New Roman" w:hAnsi="Times New Roman" w:cs="Times New Roman"/>
-          <w:color w:val="000000"/>
-          <w:kern w:val="0"/>
-          <w14:ligatures w14:val="none"/>
-        </w:rPr>
-        <w:t> for financial analysts &amp; journalists.</w:t>
-      </w:r>
-    </w:p>
-    <w:p>
-      <w:pPr>
-        <w:numPr>
-          <w:ilvl w:val="0"/>
-          <w:numId w:val="3"/>
-        </w:numPr>
-        <w:spacing w:before="100" w:beforeAutospacing="1" w:after="100" w:afterAutospacing="1" w:line="240" w:lineRule="auto"/>
-        <w:rPr>
-          <w:rFonts w:ascii="Times New Roman" w:eastAsia="Times New Roman" w:hAnsi="Times New Roman" w:cs="Times New Roman"/>
-          <w:color w:val="000000"/>
-          <w:kern w:val="0"/>
-          <w14:ligatures w14:val="none"/>
-        </w:rPr>
-      </w:pPr>
-      <w:r>
-        <w:rPr>
-          <w:rFonts w:ascii="Apple Color Emoji" w:eastAsia="Times New Roman" w:hAnsi="Apple Color Emoji" w:cs="Apple Color Emoji"/>
-          <w:color w:val="000000"/>
-          <w:kern w:val="0"/>
-          <w14:ligatures w14:val="none"/>
-        </w:rPr>
-        <w:t>🛠️</w:t>
-      </w:r>
-      <w:r>
-        <w:rPr>
-          <w:rFonts w:ascii="Times New Roman" w:eastAsia="Times New Roman" w:hAnsi="Times New Roman" w:cs="Times New Roman"/>
-          <w:color w:val="000000"/>
-          <w:kern w:val="0"/>
-          <w14:ligatures w14:val="none"/>
-        </w:rPr>
-        <w:t xml:space="preserve"> Expand </w:t>
-      </w:r>
-      <w:r>
-        <w:rPr>
-          <w:rFonts w:ascii="Times New Roman" w:eastAsia="Times New Roman" w:hAnsi="Times New Roman" w:cs="Times New Roman"/>
-          <w:b/>
-          <w:bCs/>
-          <w:color w:val="000000"/>
-          <w:kern w:val="0"/>
-          <w14:ligatures w14:val="none"/>
-        </w:rPr>
-        <w:t>test coverage &amp; API scalability.</w:t>
-      </w:r>
-    </w:p>
-    <w:p>
-      <w:pPr>
-        <w:spacing w:before="100" w:beforeAutospacing="1" w:after="100" w:afterAutospacing="1" w:line="240" w:lineRule="auto"/>
-        <w:outlineLvl w:val="2"/>
-        <w:rPr>
-          <w:rFonts w:ascii="Times New Roman" w:eastAsia="Times New Roman" w:hAnsi="Times New Roman" w:cs="Times New Roman"/>
-          <w:b/>
-          <w:bCs/>
-          <w:color w:val="000000"/>
-          <w:kern w:val="0"/>
-          <w:sz w:val="27"/>
-          <w:szCs w:val="27"/>
-          <w14:ligatures w14:val="none"/>
-        </w:rPr>
-      </w:pPr>
-      <w:r>
-        <w:rPr>
-          <w:rFonts w:ascii="Apple Color Emoji" w:eastAsia="Times New Roman" w:hAnsi="Apple Color Emoji" w:cs="Apple Color Emoji"/>
-          <w:b/>
-          <w:bCs/>
-          <w:color w:val="000000"/>
-          <w:kern w:val="0"/>
-          <w:sz w:val="27"/>
-          <w:szCs w:val="27"/>
-          <w14:ligatures w14:val="none"/>
-        </w:rPr>
-        <w:lastRenderedPageBreak/>
-        <w:t>📌</w:t>
-      </w:r>
-      <w:r>
-        <w:rPr>
-          <w:rFonts w:ascii="Times New Roman" w:eastAsia="Times New Roman" w:hAnsi="Times New Roman" w:cs="Times New Roman"/>
-          <w:b/>
-          <w:bCs/>
-          <w:color w:val="000000"/>
-          <w:kern w:val="0"/>
-          <w:sz w:val="27"/>
-          <w:szCs w:val="27"/>
-          <w14:ligatures w14:val="none"/>
-        </w:rPr>
-        <w:t xml:space="preserve"> Key Deliverables:</w:t>
-      </w:r>
-    </w:p>
-    <w:p>
-      <w:pPr>
-        <w:numPr>
-          <w:ilvl w:val="0"/>
-          <w:numId w:val="4"/>
-        </w:numPr>
-        <w:spacing w:before="100" w:beforeAutospacing="1" w:after="100" w:afterAutospacing="1" w:line="240" w:lineRule="auto"/>
-        <w:rPr>
-          <w:rFonts w:ascii="Times New Roman" w:eastAsia="Times New Roman" w:hAnsi="Times New Roman" w:cs="Times New Roman"/>
-          <w:color w:val="000000"/>
-          <w:kern w:val="0"/>
-          <w14:ligatures w14:val="none"/>
-        </w:rPr>
-      </w:pPr>
-      <w:r>
-        <w:rPr>
-          <w:rFonts w:ascii="Times New Roman" w:eastAsia="Times New Roman" w:hAnsi="Times New Roman" w:cs="Times New Roman"/>
-          <w:b/>
-          <w:bCs/>
-          <w:color w:val="000000"/>
-          <w:kern w:val="0"/>
-          <w14:ligatures w14:val="none"/>
-        </w:rPr>
-        <w:t>AI-powered media intelligence dashboard.</w:t>
-      </w:r>
-    </w:p>
-    <w:p>
-      <w:pPr>
-        <w:numPr>
-          <w:ilvl w:val="0"/>
-          <w:numId w:val="4"/>
-        </w:numPr>
-        <w:spacing w:before="100" w:beforeAutospacing="1" w:after="100" w:afterAutospacing="1" w:line="240" w:lineRule="auto"/>
-        <w:rPr>
-          <w:rFonts w:ascii="Times New Roman" w:eastAsia="Times New Roman" w:hAnsi="Times New Roman" w:cs="Times New Roman"/>
-          <w:color w:val="000000"/>
-          <w:kern w:val="0"/>
-          <w14:ligatures w14:val="none"/>
-        </w:rPr>
-      </w:pPr>
-      <w:r>
-        <w:rPr>
-          <w:rFonts w:ascii="Times New Roman" w:eastAsia="Times New Roman" w:hAnsi="Times New Roman" w:cs="Times New Roman"/>
-          <w:b/>
-          <w:bCs/>
-          <w:color w:val="000000"/>
-          <w:kern w:val="0"/>
-          <w14:ligatures w14:val="none"/>
-        </w:rPr>
-        <w:t>Advanced narrative tracking &amp; misinformation analysis.</w:t>
-      </w:r>
-    </w:p>
-    <w:p>
-      <w:pPr>
-        <w:numPr>
-          <w:ilvl w:val="0"/>
-          <w:numId w:val="4"/>
-        </w:numPr>
-        <w:spacing w:before="100" w:beforeAutospacing="1" w:after="100" w:afterAutospacing="1" w:line="240" w:lineRule="auto"/>
-        <w:rPr>
-          <w:rFonts w:ascii="Times New Roman" w:eastAsia="Times New Roman" w:hAnsi="Times New Roman" w:cs="Times New Roman"/>
-          <w:color w:val="000000"/>
-          <w:kern w:val="0"/>
-          <w14:ligatures w14:val="none"/>
-        </w:rPr>
-      </w:pPr>
-      <w:r>
-        <w:rPr>
-          <w:rFonts w:ascii="Times New Roman" w:eastAsia="Times New Roman" w:hAnsi="Times New Roman" w:cs="Times New Roman"/>
-          <w:b/>
-          <w:bCs/>
-          <w:color w:val="000000"/>
-          <w:kern w:val="0"/>
-          <w14:ligatures w14:val="none"/>
-        </w:rPr>
-        <w:t>Subscription model implementation &amp; payment gateway setup.</w:t>
-      </w:r>
-    </w:p>
-    <w:p>
-      <w:pPr>
-        <w:numPr>
-          <w:ilvl w:val="0"/>
-          <w:numId w:val="4"/>
-        </w:numPr>
-        <w:spacing w:before="100" w:beforeAutospacing="1" w:after="100" w:afterAutospacing="1" w:line="240" w:lineRule="auto"/>
-        <w:rPr>
-          <w:rFonts w:ascii="Times New Roman" w:eastAsia="Times New Roman" w:hAnsi="Times New Roman" w:cs="Times New Roman"/>
-          <w:color w:val="000000"/>
-          <w:kern w:val="0"/>
-          <w14:ligatures w14:val="none"/>
-        </w:rPr>
-      </w:pPr>
-      <w:r>
-        <w:rPr>
-          <w:rFonts w:ascii="Times New Roman" w:eastAsia="Times New Roman" w:hAnsi="Times New Roman" w:cs="Times New Roman"/>
-          <w:b/>
-          <w:bCs/>
-          <w:color w:val="000000"/>
-          <w:kern w:val="0"/>
-          <w14:ligatures w14:val="none"/>
-        </w:rPr>
-        <w:t>Beta testing with key financial &amp; journalism partners.</w:t>
-      </w:r>
-    </w:p>
-    <w:p>
-      <w:pPr>
         <w:spacing w:after="0" w:line="240" w:lineRule="auto"/>
         <w:rPr>
           <w:rFonts w:ascii="Times New Roman" w:eastAsia="Times New Roman" w:hAnsi="Times New Roman" w:cs="Times New Roman"/>
-          <w:color w:val="000000"/>
           <w:kern w:val="0"/>
           <w14:ligatures w14:val="none"/>
         </w:rPr>
@@ -1281,7 +2373,6 @@
         <w:rPr>
           <w:rFonts w:ascii="Times New Roman" w:eastAsia="Times New Roman" w:hAnsi="Times New Roman" w:cs="Times New Roman"/>
           <w:noProof/>
-          <w:color w:val="000000"/>
           <w:kern w:val="0"/>
         </w:rPr>
         <w:pict>
@@ -1292,15 +2383,15 @@
     <w:p>
       <w:pPr>
         <w:spacing w:before="100" w:beforeAutospacing="1" w:after="100" w:afterAutospacing="1" w:line="240" w:lineRule="auto"/>
-        <w:outlineLvl w:val="1"/>
-        <w:rPr>
-          <w:rFonts w:ascii="Times New Roman" w:eastAsia="Times New Roman" w:hAnsi="Times New Roman" w:cs="Times New Roman"/>
-          <w:b/>
-          <w:bCs/>
-          <w:color w:val="000000"/>
-          <w:kern w:val="0"/>
-          <w:sz w:val="36"/>
-          <w:szCs w:val="36"/>
+        <w:outlineLvl w:val="2"/>
+        <w:rPr>
+          <w:rFonts w:ascii="Times New Roman" w:eastAsia="Times New Roman" w:hAnsi="Times New Roman" w:cs="Times New Roman"/>
+          <w:b/>
+          <w:bCs/>
+          <w:color w:val="000000"/>
+          <w:kern w:val="0"/>
+          <w:sz w:val="27"/>
+          <w:szCs w:val="27"/>
           <w14:ligatures w14:val="none"/>
         </w:rPr>
       </w:pPr>
@@ -1311,73 +2402,66 @@
           <w:bCs/>
           <w:color w:val="000000"/>
           <w:kern w:val="0"/>
-          <w:sz w:val="36"/>
-          <w:szCs w:val="36"/>
-          <w14:ligatures w14:val="none"/>
-        </w:rPr>
-        <w:t>🌍</w:t>
-      </w:r>
-      <w:r>
-        <w:rPr>
-          <w:rFonts w:ascii="Times New Roman" w:eastAsia="Times New Roman" w:hAnsi="Times New Roman" w:cs="Times New Roman"/>
-          <w:b/>
-          <w:bCs/>
-          <w:color w:val="000000"/>
-          <w:kern w:val="0"/>
-          <w:sz w:val="36"/>
-          <w:szCs w:val="36"/>
-          <w14:ligatures w14:val="none"/>
-        </w:rPr>
-        <w:t xml:space="preserve"> Phase 3 (12-24 Months): AI Decision Intelligence Cloud</w:t>
+          <w:sz w:val="27"/>
+          <w:szCs w:val="27"/>
+          <w14:ligatures w14:val="none"/>
+        </w:rPr>
+        <w:t>🚀</w:t>
+      </w:r>
+      <w:r>
+        <w:rPr>
+          <w:rFonts w:ascii="Times New Roman" w:eastAsia="Times New Roman" w:hAnsi="Times New Roman" w:cs="Times New Roman"/>
+          <w:b/>
+          <w:bCs/>
+          <w:color w:val="000000"/>
+          <w:kern w:val="0"/>
+          <w:sz w:val="27"/>
+          <w:szCs w:val="27"/>
+          <w14:ligatures w14:val="none"/>
+        </w:rPr>
+        <w:t xml:space="preserve"> Next Steps</w:t>
       </w:r>
     </w:p>
     <w:p>
       <w:pPr>
+        <w:numPr>
+          <w:ilvl w:val="0"/>
+          <w:numId w:val="30"/>
+        </w:numPr>
         <w:spacing w:before="100" w:beforeAutospacing="1" w:after="100" w:afterAutospacing="1" w:line="240" w:lineRule="auto"/>
-        <w:outlineLvl w:val="2"/>
-        <w:rPr>
-          <w:rFonts w:ascii="Times New Roman" w:eastAsia="Times New Roman" w:hAnsi="Times New Roman" w:cs="Times New Roman"/>
-          <w:b/>
-          <w:bCs/>
-          <w:color w:val="000000"/>
-          <w:kern w:val="0"/>
-          <w:sz w:val="27"/>
-          <w:szCs w:val="27"/>
-          <w14:ligatures w14:val="none"/>
-        </w:rPr>
-      </w:pPr>
-      <w:r>
-        <w:rPr>
-          <w:rFonts w:ascii="Apple Color Emoji" w:eastAsia="Times New Roman" w:hAnsi="Apple Color Emoji" w:cs="Apple Color Emoji"/>
-          <w:b/>
-          <w:bCs/>
-          <w:color w:val="000000"/>
-          <w:kern w:val="0"/>
-          <w:sz w:val="27"/>
-          <w:szCs w:val="27"/>
-          <w14:ligatures w14:val="none"/>
-        </w:rPr>
-        <w:t>🔹</w:t>
-      </w:r>
-      <w:r>
-        <w:rPr>
-          <w:rFonts w:ascii="Times New Roman" w:eastAsia="Times New Roman" w:hAnsi="Times New Roman" w:cs="Times New Roman"/>
-          <w:b/>
-          <w:bCs/>
-          <w:color w:val="000000"/>
-          <w:kern w:val="0"/>
-          <w:sz w:val="27"/>
-          <w:szCs w:val="27"/>
-          <w14:ligatures w14:val="none"/>
-        </w:rPr>
-        <w:t xml:space="preserve"> Objective: Scale Clarity into a multi-billion-dollar intelligence cloud</w:t>
+        <w:rPr>
+          <w:rFonts w:ascii="Times New Roman" w:eastAsia="Times New Roman" w:hAnsi="Times New Roman" w:cs="Times New Roman"/>
+          <w:color w:val="000000"/>
+          <w:kern w:val="0"/>
+          <w14:ligatures w14:val="none"/>
+        </w:rPr>
+      </w:pPr>
+      <w:r>
+        <w:rPr>
+          <w:rFonts w:ascii="Times New Roman" w:eastAsia="Times New Roman" w:hAnsi="Times New Roman" w:cs="Times New Roman"/>
+          <w:b/>
+          <w:bCs/>
+          <w:color w:val="000000"/>
+          <w:kern w:val="0"/>
+          <w14:ligatures w14:val="none"/>
+        </w:rPr>
+        <w:t>Finalize MVP architecture &amp; AI engine optimizations</w:t>
+      </w:r>
+      <w:r>
+        <w:rPr>
+          <w:rFonts w:ascii="Times New Roman" w:eastAsia="Times New Roman" w:hAnsi="Times New Roman" w:cs="Times New Roman"/>
+          <w:color w:val="000000"/>
+          <w:kern w:val="0"/>
+          <w14:ligatures w14:val="none"/>
+        </w:rPr>
+        <w:t>.</w:t>
       </w:r>
     </w:p>
     <w:p>
       <w:pPr>
         <w:numPr>
           <w:ilvl w:val="0"/>
-          <w:numId w:val="5"/>
+          <w:numId w:val="30"/>
         </w:numPr>
         <w:spacing w:before="100" w:beforeAutospacing="1" w:after="100" w:afterAutospacing="1" w:line="240" w:lineRule="auto"/>
         <w:rPr>
@@ -1389,39 +2473,30 @@
       </w:pPr>
       <w:r>
         <w:rPr>
-          <w:rFonts w:ascii="Apple Color Emoji" w:eastAsia="Times New Roman" w:hAnsi="Apple Color Emoji" w:cs="Apple Color Emoji"/>
-          <w:color w:val="000000"/>
-          <w:kern w:val="0"/>
-          <w14:ligatures w14:val="none"/>
-        </w:rPr>
-        <w:t>🔹</w:t>
-      </w:r>
-      <w:r>
-        <w:rPr>
-          <w:rFonts w:ascii="Times New Roman" w:eastAsia="Times New Roman" w:hAnsi="Times New Roman" w:cs="Times New Roman"/>
-          <w:color w:val="000000"/>
-          <w:kern w:val="0"/>
-          <w14:ligatures w14:val="none"/>
-        </w:rPr>
-        <w:t xml:space="preserve"> Expand to </w:t>
-      </w:r>
-      <w:r>
-        <w:rPr>
-          <w:rFonts w:ascii="Times New Roman" w:eastAsia="Times New Roman" w:hAnsi="Times New Roman" w:cs="Times New Roman"/>
-          <w:b/>
-          <w:bCs/>
-          <w:color w:val="000000"/>
-          <w:kern w:val="0"/>
-          <w14:ligatures w14:val="none"/>
-        </w:rPr>
-        <w:t>enterprise clients, risk intelligence firms, and governments.</w:t>
+          <w:rFonts w:ascii="Times New Roman" w:eastAsia="Times New Roman" w:hAnsi="Times New Roman" w:cs="Times New Roman"/>
+          <w:b/>
+          <w:bCs/>
+          <w:color w:val="000000"/>
+          <w:kern w:val="0"/>
+          <w14:ligatures w14:val="none"/>
+        </w:rPr>
+        <w:t>Prepare prototype for internal testing</w:t>
+      </w:r>
+      <w:r>
+        <w:rPr>
+          <w:rFonts w:ascii="Times New Roman" w:eastAsia="Times New Roman" w:hAnsi="Times New Roman" w:cs="Times New Roman"/>
+          <w:color w:val="000000"/>
+          <w:kern w:val="0"/>
+          <w14:ligatures w14:val="none"/>
+        </w:rPr>
+        <w:t>.</w:t>
       </w:r>
     </w:p>
     <w:p>
       <w:pPr>
         <w:numPr>
           <w:ilvl w:val="0"/>
-          <w:numId w:val="5"/>
+          <w:numId w:val="30"/>
         </w:numPr>
         <w:spacing w:before="100" w:beforeAutospacing="1" w:after="100" w:afterAutospacing="1" w:line="240" w:lineRule="auto"/>
         <w:rPr>
@@ -1433,39 +2508,30 @@
       </w:pPr>
       <w:r>
         <w:rPr>
-          <w:rFonts w:ascii="Apple Color Emoji" w:eastAsia="Times New Roman" w:hAnsi="Apple Color Emoji" w:cs="Apple Color Emoji"/>
-          <w:color w:val="000000"/>
-          <w:kern w:val="0"/>
-          <w14:ligatures w14:val="none"/>
-        </w:rPr>
-        <w:t>🔹</w:t>
-      </w:r>
-      <w:r>
-        <w:rPr>
-          <w:rFonts w:ascii="Times New Roman" w:eastAsia="Times New Roman" w:hAnsi="Times New Roman" w:cs="Times New Roman"/>
-          <w:color w:val="000000"/>
-          <w:kern w:val="0"/>
-          <w14:ligatures w14:val="none"/>
-        </w:rPr>
-        <w:t xml:space="preserve"> Monetization through </w:t>
-      </w:r>
-      <w:r>
-        <w:rPr>
-          <w:rFonts w:ascii="Times New Roman" w:eastAsia="Times New Roman" w:hAnsi="Times New Roman" w:cs="Times New Roman"/>
-          <w:b/>
-          <w:bCs/>
-          <w:color w:val="000000"/>
-          <w:kern w:val="0"/>
-          <w14:ligatures w14:val="none"/>
-        </w:rPr>
-        <w:t>enterprise solutions &amp; high-ticket SaaS offerings.</w:t>
+          <w:rFonts w:ascii="Times New Roman" w:eastAsia="Times New Roman" w:hAnsi="Times New Roman" w:cs="Times New Roman"/>
+          <w:b/>
+          <w:bCs/>
+          <w:color w:val="000000"/>
+          <w:kern w:val="0"/>
+          <w14:ligatures w14:val="none"/>
+        </w:rPr>
+        <w:t>Onboard select industry experts for early feedback</w:t>
+      </w:r>
+      <w:r>
+        <w:rPr>
+          <w:rFonts w:ascii="Times New Roman" w:eastAsia="Times New Roman" w:hAnsi="Times New Roman" w:cs="Times New Roman"/>
+          <w:color w:val="000000"/>
+          <w:kern w:val="0"/>
+          <w14:ligatures w14:val="none"/>
+        </w:rPr>
+        <w:t>.</w:t>
       </w:r>
     </w:p>
     <w:p>
       <w:pPr>
         <w:numPr>
           <w:ilvl w:val="0"/>
-          <w:numId w:val="5"/>
+          <w:numId w:val="30"/>
         </w:numPr>
         <w:spacing w:before="100" w:beforeAutospacing="1" w:after="100" w:afterAutospacing="1" w:line="240" w:lineRule="auto"/>
         <w:rPr>
@@ -1477,39 +2543,30 @@
       </w:pPr>
       <w:r>
         <w:rPr>
-          <w:rFonts w:ascii="Apple Color Emoji" w:eastAsia="Times New Roman" w:hAnsi="Apple Color Emoji" w:cs="Apple Color Emoji"/>
-          <w:color w:val="000000"/>
-          <w:kern w:val="0"/>
-          <w14:ligatures w14:val="none"/>
-        </w:rPr>
-        <w:t>🔹</w:t>
-      </w:r>
-      <w:r>
-        <w:rPr>
-          <w:rFonts w:ascii="Times New Roman" w:eastAsia="Times New Roman" w:hAnsi="Times New Roman" w:cs="Times New Roman"/>
-          <w:color w:val="000000"/>
-          <w:kern w:val="0"/>
-          <w14:ligatures w14:val="none"/>
-        </w:rPr>
-        <w:t xml:space="preserve"> Build </w:t>
-      </w:r>
-      <w:r>
-        <w:rPr>
-          <w:rFonts w:ascii="Times New Roman" w:eastAsia="Times New Roman" w:hAnsi="Times New Roman" w:cs="Times New Roman"/>
-          <w:b/>
-          <w:bCs/>
-          <w:color w:val="000000"/>
-          <w:kern w:val="0"/>
-          <w14:ligatures w14:val="none"/>
-        </w:rPr>
-        <w:t>advanced geopolitical &amp; financial market intelligence features.</w:t>
+          <w:rFonts w:ascii="Times New Roman" w:eastAsia="Times New Roman" w:hAnsi="Times New Roman" w:cs="Times New Roman"/>
+          <w:b/>
+          <w:bCs/>
+          <w:color w:val="000000"/>
+          <w:kern w:val="0"/>
+          <w14:ligatures w14:val="none"/>
+        </w:rPr>
+        <w:t>Iterate rapidly based on real-world use cases</w:t>
+      </w:r>
+      <w:r>
+        <w:rPr>
+          <w:rFonts w:ascii="Times New Roman" w:eastAsia="Times New Roman" w:hAnsi="Times New Roman" w:cs="Times New Roman"/>
+          <w:color w:val="000000"/>
+          <w:kern w:val="0"/>
+          <w14:ligatures w14:val="none"/>
+        </w:rPr>
+        <w:t>.</w:t>
       </w:r>
     </w:p>
     <w:p>
       <w:pPr>
         <w:numPr>
           <w:ilvl w:val="0"/>
-          <w:numId w:val="5"/>
+          <w:numId w:val="30"/>
         </w:numPr>
         <w:spacing w:before="100" w:beforeAutospacing="1" w:after="100" w:afterAutospacing="1" w:line="240" w:lineRule="auto"/>
         <w:rPr>
@@ -1521,186 +2578,30 @@
       </w:pPr>
       <w:r>
         <w:rPr>
-          <w:rFonts w:ascii="Apple Color Emoji" w:eastAsia="Times New Roman" w:hAnsi="Apple Color Emoji" w:cs="Apple Color Emoji"/>
-          <w:color w:val="000000"/>
-          <w:kern w:val="0"/>
-          <w14:ligatures w14:val="none"/>
-        </w:rPr>
-        <w:t>🔹</w:t>
-      </w:r>
-      <w:r>
-        <w:rPr>
-          <w:rFonts w:ascii="Times New Roman" w:eastAsia="Times New Roman" w:hAnsi="Times New Roman" w:cs="Times New Roman"/>
-          <w:color w:val="000000"/>
-          <w:kern w:val="0"/>
-          <w14:ligatures w14:val="none"/>
-        </w:rPr>
-        <w:t xml:space="preserve"> Establish </w:t>
-      </w:r>
-      <w:r>
-        <w:rPr>
-          <w:rFonts w:ascii="Times New Roman" w:eastAsia="Times New Roman" w:hAnsi="Times New Roman" w:cs="Times New Roman"/>
-          <w:b/>
-          <w:bCs/>
-          <w:color w:val="000000"/>
-          <w:kern w:val="0"/>
-          <w14:ligatures w14:val="none"/>
-        </w:rPr>
-        <w:t>AI-powered decision-making infrastructure for enterprises.</w:t>
+          <w:rFonts w:ascii="Times New Roman" w:eastAsia="Times New Roman" w:hAnsi="Times New Roman" w:cs="Times New Roman"/>
+          <w:b/>
+          <w:bCs/>
+          <w:color w:val="000000"/>
+          <w:kern w:val="0"/>
+          <w14:ligatures w14:val="none"/>
+        </w:rPr>
+        <w:t>Launch private beta &amp; secure first enterprise clients</w:t>
+      </w:r>
+      <w:r>
+        <w:rPr>
+          <w:rFonts w:ascii="Times New Roman" w:eastAsia="Times New Roman" w:hAnsi="Times New Roman" w:cs="Times New Roman"/>
+          <w:color w:val="000000"/>
+          <w:kern w:val="0"/>
+          <w14:ligatures w14:val="none"/>
+        </w:rPr>
+        <w:t>.</w:t>
       </w:r>
     </w:p>
     <w:p>
       <w:pPr>
-        <w:spacing w:before="100" w:beforeAutospacing="1" w:after="100" w:afterAutospacing="1" w:line="240" w:lineRule="auto"/>
-        <w:outlineLvl w:val="2"/>
-        <w:rPr>
-          <w:rFonts w:ascii="Times New Roman" w:eastAsia="Times New Roman" w:hAnsi="Times New Roman" w:cs="Times New Roman"/>
-          <w:b/>
-          <w:bCs/>
-          <w:color w:val="000000"/>
-          <w:kern w:val="0"/>
-          <w:sz w:val="27"/>
-          <w:szCs w:val="27"/>
-          <w14:ligatures w14:val="none"/>
-        </w:rPr>
-      </w:pPr>
-      <w:r>
-        <w:rPr>
-          <w:rFonts w:ascii="Apple Color Emoji" w:eastAsia="Times New Roman" w:hAnsi="Apple Color Emoji" w:cs="Apple Color Emoji"/>
-          <w:b/>
-          <w:bCs/>
-          <w:color w:val="000000"/>
-          <w:kern w:val="0"/>
-          <w:sz w:val="27"/>
-          <w:szCs w:val="27"/>
-          <w14:ligatures w14:val="none"/>
-        </w:rPr>
-        <w:t>📌</w:t>
-      </w:r>
-      <w:r>
-        <w:rPr>
-          <w:rFonts w:ascii="Times New Roman" w:eastAsia="Times New Roman" w:hAnsi="Times New Roman" w:cs="Times New Roman"/>
-          <w:b/>
-          <w:bCs/>
-          <w:color w:val="000000"/>
-          <w:kern w:val="0"/>
-          <w:sz w:val="27"/>
-          <w:szCs w:val="27"/>
-          <w14:ligatures w14:val="none"/>
-        </w:rPr>
-        <w:t xml:space="preserve"> Key Deliverables:</w:t>
-      </w:r>
-    </w:p>
-    <w:p>
-      <w:pPr>
-        <w:numPr>
-          <w:ilvl w:val="0"/>
-          <w:numId w:val="6"/>
-        </w:numPr>
-        <w:spacing w:before="100" w:beforeAutospacing="1" w:after="100" w:afterAutospacing="1" w:line="240" w:lineRule="auto"/>
-        <w:rPr>
-          <w:rFonts w:ascii="Times New Roman" w:eastAsia="Times New Roman" w:hAnsi="Times New Roman" w:cs="Times New Roman"/>
-          <w:color w:val="000000"/>
-          <w:kern w:val="0"/>
-          <w14:ligatures w14:val="none"/>
-        </w:rPr>
-      </w:pPr>
-      <w:r>
-        <w:rPr>
-          <w:rFonts w:ascii="Times New Roman" w:eastAsia="Times New Roman" w:hAnsi="Times New Roman" w:cs="Times New Roman"/>
-          <w:b/>
-          <w:bCs/>
-          <w:color w:val="000000"/>
-          <w:kern w:val="0"/>
-          <w14:ligatures w14:val="none"/>
-        </w:rPr>
-        <w:t>Enterprise-grade AI-powered intelligence cloud.</w:t>
-      </w:r>
-    </w:p>
-    <w:p>
-      <w:pPr>
-        <w:numPr>
-          <w:ilvl w:val="0"/>
-          <w:numId w:val="6"/>
-        </w:numPr>
-        <w:spacing w:before="100" w:beforeAutospacing="1" w:after="100" w:afterAutospacing="1" w:line="240" w:lineRule="auto"/>
-        <w:rPr>
-          <w:rFonts w:ascii="Times New Roman" w:eastAsia="Times New Roman" w:hAnsi="Times New Roman" w:cs="Times New Roman"/>
-          <w:color w:val="000000"/>
-          <w:kern w:val="0"/>
-          <w14:ligatures w14:val="none"/>
-        </w:rPr>
-      </w:pPr>
-      <w:r>
-        <w:rPr>
-          <w:rFonts w:ascii="Times New Roman" w:eastAsia="Times New Roman" w:hAnsi="Times New Roman" w:cs="Times New Roman"/>
-          <w:b/>
-          <w:bCs/>
-          <w:color w:val="000000"/>
-          <w:kern w:val="0"/>
-          <w14:ligatures w14:val="none"/>
-        </w:rPr>
-        <w:t>Customizable enterprise dashboards &amp; AI-driven insights.</w:t>
-      </w:r>
-    </w:p>
-    <w:p>
-      <w:pPr>
-        <w:numPr>
-          <w:ilvl w:val="0"/>
-          <w:numId w:val="6"/>
-        </w:numPr>
-        <w:spacing w:before="100" w:beforeAutospacing="1" w:after="100" w:afterAutospacing="1" w:line="240" w:lineRule="auto"/>
-        <w:rPr>
-          <w:rFonts w:ascii="Times New Roman" w:eastAsia="Times New Roman" w:hAnsi="Times New Roman" w:cs="Times New Roman"/>
-          <w:color w:val="000000"/>
-          <w:kern w:val="0"/>
-          <w14:ligatures w14:val="none"/>
-        </w:rPr>
-      </w:pPr>
-      <w:r>
-        <w:rPr>
-          <w:rFonts w:ascii="Times New Roman" w:eastAsia="Times New Roman" w:hAnsi="Times New Roman" w:cs="Times New Roman"/>
-          <w:b/>
-          <w:bCs/>
-          <w:color w:val="000000"/>
-          <w:kern w:val="0"/>
-          <w14:ligatures w14:val="none"/>
-        </w:rPr>
-        <w:t>Large-scale data ingestion &amp; high-performance cloud deployment.</w:t>
-      </w:r>
-    </w:p>
-    <w:p>
-      <w:pPr>
-        <w:numPr>
-          <w:ilvl w:val="0"/>
-          <w:numId w:val="6"/>
-        </w:numPr>
-        <w:spacing w:before="100" w:beforeAutospacing="1" w:after="100" w:afterAutospacing="1" w:line="240" w:lineRule="auto"/>
-        <w:rPr>
-          <w:rFonts w:ascii="Times New Roman" w:eastAsia="Times New Roman" w:hAnsi="Times New Roman" w:cs="Times New Roman"/>
-          <w:color w:val="000000"/>
-          <w:kern w:val="0"/>
-          <w14:ligatures w14:val="none"/>
-        </w:rPr>
-      </w:pPr>
-      <w:r>
-        <w:rPr>
-          <w:rFonts w:ascii="Times New Roman" w:eastAsia="Times New Roman" w:hAnsi="Times New Roman" w:cs="Times New Roman"/>
-          <w:b/>
-          <w:bCs/>
-          <w:color w:val="000000"/>
-          <w:kern w:val="0"/>
-          <w14:ligatures w14:val="none"/>
-        </w:rPr>
-        <w:t>Expansion into high-value enterprise &amp; institutional markets.</w:t>
-      </w:r>
-    </w:p>
-    <w:p>
-      <w:pPr>
         <w:spacing w:after="0" w:line="240" w:lineRule="auto"/>
         <w:rPr>
           <w:rFonts w:ascii="Times New Roman" w:eastAsia="Times New Roman" w:hAnsi="Times New Roman" w:cs="Times New Roman"/>
-          <w:color w:val="000000"/>
           <w:kern w:val="0"/>
           <w14:ligatures w14:val="none"/>
         </w:rPr>
@@ -1709,7 +2610,6 @@
         <w:rPr>
           <w:rFonts w:ascii="Times New Roman" w:eastAsia="Times New Roman" w:hAnsi="Times New Roman" w:cs="Times New Roman"/>
           <w:noProof/>
-          <w:color w:val="000000"/>
           <w:kern w:val="0"/>
         </w:rPr>
         <w:pict>
@@ -1720,15 +2620,15 @@
     <w:p>
       <w:pPr>
         <w:spacing w:before="100" w:beforeAutospacing="1" w:after="100" w:afterAutospacing="1" w:line="240" w:lineRule="auto"/>
-        <w:outlineLvl w:val="1"/>
-        <w:rPr>
-          <w:rFonts w:ascii="Times New Roman" w:eastAsia="Times New Roman" w:hAnsi="Times New Roman" w:cs="Times New Roman"/>
-          <w:b/>
-          <w:bCs/>
-          <w:color w:val="000000"/>
-          <w:kern w:val="0"/>
-          <w:sz w:val="36"/>
-          <w:szCs w:val="36"/>
+        <w:outlineLvl w:val="2"/>
+        <w:rPr>
+          <w:rFonts w:ascii="Times New Roman" w:eastAsia="Times New Roman" w:hAnsi="Times New Roman" w:cs="Times New Roman"/>
+          <w:b/>
+          <w:bCs/>
+          <w:color w:val="000000"/>
+          <w:kern w:val="0"/>
+          <w:sz w:val="27"/>
+          <w:szCs w:val="27"/>
           <w14:ligatures w14:val="none"/>
         </w:rPr>
       </w:pPr>
@@ -1739,24 +2639,24 @@
           <w:bCs/>
           <w:color w:val="000000"/>
           <w:kern w:val="0"/>
-          <w:sz w:val="36"/>
-          <w:szCs w:val="36"/>
-          <w14:ligatures w14:val="none"/>
-        </w:rPr>
-        <w:t>🚀</w:t>
-      </w:r>
-      <w:r>
-        <w:rPr>
-          <w:rFonts w:ascii="Times New Roman" w:eastAsia="Times New Roman" w:hAnsi="Times New Roman" w:cs="Times New Roman"/>
-          <w:b/>
-          <w:bCs/>
-          <w:color w:val="000000"/>
-          <w:kern w:val="0"/>
-          <w:sz w:val="36"/>
-          <w:szCs w:val="36"/>
-          <w14:ligatures w14:val="none"/>
-        </w:rPr>
-        <w:t xml:space="preserve"> Execution Priorities</w:t>
+          <w:sz w:val="27"/>
+          <w:szCs w:val="27"/>
+          <w14:ligatures w14:val="none"/>
+        </w:rPr>
+        <w:t>🔍</w:t>
+      </w:r>
+      <w:r>
+        <w:rPr>
+          <w:rFonts w:ascii="Times New Roman" w:eastAsia="Times New Roman" w:hAnsi="Times New Roman" w:cs="Times New Roman"/>
+          <w:b/>
+          <w:bCs/>
+          <w:color w:val="000000"/>
+          <w:kern w:val="0"/>
+          <w:sz w:val="27"/>
+          <w:szCs w:val="27"/>
+          <w14:ligatures w14:val="none"/>
+        </w:rPr>
+        <w:t xml:space="preserve"> Differentiation Strategy vs. Competitors</w:t>
       </w:r>
     </w:p>
     <w:p>
@@ -1771,192 +2671,239 @@
       </w:pPr>
       <w:r>
         <w:rPr>
-          <w:rFonts w:ascii="Apple Color Emoji" w:eastAsia="Times New Roman" w:hAnsi="Apple Color Emoji" w:cs="Apple Color Emoji"/>
-          <w:color w:val="000000"/>
-          <w:kern w:val="0"/>
-          <w14:ligatures w14:val="none"/>
-        </w:rPr>
-        <w:t>✅</w:t>
-      </w:r>
-      <w:r>
-        <w:rPr>
-          <w:rFonts w:ascii="Times New Roman" w:eastAsia="Times New Roman" w:hAnsi="Times New Roman" w:cs="Times New Roman"/>
-          <w:color w:val="000000"/>
-          <w:kern w:val="0"/>
-          <w14:ligatures w14:val="none"/>
-        </w:rPr>
-        <w:t> </w:t>
-      </w:r>
-      <w:r>
-        <w:rPr>
-          <w:rFonts w:ascii="Times New Roman" w:eastAsia="Times New Roman" w:hAnsi="Times New Roman" w:cs="Times New Roman"/>
-          <w:b/>
-          <w:bCs/>
-          <w:color w:val="000000"/>
-          <w:kern w:val="0"/>
-          <w14:ligatures w14:val="none"/>
-        </w:rPr>
-        <w:t>Build the MVP (Phase 1)</w:t>
-      </w:r>
-      <w:r>
-        <w:rPr>
-          <w:rFonts w:ascii="Times New Roman" w:eastAsia="Times New Roman" w:hAnsi="Times New Roman" w:cs="Times New Roman"/>
-          <w:color w:val="000000"/>
-          <w:kern w:val="0"/>
-          <w14:ligatures w14:val="none"/>
-        </w:rPr>
-        <w:t xml:space="preserve"> → Real-Time News Manipulation Dashboard. </w:t>
-      </w:r>
-      <w:r>
-        <w:rPr>
-          <w:rFonts w:ascii="Apple Color Emoji" w:eastAsia="Times New Roman" w:hAnsi="Apple Color Emoji" w:cs="Apple Color Emoji"/>
-          <w:color w:val="000000"/>
-          <w:kern w:val="0"/>
-          <w14:ligatures w14:val="none"/>
-        </w:rPr>
-        <w:t>✅</w:t>
-      </w:r>
-      <w:r>
-        <w:rPr>
-          <w:rFonts w:ascii="Times New Roman" w:eastAsia="Times New Roman" w:hAnsi="Times New Roman" w:cs="Times New Roman"/>
-          <w:color w:val="000000"/>
-          <w:kern w:val="0"/>
-          <w14:ligatures w14:val="none"/>
-        </w:rPr>
-        <w:t> </w:t>
-      </w:r>
-      <w:r>
-        <w:rPr>
-          <w:rFonts w:ascii="Times New Roman" w:eastAsia="Times New Roman" w:hAnsi="Times New Roman" w:cs="Times New Roman"/>
-          <w:b/>
-          <w:bCs/>
-          <w:color w:val="000000"/>
-          <w:kern w:val="0"/>
-          <w14:ligatures w14:val="none"/>
-        </w:rPr>
-        <w:t>Refine AI models for misinformation tracking</w:t>
-      </w:r>
-      <w:r>
-        <w:rPr>
-          <w:rFonts w:ascii="Times New Roman" w:eastAsia="Times New Roman" w:hAnsi="Times New Roman" w:cs="Times New Roman"/>
-          <w:color w:val="000000"/>
-          <w:kern w:val="0"/>
-          <w14:ligatures w14:val="none"/>
-        </w:rPr>
-        <w:t xml:space="preserve"> &amp; contradiction detection. </w:t>
-      </w:r>
-      <w:r>
-        <w:rPr>
-          <w:rFonts w:ascii="Apple Color Emoji" w:eastAsia="Times New Roman" w:hAnsi="Apple Color Emoji" w:cs="Apple Color Emoji"/>
-          <w:color w:val="000000"/>
-          <w:kern w:val="0"/>
-          <w14:ligatures w14:val="none"/>
-        </w:rPr>
-        <w:t>✅</w:t>
-      </w:r>
-      <w:r>
-        <w:rPr>
-          <w:rFonts w:ascii="Times New Roman" w:eastAsia="Times New Roman" w:hAnsi="Times New Roman" w:cs="Times New Roman"/>
-          <w:color w:val="000000"/>
-          <w:kern w:val="0"/>
-          <w14:ligatures w14:val="none"/>
-        </w:rPr>
-        <w:t> </w:t>
-      </w:r>
-      <w:r>
-        <w:rPr>
-          <w:rFonts w:ascii="Times New Roman" w:eastAsia="Times New Roman" w:hAnsi="Times New Roman" w:cs="Times New Roman"/>
-          <w:b/>
-          <w:bCs/>
-          <w:color w:val="000000"/>
-          <w:kern w:val="0"/>
-          <w14:ligatures w14:val="none"/>
-        </w:rPr>
-        <w:t>Ensure modular, scalable, and AI-integrated architecture.</w:t>
-      </w:r>
-      <w:r>
-        <w:rPr>
-          <w:rFonts w:ascii="Times New Roman" w:eastAsia="Times New Roman" w:hAnsi="Times New Roman" w:cs="Times New Roman"/>
-          <w:color w:val="000000"/>
-          <w:kern w:val="0"/>
-          <w14:ligatures w14:val="none"/>
-        </w:rPr>
-        <w:t> </w:t>
-      </w:r>
-      <w:r>
-        <w:rPr>
-          <w:rFonts w:ascii="Apple Color Emoji" w:eastAsia="Times New Roman" w:hAnsi="Apple Color Emoji" w:cs="Apple Color Emoji"/>
-          <w:color w:val="000000"/>
-          <w:kern w:val="0"/>
-          <w14:ligatures w14:val="none"/>
-        </w:rPr>
-        <w:t>✅</w:t>
-      </w:r>
-      <w:r>
-        <w:rPr>
-          <w:rFonts w:ascii="Times New Roman" w:eastAsia="Times New Roman" w:hAnsi="Times New Roman" w:cs="Times New Roman"/>
-          <w:color w:val="000000"/>
-          <w:kern w:val="0"/>
-          <w14:ligatures w14:val="none"/>
-        </w:rPr>
-        <w:t> </w:t>
-      </w:r>
-      <w:r>
-        <w:rPr>
-          <w:rFonts w:ascii="Times New Roman" w:eastAsia="Times New Roman" w:hAnsi="Times New Roman" w:cs="Times New Roman"/>
-          <w:b/>
-          <w:bCs/>
-          <w:color w:val="000000"/>
-          <w:kern w:val="0"/>
-          <w14:ligatures w14:val="none"/>
-        </w:rPr>
-        <w:t>Follow industry best practices for API, security, and automation.</w:t>
-      </w:r>
-      <w:r>
-        <w:rPr>
-          <w:rFonts w:ascii="Times New Roman" w:eastAsia="Times New Roman" w:hAnsi="Times New Roman" w:cs="Times New Roman"/>
-          <w:color w:val="000000"/>
-          <w:kern w:val="0"/>
-          <w14:ligatures w14:val="none"/>
-        </w:rPr>
-        <w:t> </w:t>
-      </w:r>
-      <w:r>
-        <w:rPr>
-          <w:rFonts w:ascii="Apple Color Emoji" w:eastAsia="Times New Roman" w:hAnsi="Apple Color Emoji" w:cs="Apple Color Emoji"/>
-          <w:color w:val="000000"/>
-          <w:kern w:val="0"/>
-          <w14:ligatures w14:val="none"/>
-        </w:rPr>
-        <w:t>✅</w:t>
-      </w:r>
-      <w:r>
-        <w:rPr>
-          <w:rFonts w:ascii="Times New Roman" w:eastAsia="Times New Roman" w:hAnsi="Times New Roman" w:cs="Times New Roman"/>
-          <w:color w:val="000000"/>
-          <w:kern w:val="0"/>
-          <w14:ligatures w14:val="none"/>
-        </w:rPr>
-        <w:t> </w:t>
-      </w:r>
-      <w:r>
-        <w:rPr>
-          <w:rFonts w:ascii="Times New Roman" w:eastAsia="Times New Roman" w:hAnsi="Times New Roman" w:cs="Times New Roman"/>
-          <w:b/>
-          <w:bCs/>
-          <w:color w:val="000000"/>
-          <w:kern w:val="0"/>
-          <w14:ligatures w14:val="none"/>
-        </w:rPr>
-        <w:t>Monetization strategy aligned with enterprise and financial markets.</w:t>
+          <w:rFonts w:ascii="Times New Roman" w:eastAsia="Times New Roman" w:hAnsi="Times New Roman" w:cs="Times New Roman"/>
+          <w:color w:val="000000"/>
+          <w:kern w:val="0"/>
+          <w14:ligatures w14:val="none"/>
+        </w:rPr>
+        <w:t>Unlike </w:t>
+      </w:r>
+      <w:r>
+        <w:rPr>
+          <w:rFonts w:ascii="Times New Roman" w:eastAsia="Times New Roman" w:hAnsi="Times New Roman" w:cs="Times New Roman"/>
+          <w:b/>
+          <w:bCs/>
+          <w:color w:val="000000"/>
+          <w:kern w:val="0"/>
+          <w14:ligatures w14:val="none"/>
+        </w:rPr>
+        <w:t>Palantir, Kensho, and Bloomberg Terminal</w:t>
+      </w:r>
+      <w:r>
+        <w:rPr>
+          <w:rFonts w:ascii="Times New Roman" w:eastAsia="Times New Roman" w:hAnsi="Times New Roman" w:cs="Times New Roman"/>
+          <w:color w:val="000000"/>
+          <w:kern w:val="0"/>
+          <w14:ligatures w14:val="none"/>
+        </w:rPr>
+        <w:t>, Clarity offers:</w:t>
       </w:r>
     </w:p>
     <w:p>
       <w:pPr>
+        <w:numPr>
+          <w:ilvl w:val="0"/>
+          <w:numId w:val="31"/>
+        </w:numPr>
+        <w:spacing w:before="100" w:beforeAutospacing="1" w:after="100" w:afterAutospacing="1" w:line="240" w:lineRule="auto"/>
+        <w:rPr>
+          <w:rFonts w:ascii="Times New Roman" w:eastAsia="Times New Roman" w:hAnsi="Times New Roman" w:cs="Times New Roman"/>
+          <w:color w:val="000000"/>
+          <w:kern w:val="0"/>
+          <w14:ligatures w14:val="none"/>
+        </w:rPr>
+      </w:pPr>
+      <w:r>
+        <w:rPr>
+          <w:rFonts w:ascii="Times New Roman" w:eastAsia="Times New Roman" w:hAnsi="Times New Roman" w:cs="Times New Roman"/>
+          <w:b/>
+          <w:bCs/>
+          <w:color w:val="000000"/>
+          <w:kern w:val="0"/>
+          <w14:ligatures w14:val="none"/>
+        </w:rPr>
+        <w:t>AI-powered misinformation tracking in financial markets</w:t>
+      </w:r>
+      <w:r>
+        <w:rPr>
+          <w:rFonts w:ascii="Times New Roman" w:eastAsia="Times New Roman" w:hAnsi="Times New Roman" w:cs="Times New Roman"/>
+          <w:color w:val="000000"/>
+          <w:kern w:val="0"/>
+          <w14:ligatures w14:val="none"/>
+        </w:rPr>
+        <w:t> rather than general data analysis.</w:t>
+      </w:r>
+    </w:p>
+    <w:p>
+      <w:pPr>
+        <w:numPr>
+          <w:ilvl w:val="0"/>
+          <w:numId w:val="31"/>
+        </w:numPr>
+        <w:spacing w:before="100" w:beforeAutospacing="1" w:after="100" w:afterAutospacing="1" w:line="240" w:lineRule="auto"/>
+        <w:rPr>
+          <w:rFonts w:ascii="Times New Roman" w:eastAsia="Times New Roman" w:hAnsi="Times New Roman" w:cs="Times New Roman"/>
+          <w:color w:val="000000"/>
+          <w:kern w:val="0"/>
+          <w14:ligatures w14:val="none"/>
+        </w:rPr>
+      </w:pPr>
+      <w:r>
+        <w:rPr>
+          <w:rFonts w:ascii="Times New Roman" w:eastAsia="Times New Roman" w:hAnsi="Times New Roman" w:cs="Times New Roman"/>
+          <w:b/>
+          <w:bCs/>
+          <w:color w:val="000000"/>
+          <w:kern w:val="0"/>
+          <w14:ligatures w14:val="none"/>
+        </w:rPr>
+        <w:t>Automated contradiction detection &amp; influence mapping</w:t>
+      </w:r>
+      <w:r>
+        <w:rPr>
+          <w:rFonts w:ascii="Times New Roman" w:eastAsia="Times New Roman" w:hAnsi="Times New Roman" w:cs="Times New Roman"/>
+          <w:color w:val="000000"/>
+          <w:kern w:val="0"/>
+          <w14:ligatures w14:val="none"/>
+        </w:rPr>
+        <w:t> to expose </w:t>
+      </w:r>
+      <w:r>
+        <w:rPr>
+          <w:rFonts w:ascii="Times New Roman" w:eastAsia="Times New Roman" w:hAnsi="Times New Roman" w:cs="Times New Roman"/>
+          <w:b/>
+          <w:bCs/>
+          <w:color w:val="000000"/>
+          <w:kern w:val="0"/>
+          <w14:ligatures w14:val="none"/>
+        </w:rPr>
+        <w:t>narrative manipulation</w:t>
+      </w:r>
+      <w:r>
+        <w:rPr>
+          <w:rFonts w:ascii="Times New Roman" w:eastAsia="Times New Roman" w:hAnsi="Times New Roman" w:cs="Times New Roman"/>
+          <w:color w:val="000000"/>
+          <w:kern w:val="0"/>
+          <w14:ligatures w14:val="none"/>
+        </w:rPr>
+        <w:t>.</w:t>
+      </w:r>
+    </w:p>
+    <w:p>
+      <w:pPr>
+        <w:numPr>
+          <w:ilvl w:val="0"/>
+          <w:numId w:val="31"/>
+        </w:numPr>
+        <w:spacing w:before="100" w:beforeAutospacing="1" w:after="100" w:afterAutospacing="1" w:line="240" w:lineRule="auto"/>
+        <w:rPr>
+          <w:rFonts w:ascii="Times New Roman" w:eastAsia="Times New Roman" w:hAnsi="Times New Roman" w:cs="Times New Roman"/>
+          <w:color w:val="000000"/>
+          <w:kern w:val="0"/>
+          <w14:ligatures w14:val="none"/>
+        </w:rPr>
+      </w:pPr>
+      <w:r>
+        <w:rPr>
+          <w:rFonts w:ascii="Times New Roman" w:eastAsia="Times New Roman" w:hAnsi="Times New Roman" w:cs="Times New Roman"/>
+          <w:b/>
+          <w:bCs/>
+          <w:color w:val="000000"/>
+          <w:kern w:val="0"/>
+          <w14:ligatures w14:val="none"/>
+        </w:rPr>
+        <w:t>Scalable intelligence platform</w:t>
+      </w:r>
+      <w:r>
+        <w:rPr>
+          <w:rFonts w:ascii="Times New Roman" w:eastAsia="Times New Roman" w:hAnsi="Times New Roman" w:cs="Times New Roman"/>
+          <w:color w:val="000000"/>
+          <w:kern w:val="0"/>
+          <w14:ligatures w14:val="none"/>
+        </w:rPr>
+        <w:t> with </w:t>
+      </w:r>
+      <w:r>
+        <w:rPr>
+          <w:rFonts w:ascii="Times New Roman" w:eastAsia="Times New Roman" w:hAnsi="Times New Roman" w:cs="Times New Roman"/>
+          <w:b/>
+          <w:bCs/>
+          <w:color w:val="000000"/>
+          <w:kern w:val="0"/>
+          <w14:ligatures w14:val="none"/>
+        </w:rPr>
+        <w:t>hybrid AI infrastructure</w:t>
+      </w:r>
+      <w:r>
+        <w:rPr>
+          <w:rFonts w:ascii="Times New Roman" w:eastAsia="Times New Roman" w:hAnsi="Times New Roman" w:cs="Times New Roman"/>
+          <w:color w:val="000000"/>
+          <w:kern w:val="0"/>
+          <w14:ligatures w14:val="none"/>
+        </w:rPr>
+        <w:t> (local for individuals, cloud for enterprises).</w:t>
+      </w:r>
+    </w:p>
+    <w:p>
+      <w:pPr>
+        <w:numPr>
+          <w:ilvl w:val="0"/>
+          <w:numId w:val="31"/>
+        </w:numPr>
+        <w:spacing w:before="100" w:beforeAutospacing="1" w:after="100" w:afterAutospacing="1" w:line="240" w:lineRule="auto"/>
+        <w:rPr>
+          <w:rFonts w:ascii="Times New Roman" w:eastAsia="Times New Roman" w:hAnsi="Times New Roman" w:cs="Times New Roman"/>
+          <w:color w:val="000000"/>
+          <w:kern w:val="0"/>
+          <w14:ligatures w14:val="none"/>
+        </w:rPr>
+      </w:pPr>
+      <w:r>
+        <w:rPr>
+          <w:rFonts w:ascii="Times New Roman" w:eastAsia="Times New Roman" w:hAnsi="Times New Roman" w:cs="Times New Roman"/>
+          <w:b/>
+          <w:bCs/>
+          <w:color w:val="000000"/>
+          <w:kern w:val="0"/>
+          <w14:ligatures w14:val="none"/>
+        </w:rPr>
+        <w:t>Decision-centric intelligence dashboard</w:t>
+      </w:r>
+      <w:r>
+        <w:rPr>
+          <w:rFonts w:ascii="Times New Roman" w:eastAsia="Times New Roman" w:hAnsi="Times New Roman" w:cs="Times New Roman"/>
+          <w:color w:val="000000"/>
+          <w:kern w:val="0"/>
+          <w14:ligatures w14:val="none"/>
+        </w:rPr>
+        <w:t> built for </w:t>
+      </w:r>
+      <w:r>
+        <w:rPr>
+          <w:rFonts w:ascii="Times New Roman" w:eastAsia="Times New Roman" w:hAnsi="Times New Roman" w:cs="Times New Roman"/>
+          <w:b/>
+          <w:bCs/>
+          <w:color w:val="000000"/>
+          <w:kern w:val="0"/>
+          <w14:ligatures w14:val="none"/>
+        </w:rPr>
+        <w:t>traders, analysts, and policy experts</w:t>
+      </w:r>
+      <w:r>
+        <w:rPr>
+          <w:rFonts w:ascii="Times New Roman" w:eastAsia="Times New Roman" w:hAnsi="Times New Roman" w:cs="Times New Roman"/>
+          <w:color w:val="000000"/>
+          <w:kern w:val="0"/>
+          <w14:ligatures w14:val="none"/>
+        </w:rPr>
+        <w:t>.</w:t>
+      </w:r>
+    </w:p>
+    <w:p>
+      <w:pPr>
         <w:spacing w:after="0" w:line="240" w:lineRule="auto"/>
         <w:rPr>
           <w:rFonts w:ascii="Times New Roman" w:eastAsia="Times New Roman" w:hAnsi="Times New Roman" w:cs="Times New Roman"/>
-          <w:color w:val="000000"/>
           <w:kern w:val="0"/>
           <w14:ligatures w14:val="none"/>
         </w:rPr>
@@ -1965,7 +2912,6 @@
         <w:rPr>
           <w:rFonts w:ascii="Times New Roman" w:eastAsia="Times New Roman" w:hAnsi="Times New Roman" w:cs="Times New Roman"/>
           <w:noProof/>
-          <w:color w:val="000000"/>
           <w:kern w:val="0"/>
         </w:rPr>
         <w:pict>
@@ -1990,36 +2936,16 @@
           <w:kern w:val="0"/>
           <w14:ligatures w14:val="none"/>
         </w:rPr>
-        <w:t>📌</w:t>
-      </w:r>
-      <w:r>
-        <w:rPr>
-          <w:rFonts w:ascii="Times New Roman" w:eastAsia="Times New Roman" w:hAnsi="Times New Roman" w:cs="Times New Roman"/>
-          <w:color w:val="000000"/>
-          <w:kern w:val="0"/>
-          <w14:ligatures w14:val="none"/>
-        </w:rPr>
-        <w:t> </w:t>
-      </w:r>
-      <w:r>
-        <w:rPr>
-          <w:rFonts w:ascii="Times New Roman" w:eastAsia="Times New Roman" w:hAnsi="Times New Roman" w:cs="Times New Roman"/>
-          <w:b/>
-          <w:bCs/>
-          <w:color w:val="000000"/>
-          <w:kern w:val="0"/>
-          <w14:ligatures w14:val="none"/>
-        </w:rPr>
-        <w:t>Next Steps:</w:t>
-      </w:r>
-      <w:r>
-        <w:rPr>
-          <w:rFonts w:ascii="Times New Roman" w:eastAsia="Times New Roman" w:hAnsi="Times New Roman" w:cs="Times New Roman"/>
-          <w:color w:val="000000"/>
-          <w:kern w:val="0"/>
-          <w14:ligatures w14:val="none"/>
-        </w:rPr>
-        <w:t xml:space="preserve"> Finalize MVP development and transition into AI model refinement &amp; business expansion. Let’s execute. </w:t>
+        <w:t>🚀</w:t>
+      </w:r>
+      <w:r>
+        <w:rPr>
+          <w:rFonts w:ascii="Times New Roman" w:eastAsia="Times New Roman" w:hAnsi="Times New Roman" w:cs="Times New Roman"/>
+          <w:color w:val="000000"/>
+          <w:kern w:val="0"/>
+          <w14:ligatures w14:val="none"/>
+        </w:rPr>
+        <w:t xml:space="preserve"> Clarity is on track. Execution is key. Let's build. </w:t>
       </w:r>
       <w:r>
         <w:rPr>
@@ -2028,7 +2954,7 @@
           <w:kern w:val="0"/>
           <w14:ligatures w14:val="none"/>
         </w:rPr>
-        <w:t>💡</w:t>
+        <w:t>🌟</w:t>
       </w:r>
     </w:p>
     <w:p/>
@@ -2045,6 +2971,1907 @@
 <file path=word/numbering.xml><?xml version="1.0" encoding="utf-8"?>
 <w:numbering xmlns:wpc="http://schemas.microsoft.com/office/word/2010/wordprocessingCanvas" xmlns:cx="http://schemas.microsoft.com/office/drawing/2014/chartex" xmlns:cx1="http://schemas.microsoft.com/office/drawing/2015/9/8/chartex" xmlns:cx2="http://schemas.microsoft.com/office/drawing/2015/10/21/chartex" xmlns:cx3="http://schemas.microsoft.com/office/drawing/2016/5/9/chartex" xmlns:cx4="http://schemas.microsoft.com/office/drawing/2016/5/10/chartex" xmlns:cx5="http://schemas.microsoft.com/office/drawing/2016/5/11/chartex" xmlns:cx6="http://schemas.microsoft.com/office/drawing/2016/5/12/chartex" xmlns:cx7="http://schemas.microsoft.com/office/drawing/2016/5/13/chartex" xmlns:cx8="http://schemas.microsoft.com/office/drawing/2016/5/14/chartex" xmlns:mc="http://schemas.openxmlformats.org/markup-compatibility/2006" xmlns:aink="http://schemas.microsoft.com/office/drawing/2016/ink" xmlns:am3d="http://schemas.microsoft.com/office/drawing/2017/model3d" xmlns:o="urn:schemas-microsoft-com:office:office" xmlns:oel="http://schemas.microsoft.com/office/2019/extlst" xmlns:r="http://schemas.openxmlformats.org/officeDocument/2006/relationships" xmlns:m="http://schemas.openxmlformats.org/officeDocument/2006/math" xmlns:v="urn:schemas-microsoft-com:vml" xmlns:wp14="http://schemas.microsoft.com/office/word/2010/wordprocessingDrawing" xmlns:wp="http://schemas.openxmlformats.org/drawingml/2006/wordprocessingDrawing" xmlns:w10="urn:schemas-microsoft-com:office:word" xmlns:w="http://schemas.openxmlformats.org/wordprocessingml/2006/main" xmlns:w14="http://schemas.microsoft.com/office/word/2010/wordml" xmlns:w15="http://schemas.microsoft.com/office/word/2012/wordml" xmlns:w16cex="http://schemas.microsoft.com/office/word/2018/wordml/cex" xmlns:w16cid="http://schemas.microsoft.com/office/word/2016/wordml/cid" xmlns:w16="http://schemas.microsoft.com/office/word/2018/wordml" xmlns:w16du="http://schemas.microsoft.com/office/word/2023/wordml/word16du" xmlns:w16sdtdh="http://schemas.microsoft.com/office/word/2020/wordml/sdtdatahash" xmlns:w16sdtfl="http://schemas.microsoft.com/office/word/2024/wordml/sdtformatlock" xmlns:w16se="http://schemas.microsoft.com/office/word/2015/wordml/symex" xmlns:wpg="http://schemas.microsoft.com/office/word/2010/wordprocessingGroup" xmlns:wpi="http://schemas.microsoft.com/office/word/2010/wordprocessingInk" xmlns:wne="http://schemas.microsoft.com/office/word/2006/wordml" xmlns:wps="http://schemas.microsoft.com/office/word/2010/wordprocessingShape" mc:Ignorable="w14 w15 w16se w16cid w16 w16cex w16sdtdh w16sdtfl w16du wp14">
   <w:abstractNum w:abstractNumId="0" w15:restartNumberingAfterBreak="0">
+    <w:nsid w:val="01D02D44"/>
+    <w:multiLevelType w:val="multilevel"/>
+    <w:tmpl w:val="658E6BDC"/>
+    <w:lvl w:ilvl="0">
+      <w:start w:val="1"/>
+      <w:numFmt w:val="bullet"/>
+      <w:lvlText w:val=""/>
+      <w:lvlJc w:val="left"/>
+      <w:pPr>
+        <w:tabs>
+          <w:tab w:val="num" w:pos="720"/>
+        </w:tabs>
+        <w:ind w:left="720" w:hanging="360"/>
+      </w:pPr>
+      <w:rPr>
+        <w:rFonts w:ascii="Symbol" w:hAnsi="Symbol" w:hint="default"/>
+        <w:sz w:val="20"/>
+      </w:rPr>
+    </w:lvl>
+    <w:lvl w:ilvl="1" w:tentative="1">
+      <w:start w:val="1"/>
+      <w:numFmt w:val="bullet"/>
+      <w:lvlText w:val="o"/>
+      <w:lvlJc w:val="left"/>
+      <w:pPr>
+        <w:tabs>
+          <w:tab w:val="num" w:pos="1440"/>
+        </w:tabs>
+        <w:ind w:left="1440" w:hanging="360"/>
+      </w:pPr>
+      <w:rPr>
+        <w:rFonts w:ascii="Courier New" w:hAnsi="Courier New" w:hint="default"/>
+        <w:sz w:val="20"/>
+      </w:rPr>
+    </w:lvl>
+    <w:lvl w:ilvl="2" w:tentative="1">
+      <w:start w:val="1"/>
+      <w:numFmt w:val="bullet"/>
+      <w:lvlText w:val=""/>
+      <w:lvlJc w:val="left"/>
+      <w:pPr>
+        <w:tabs>
+          <w:tab w:val="num" w:pos="2160"/>
+        </w:tabs>
+        <w:ind w:left="2160" w:hanging="360"/>
+      </w:pPr>
+      <w:rPr>
+        <w:rFonts w:ascii="Wingdings" w:hAnsi="Wingdings" w:hint="default"/>
+        <w:sz w:val="20"/>
+      </w:rPr>
+    </w:lvl>
+    <w:lvl w:ilvl="3" w:tentative="1">
+      <w:start w:val="1"/>
+      <w:numFmt w:val="bullet"/>
+      <w:lvlText w:val=""/>
+      <w:lvlJc w:val="left"/>
+      <w:pPr>
+        <w:tabs>
+          <w:tab w:val="num" w:pos="2880"/>
+        </w:tabs>
+        <w:ind w:left="2880" w:hanging="360"/>
+      </w:pPr>
+      <w:rPr>
+        <w:rFonts w:ascii="Wingdings" w:hAnsi="Wingdings" w:hint="default"/>
+        <w:sz w:val="20"/>
+      </w:rPr>
+    </w:lvl>
+    <w:lvl w:ilvl="4" w:tentative="1">
+      <w:start w:val="1"/>
+      <w:numFmt w:val="bullet"/>
+      <w:lvlText w:val=""/>
+      <w:lvlJc w:val="left"/>
+      <w:pPr>
+        <w:tabs>
+          <w:tab w:val="num" w:pos="3600"/>
+        </w:tabs>
+        <w:ind w:left="3600" w:hanging="360"/>
+      </w:pPr>
+      <w:rPr>
+        <w:rFonts w:ascii="Wingdings" w:hAnsi="Wingdings" w:hint="default"/>
+        <w:sz w:val="20"/>
+      </w:rPr>
+    </w:lvl>
+    <w:lvl w:ilvl="5" w:tentative="1">
+      <w:start w:val="1"/>
+      <w:numFmt w:val="bullet"/>
+      <w:lvlText w:val=""/>
+      <w:lvlJc w:val="left"/>
+      <w:pPr>
+        <w:tabs>
+          <w:tab w:val="num" w:pos="4320"/>
+        </w:tabs>
+        <w:ind w:left="4320" w:hanging="360"/>
+      </w:pPr>
+      <w:rPr>
+        <w:rFonts w:ascii="Wingdings" w:hAnsi="Wingdings" w:hint="default"/>
+        <w:sz w:val="20"/>
+      </w:rPr>
+    </w:lvl>
+    <w:lvl w:ilvl="6" w:tentative="1">
+      <w:start w:val="1"/>
+      <w:numFmt w:val="bullet"/>
+      <w:lvlText w:val=""/>
+      <w:lvlJc w:val="left"/>
+      <w:pPr>
+        <w:tabs>
+          <w:tab w:val="num" w:pos="5040"/>
+        </w:tabs>
+        <w:ind w:left="5040" w:hanging="360"/>
+      </w:pPr>
+      <w:rPr>
+        <w:rFonts w:ascii="Wingdings" w:hAnsi="Wingdings" w:hint="default"/>
+        <w:sz w:val="20"/>
+      </w:rPr>
+    </w:lvl>
+    <w:lvl w:ilvl="7" w:tentative="1">
+      <w:start w:val="1"/>
+      <w:numFmt w:val="bullet"/>
+      <w:lvlText w:val=""/>
+      <w:lvlJc w:val="left"/>
+      <w:pPr>
+        <w:tabs>
+          <w:tab w:val="num" w:pos="5760"/>
+        </w:tabs>
+        <w:ind w:left="5760" w:hanging="360"/>
+      </w:pPr>
+      <w:rPr>
+        <w:rFonts w:ascii="Wingdings" w:hAnsi="Wingdings" w:hint="default"/>
+        <w:sz w:val="20"/>
+      </w:rPr>
+    </w:lvl>
+    <w:lvl w:ilvl="8" w:tentative="1">
+      <w:start w:val="1"/>
+      <w:numFmt w:val="bullet"/>
+      <w:lvlText w:val=""/>
+      <w:lvlJc w:val="left"/>
+      <w:pPr>
+        <w:tabs>
+          <w:tab w:val="num" w:pos="6480"/>
+        </w:tabs>
+        <w:ind w:left="6480" w:hanging="360"/>
+      </w:pPr>
+      <w:rPr>
+        <w:rFonts w:ascii="Wingdings" w:hAnsi="Wingdings" w:hint="default"/>
+        <w:sz w:val="20"/>
+      </w:rPr>
+    </w:lvl>
+  </w:abstractNum>
+  <w:abstractNum w:abstractNumId="1" w15:restartNumberingAfterBreak="0">
+    <w:nsid w:val="03F15130"/>
+    <w:multiLevelType w:val="multilevel"/>
+    <w:tmpl w:val="AD10C59E"/>
+    <w:lvl w:ilvl="0">
+      <w:start w:val="1"/>
+      <w:numFmt w:val="bullet"/>
+      <w:lvlText w:val=""/>
+      <w:lvlJc w:val="left"/>
+      <w:pPr>
+        <w:tabs>
+          <w:tab w:val="num" w:pos="720"/>
+        </w:tabs>
+        <w:ind w:left="720" w:hanging="360"/>
+      </w:pPr>
+      <w:rPr>
+        <w:rFonts w:ascii="Symbol" w:hAnsi="Symbol" w:hint="default"/>
+        <w:sz w:val="20"/>
+      </w:rPr>
+    </w:lvl>
+    <w:lvl w:ilvl="1" w:tentative="1">
+      <w:start w:val="1"/>
+      <w:numFmt w:val="bullet"/>
+      <w:lvlText w:val="o"/>
+      <w:lvlJc w:val="left"/>
+      <w:pPr>
+        <w:tabs>
+          <w:tab w:val="num" w:pos="1440"/>
+        </w:tabs>
+        <w:ind w:left="1440" w:hanging="360"/>
+      </w:pPr>
+      <w:rPr>
+        <w:rFonts w:ascii="Courier New" w:hAnsi="Courier New" w:hint="default"/>
+        <w:sz w:val="20"/>
+      </w:rPr>
+    </w:lvl>
+    <w:lvl w:ilvl="2" w:tentative="1">
+      <w:start w:val="1"/>
+      <w:numFmt w:val="bullet"/>
+      <w:lvlText w:val=""/>
+      <w:lvlJc w:val="left"/>
+      <w:pPr>
+        <w:tabs>
+          <w:tab w:val="num" w:pos="2160"/>
+        </w:tabs>
+        <w:ind w:left="2160" w:hanging="360"/>
+      </w:pPr>
+      <w:rPr>
+        <w:rFonts w:ascii="Wingdings" w:hAnsi="Wingdings" w:hint="default"/>
+        <w:sz w:val="20"/>
+      </w:rPr>
+    </w:lvl>
+    <w:lvl w:ilvl="3" w:tentative="1">
+      <w:start w:val="1"/>
+      <w:numFmt w:val="bullet"/>
+      <w:lvlText w:val=""/>
+      <w:lvlJc w:val="left"/>
+      <w:pPr>
+        <w:tabs>
+          <w:tab w:val="num" w:pos="2880"/>
+        </w:tabs>
+        <w:ind w:left="2880" w:hanging="360"/>
+      </w:pPr>
+      <w:rPr>
+        <w:rFonts w:ascii="Wingdings" w:hAnsi="Wingdings" w:hint="default"/>
+        <w:sz w:val="20"/>
+      </w:rPr>
+    </w:lvl>
+    <w:lvl w:ilvl="4" w:tentative="1">
+      <w:start w:val="1"/>
+      <w:numFmt w:val="bullet"/>
+      <w:lvlText w:val=""/>
+      <w:lvlJc w:val="left"/>
+      <w:pPr>
+        <w:tabs>
+          <w:tab w:val="num" w:pos="3600"/>
+        </w:tabs>
+        <w:ind w:left="3600" w:hanging="360"/>
+      </w:pPr>
+      <w:rPr>
+        <w:rFonts w:ascii="Wingdings" w:hAnsi="Wingdings" w:hint="default"/>
+        <w:sz w:val="20"/>
+      </w:rPr>
+    </w:lvl>
+    <w:lvl w:ilvl="5" w:tentative="1">
+      <w:start w:val="1"/>
+      <w:numFmt w:val="bullet"/>
+      <w:lvlText w:val=""/>
+      <w:lvlJc w:val="left"/>
+      <w:pPr>
+        <w:tabs>
+          <w:tab w:val="num" w:pos="4320"/>
+        </w:tabs>
+        <w:ind w:left="4320" w:hanging="360"/>
+      </w:pPr>
+      <w:rPr>
+        <w:rFonts w:ascii="Wingdings" w:hAnsi="Wingdings" w:hint="default"/>
+        <w:sz w:val="20"/>
+      </w:rPr>
+    </w:lvl>
+    <w:lvl w:ilvl="6" w:tentative="1">
+      <w:start w:val="1"/>
+      <w:numFmt w:val="bullet"/>
+      <w:lvlText w:val=""/>
+      <w:lvlJc w:val="left"/>
+      <w:pPr>
+        <w:tabs>
+          <w:tab w:val="num" w:pos="5040"/>
+        </w:tabs>
+        <w:ind w:left="5040" w:hanging="360"/>
+      </w:pPr>
+      <w:rPr>
+        <w:rFonts w:ascii="Wingdings" w:hAnsi="Wingdings" w:hint="default"/>
+        <w:sz w:val="20"/>
+      </w:rPr>
+    </w:lvl>
+    <w:lvl w:ilvl="7" w:tentative="1">
+      <w:start w:val="1"/>
+      <w:numFmt w:val="bullet"/>
+      <w:lvlText w:val=""/>
+      <w:lvlJc w:val="left"/>
+      <w:pPr>
+        <w:tabs>
+          <w:tab w:val="num" w:pos="5760"/>
+        </w:tabs>
+        <w:ind w:left="5760" w:hanging="360"/>
+      </w:pPr>
+      <w:rPr>
+        <w:rFonts w:ascii="Wingdings" w:hAnsi="Wingdings" w:hint="default"/>
+        <w:sz w:val="20"/>
+      </w:rPr>
+    </w:lvl>
+    <w:lvl w:ilvl="8" w:tentative="1">
+      <w:start w:val="1"/>
+      <w:numFmt w:val="bullet"/>
+      <w:lvlText w:val=""/>
+      <w:lvlJc w:val="left"/>
+      <w:pPr>
+        <w:tabs>
+          <w:tab w:val="num" w:pos="6480"/>
+        </w:tabs>
+        <w:ind w:left="6480" w:hanging="360"/>
+      </w:pPr>
+      <w:rPr>
+        <w:rFonts w:ascii="Wingdings" w:hAnsi="Wingdings" w:hint="default"/>
+        <w:sz w:val="20"/>
+      </w:rPr>
+    </w:lvl>
+  </w:abstractNum>
+  <w:abstractNum w:abstractNumId="2" w15:restartNumberingAfterBreak="0">
+    <w:nsid w:val="04182C06"/>
+    <w:multiLevelType w:val="multilevel"/>
+    <w:tmpl w:val="371C9456"/>
+    <w:lvl w:ilvl="0">
+      <w:start w:val="1"/>
+      <w:numFmt w:val="bullet"/>
+      <w:lvlText w:val=""/>
+      <w:lvlJc w:val="left"/>
+      <w:pPr>
+        <w:tabs>
+          <w:tab w:val="num" w:pos="720"/>
+        </w:tabs>
+        <w:ind w:left="720" w:hanging="360"/>
+      </w:pPr>
+      <w:rPr>
+        <w:rFonts w:ascii="Symbol" w:hAnsi="Symbol" w:hint="default"/>
+        <w:sz w:val="20"/>
+      </w:rPr>
+    </w:lvl>
+    <w:lvl w:ilvl="1" w:tentative="1">
+      <w:start w:val="1"/>
+      <w:numFmt w:val="bullet"/>
+      <w:lvlText w:val="o"/>
+      <w:lvlJc w:val="left"/>
+      <w:pPr>
+        <w:tabs>
+          <w:tab w:val="num" w:pos="1440"/>
+        </w:tabs>
+        <w:ind w:left="1440" w:hanging="360"/>
+      </w:pPr>
+      <w:rPr>
+        <w:rFonts w:ascii="Courier New" w:hAnsi="Courier New" w:hint="default"/>
+        <w:sz w:val="20"/>
+      </w:rPr>
+    </w:lvl>
+    <w:lvl w:ilvl="2" w:tentative="1">
+      <w:start w:val="1"/>
+      <w:numFmt w:val="bullet"/>
+      <w:lvlText w:val=""/>
+      <w:lvlJc w:val="left"/>
+      <w:pPr>
+        <w:tabs>
+          <w:tab w:val="num" w:pos="2160"/>
+        </w:tabs>
+        <w:ind w:left="2160" w:hanging="360"/>
+      </w:pPr>
+      <w:rPr>
+        <w:rFonts w:ascii="Wingdings" w:hAnsi="Wingdings" w:hint="default"/>
+        <w:sz w:val="20"/>
+      </w:rPr>
+    </w:lvl>
+    <w:lvl w:ilvl="3" w:tentative="1">
+      <w:start w:val="1"/>
+      <w:numFmt w:val="bullet"/>
+      <w:lvlText w:val=""/>
+      <w:lvlJc w:val="left"/>
+      <w:pPr>
+        <w:tabs>
+          <w:tab w:val="num" w:pos="2880"/>
+        </w:tabs>
+        <w:ind w:left="2880" w:hanging="360"/>
+      </w:pPr>
+      <w:rPr>
+        <w:rFonts w:ascii="Wingdings" w:hAnsi="Wingdings" w:hint="default"/>
+        <w:sz w:val="20"/>
+      </w:rPr>
+    </w:lvl>
+    <w:lvl w:ilvl="4" w:tentative="1">
+      <w:start w:val="1"/>
+      <w:numFmt w:val="bullet"/>
+      <w:lvlText w:val=""/>
+      <w:lvlJc w:val="left"/>
+      <w:pPr>
+        <w:tabs>
+          <w:tab w:val="num" w:pos="3600"/>
+        </w:tabs>
+        <w:ind w:left="3600" w:hanging="360"/>
+      </w:pPr>
+      <w:rPr>
+        <w:rFonts w:ascii="Wingdings" w:hAnsi="Wingdings" w:hint="default"/>
+        <w:sz w:val="20"/>
+      </w:rPr>
+    </w:lvl>
+    <w:lvl w:ilvl="5" w:tentative="1">
+      <w:start w:val="1"/>
+      <w:numFmt w:val="bullet"/>
+      <w:lvlText w:val=""/>
+      <w:lvlJc w:val="left"/>
+      <w:pPr>
+        <w:tabs>
+          <w:tab w:val="num" w:pos="4320"/>
+        </w:tabs>
+        <w:ind w:left="4320" w:hanging="360"/>
+      </w:pPr>
+      <w:rPr>
+        <w:rFonts w:ascii="Wingdings" w:hAnsi="Wingdings" w:hint="default"/>
+        <w:sz w:val="20"/>
+      </w:rPr>
+    </w:lvl>
+    <w:lvl w:ilvl="6" w:tentative="1">
+      <w:start w:val="1"/>
+      <w:numFmt w:val="bullet"/>
+      <w:lvlText w:val=""/>
+      <w:lvlJc w:val="left"/>
+      <w:pPr>
+        <w:tabs>
+          <w:tab w:val="num" w:pos="5040"/>
+        </w:tabs>
+        <w:ind w:left="5040" w:hanging="360"/>
+      </w:pPr>
+      <w:rPr>
+        <w:rFonts w:ascii="Wingdings" w:hAnsi="Wingdings" w:hint="default"/>
+        <w:sz w:val="20"/>
+      </w:rPr>
+    </w:lvl>
+    <w:lvl w:ilvl="7" w:tentative="1">
+      <w:start w:val="1"/>
+      <w:numFmt w:val="bullet"/>
+      <w:lvlText w:val=""/>
+      <w:lvlJc w:val="left"/>
+      <w:pPr>
+        <w:tabs>
+          <w:tab w:val="num" w:pos="5760"/>
+        </w:tabs>
+        <w:ind w:left="5760" w:hanging="360"/>
+      </w:pPr>
+      <w:rPr>
+        <w:rFonts w:ascii="Wingdings" w:hAnsi="Wingdings" w:hint="default"/>
+        <w:sz w:val="20"/>
+      </w:rPr>
+    </w:lvl>
+    <w:lvl w:ilvl="8" w:tentative="1">
+      <w:start w:val="1"/>
+      <w:numFmt w:val="bullet"/>
+      <w:lvlText w:val=""/>
+      <w:lvlJc w:val="left"/>
+      <w:pPr>
+        <w:tabs>
+          <w:tab w:val="num" w:pos="6480"/>
+        </w:tabs>
+        <w:ind w:left="6480" w:hanging="360"/>
+      </w:pPr>
+      <w:rPr>
+        <w:rFonts w:ascii="Wingdings" w:hAnsi="Wingdings" w:hint="default"/>
+        <w:sz w:val="20"/>
+      </w:rPr>
+    </w:lvl>
+  </w:abstractNum>
+  <w:abstractNum w:abstractNumId="3" w15:restartNumberingAfterBreak="0">
+    <w:nsid w:val="0E6E5602"/>
+    <w:multiLevelType w:val="multilevel"/>
+    <w:tmpl w:val="B5586376"/>
+    <w:lvl w:ilvl="0">
+      <w:start w:val="1"/>
+      <w:numFmt w:val="bullet"/>
+      <w:lvlText w:val=""/>
+      <w:lvlJc w:val="left"/>
+      <w:pPr>
+        <w:tabs>
+          <w:tab w:val="num" w:pos="720"/>
+        </w:tabs>
+        <w:ind w:left="720" w:hanging="360"/>
+      </w:pPr>
+      <w:rPr>
+        <w:rFonts w:ascii="Symbol" w:hAnsi="Symbol" w:hint="default"/>
+        <w:sz w:val="20"/>
+      </w:rPr>
+    </w:lvl>
+    <w:lvl w:ilvl="1" w:tentative="1">
+      <w:start w:val="1"/>
+      <w:numFmt w:val="bullet"/>
+      <w:lvlText w:val="o"/>
+      <w:lvlJc w:val="left"/>
+      <w:pPr>
+        <w:tabs>
+          <w:tab w:val="num" w:pos="1440"/>
+        </w:tabs>
+        <w:ind w:left="1440" w:hanging="360"/>
+      </w:pPr>
+      <w:rPr>
+        <w:rFonts w:ascii="Courier New" w:hAnsi="Courier New" w:hint="default"/>
+        <w:sz w:val="20"/>
+      </w:rPr>
+    </w:lvl>
+    <w:lvl w:ilvl="2" w:tentative="1">
+      <w:start w:val="1"/>
+      <w:numFmt w:val="bullet"/>
+      <w:lvlText w:val=""/>
+      <w:lvlJc w:val="left"/>
+      <w:pPr>
+        <w:tabs>
+          <w:tab w:val="num" w:pos="2160"/>
+        </w:tabs>
+        <w:ind w:left="2160" w:hanging="360"/>
+      </w:pPr>
+      <w:rPr>
+        <w:rFonts w:ascii="Wingdings" w:hAnsi="Wingdings" w:hint="default"/>
+        <w:sz w:val="20"/>
+      </w:rPr>
+    </w:lvl>
+    <w:lvl w:ilvl="3" w:tentative="1">
+      <w:start w:val="1"/>
+      <w:numFmt w:val="bullet"/>
+      <w:lvlText w:val=""/>
+      <w:lvlJc w:val="left"/>
+      <w:pPr>
+        <w:tabs>
+          <w:tab w:val="num" w:pos="2880"/>
+        </w:tabs>
+        <w:ind w:left="2880" w:hanging="360"/>
+      </w:pPr>
+      <w:rPr>
+        <w:rFonts w:ascii="Wingdings" w:hAnsi="Wingdings" w:hint="default"/>
+        <w:sz w:val="20"/>
+      </w:rPr>
+    </w:lvl>
+    <w:lvl w:ilvl="4" w:tentative="1">
+      <w:start w:val="1"/>
+      <w:numFmt w:val="bullet"/>
+      <w:lvlText w:val=""/>
+      <w:lvlJc w:val="left"/>
+      <w:pPr>
+        <w:tabs>
+          <w:tab w:val="num" w:pos="3600"/>
+        </w:tabs>
+        <w:ind w:left="3600" w:hanging="360"/>
+      </w:pPr>
+      <w:rPr>
+        <w:rFonts w:ascii="Wingdings" w:hAnsi="Wingdings" w:hint="default"/>
+        <w:sz w:val="20"/>
+      </w:rPr>
+    </w:lvl>
+    <w:lvl w:ilvl="5" w:tentative="1">
+      <w:start w:val="1"/>
+      <w:numFmt w:val="bullet"/>
+      <w:lvlText w:val=""/>
+      <w:lvlJc w:val="left"/>
+      <w:pPr>
+        <w:tabs>
+          <w:tab w:val="num" w:pos="4320"/>
+        </w:tabs>
+        <w:ind w:left="4320" w:hanging="360"/>
+      </w:pPr>
+      <w:rPr>
+        <w:rFonts w:ascii="Wingdings" w:hAnsi="Wingdings" w:hint="default"/>
+        <w:sz w:val="20"/>
+      </w:rPr>
+    </w:lvl>
+    <w:lvl w:ilvl="6" w:tentative="1">
+      <w:start w:val="1"/>
+      <w:numFmt w:val="bullet"/>
+      <w:lvlText w:val=""/>
+      <w:lvlJc w:val="left"/>
+      <w:pPr>
+        <w:tabs>
+          <w:tab w:val="num" w:pos="5040"/>
+        </w:tabs>
+        <w:ind w:left="5040" w:hanging="360"/>
+      </w:pPr>
+      <w:rPr>
+        <w:rFonts w:ascii="Wingdings" w:hAnsi="Wingdings" w:hint="default"/>
+        <w:sz w:val="20"/>
+      </w:rPr>
+    </w:lvl>
+    <w:lvl w:ilvl="7" w:tentative="1">
+      <w:start w:val="1"/>
+      <w:numFmt w:val="bullet"/>
+      <w:lvlText w:val=""/>
+      <w:lvlJc w:val="left"/>
+      <w:pPr>
+        <w:tabs>
+          <w:tab w:val="num" w:pos="5760"/>
+        </w:tabs>
+        <w:ind w:left="5760" w:hanging="360"/>
+      </w:pPr>
+      <w:rPr>
+        <w:rFonts w:ascii="Wingdings" w:hAnsi="Wingdings" w:hint="default"/>
+        <w:sz w:val="20"/>
+      </w:rPr>
+    </w:lvl>
+    <w:lvl w:ilvl="8" w:tentative="1">
+      <w:start w:val="1"/>
+      <w:numFmt w:val="bullet"/>
+      <w:lvlText w:val=""/>
+      <w:lvlJc w:val="left"/>
+      <w:pPr>
+        <w:tabs>
+          <w:tab w:val="num" w:pos="6480"/>
+        </w:tabs>
+        <w:ind w:left="6480" w:hanging="360"/>
+      </w:pPr>
+      <w:rPr>
+        <w:rFonts w:ascii="Wingdings" w:hAnsi="Wingdings" w:hint="default"/>
+        <w:sz w:val="20"/>
+      </w:rPr>
+    </w:lvl>
+  </w:abstractNum>
+  <w:abstractNum w:abstractNumId="4" w15:restartNumberingAfterBreak="0">
+    <w:nsid w:val="120903F2"/>
+    <w:multiLevelType w:val="multilevel"/>
+    <w:tmpl w:val="F64C66AA"/>
+    <w:lvl w:ilvl="0">
+      <w:start w:val="1"/>
+      <w:numFmt w:val="bullet"/>
+      <w:lvlText w:val=""/>
+      <w:lvlJc w:val="left"/>
+      <w:pPr>
+        <w:tabs>
+          <w:tab w:val="num" w:pos="720"/>
+        </w:tabs>
+        <w:ind w:left="720" w:hanging="360"/>
+      </w:pPr>
+      <w:rPr>
+        <w:rFonts w:ascii="Symbol" w:hAnsi="Symbol" w:hint="default"/>
+        <w:sz w:val="20"/>
+      </w:rPr>
+    </w:lvl>
+    <w:lvl w:ilvl="1" w:tentative="1">
+      <w:start w:val="1"/>
+      <w:numFmt w:val="bullet"/>
+      <w:lvlText w:val="o"/>
+      <w:lvlJc w:val="left"/>
+      <w:pPr>
+        <w:tabs>
+          <w:tab w:val="num" w:pos="1440"/>
+        </w:tabs>
+        <w:ind w:left="1440" w:hanging="360"/>
+      </w:pPr>
+      <w:rPr>
+        <w:rFonts w:ascii="Courier New" w:hAnsi="Courier New" w:hint="default"/>
+        <w:sz w:val="20"/>
+      </w:rPr>
+    </w:lvl>
+    <w:lvl w:ilvl="2" w:tentative="1">
+      <w:start w:val="1"/>
+      <w:numFmt w:val="bullet"/>
+      <w:lvlText w:val=""/>
+      <w:lvlJc w:val="left"/>
+      <w:pPr>
+        <w:tabs>
+          <w:tab w:val="num" w:pos="2160"/>
+        </w:tabs>
+        <w:ind w:left="2160" w:hanging="360"/>
+      </w:pPr>
+      <w:rPr>
+        <w:rFonts w:ascii="Wingdings" w:hAnsi="Wingdings" w:hint="default"/>
+        <w:sz w:val="20"/>
+      </w:rPr>
+    </w:lvl>
+    <w:lvl w:ilvl="3" w:tentative="1">
+      <w:start w:val="1"/>
+      <w:numFmt w:val="bullet"/>
+      <w:lvlText w:val=""/>
+      <w:lvlJc w:val="left"/>
+      <w:pPr>
+        <w:tabs>
+          <w:tab w:val="num" w:pos="2880"/>
+        </w:tabs>
+        <w:ind w:left="2880" w:hanging="360"/>
+      </w:pPr>
+      <w:rPr>
+        <w:rFonts w:ascii="Wingdings" w:hAnsi="Wingdings" w:hint="default"/>
+        <w:sz w:val="20"/>
+      </w:rPr>
+    </w:lvl>
+    <w:lvl w:ilvl="4" w:tentative="1">
+      <w:start w:val="1"/>
+      <w:numFmt w:val="bullet"/>
+      <w:lvlText w:val=""/>
+      <w:lvlJc w:val="left"/>
+      <w:pPr>
+        <w:tabs>
+          <w:tab w:val="num" w:pos="3600"/>
+        </w:tabs>
+        <w:ind w:left="3600" w:hanging="360"/>
+      </w:pPr>
+      <w:rPr>
+        <w:rFonts w:ascii="Wingdings" w:hAnsi="Wingdings" w:hint="default"/>
+        <w:sz w:val="20"/>
+      </w:rPr>
+    </w:lvl>
+    <w:lvl w:ilvl="5" w:tentative="1">
+      <w:start w:val="1"/>
+      <w:numFmt w:val="bullet"/>
+      <w:lvlText w:val=""/>
+      <w:lvlJc w:val="left"/>
+      <w:pPr>
+        <w:tabs>
+          <w:tab w:val="num" w:pos="4320"/>
+        </w:tabs>
+        <w:ind w:left="4320" w:hanging="360"/>
+      </w:pPr>
+      <w:rPr>
+        <w:rFonts w:ascii="Wingdings" w:hAnsi="Wingdings" w:hint="default"/>
+        <w:sz w:val="20"/>
+      </w:rPr>
+    </w:lvl>
+    <w:lvl w:ilvl="6" w:tentative="1">
+      <w:start w:val="1"/>
+      <w:numFmt w:val="bullet"/>
+      <w:lvlText w:val=""/>
+      <w:lvlJc w:val="left"/>
+      <w:pPr>
+        <w:tabs>
+          <w:tab w:val="num" w:pos="5040"/>
+        </w:tabs>
+        <w:ind w:left="5040" w:hanging="360"/>
+      </w:pPr>
+      <w:rPr>
+        <w:rFonts w:ascii="Wingdings" w:hAnsi="Wingdings" w:hint="default"/>
+        <w:sz w:val="20"/>
+      </w:rPr>
+    </w:lvl>
+    <w:lvl w:ilvl="7" w:tentative="1">
+      <w:start w:val="1"/>
+      <w:numFmt w:val="bullet"/>
+      <w:lvlText w:val=""/>
+      <w:lvlJc w:val="left"/>
+      <w:pPr>
+        <w:tabs>
+          <w:tab w:val="num" w:pos="5760"/>
+        </w:tabs>
+        <w:ind w:left="5760" w:hanging="360"/>
+      </w:pPr>
+      <w:rPr>
+        <w:rFonts w:ascii="Wingdings" w:hAnsi="Wingdings" w:hint="default"/>
+        <w:sz w:val="20"/>
+      </w:rPr>
+    </w:lvl>
+    <w:lvl w:ilvl="8" w:tentative="1">
+      <w:start w:val="1"/>
+      <w:numFmt w:val="bullet"/>
+      <w:lvlText w:val=""/>
+      <w:lvlJc w:val="left"/>
+      <w:pPr>
+        <w:tabs>
+          <w:tab w:val="num" w:pos="6480"/>
+        </w:tabs>
+        <w:ind w:left="6480" w:hanging="360"/>
+      </w:pPr>
+      <w:rPr>
+        <w:rFonts w:ascii="Wingdings" w:hAnsi="Wingdings" w:hint="default"/>
+        <w:sz w:val="20"/>
+      </w:rPr>
+    </w:lvl>
+  </w:abstractNum>
+  <w:abstractNum w:abstractNumId="5" w15:restartNumberingAfterBreak="0">
+    <w:nsid w:val="18176717"/>
+    <w:multiLevelType w:val="multilevel"/>
+    <w:tmpl w:val="7A6CDE6E"/>
+    <w:lvl w:ilvl="0">
+      <w:start w:val="1"/>
+      <w:numFmt w:val="bullet"/>
+      <w:lvlText w:val=""/>
+      <w:lvlJc w:val="left"/>
+      <w:pPr>
+        <w:tabs>
+          <w:tab w:val="num" w:pos="720"/>
+        </w:tabs>
+        <w:ind w:left="720" w:hanging="360"/>
+      </w:pPr>
+      <w:rPr>
+        <w:rFonts w:ascii="Symbol" w:hAnsi="Symbol" w:hint="default"/>
+        <w:sz w:val="20"/>
+      </w:rPr>
+    </w:lvl>
+    <w:lvl w:ilvl="1" w:tentative="1">
+      <w:start w:val="1"/>
+      <w:numFmt w:val="bullet"/>
+      <w:lvlText w:val="o"/>
+      <w:lvlJc w:val="left"/>
+      <w:pPr>
+        <w:tabs>
+          <w:tab w:val="num" w:pos="1440"/>
+        </w:tabs>
+        <w:ind w:left="1440" w:hanging="360"/>
+      </w:pPr>
+      <w:rPr>
+        <w:rFonts w:ascii="Courier New" w:hAnsi="Courier New" w:hint="default"/>
+        <w:sz w:val="20"/>
+      </w:rPr>
+    </w:lvl>
+    <w:lvl w:ilvl="2" w:tentative="1">
+      <w:start w:val="1"/>
+      <w:numFmt w:val="bullet"/>
+      <w:lvlText w:val=""/>
+      <w:lvlJc w:val="left"/>
+      <w:pPr>
+        <w:tabs>
+          <w:tab w:val="num" w:pos="2160"/>
+        </w:tabs>
+        <w:ind w:left="2160" w:hanging="360"/>
+      </w:pPr>
+      <w:rPr>
+        <w:rFonts w:ascii="Wingdings" w:hAnsi="Wingdings" w:hint="default"/>
+        <w:sz w:val="20"/>
+      </w:rPr>
+    </w:lvl>
+    <w:lvl w:ilvl="3" w:tentative="1">
+      <w:start w:val="1"/>
+      <w:numFmt w:val="bullet"/>
+      <w:lvlText w:val=""/>
+      <w:lvlJc w:val="left"/>
+      <w:pPr>
+        <w:tabs>
+          <w:tab w:val="num" w:pos="2880"/>
+        </w:tabs>
+        <w:ind w:left="2880" w:hanging="360"/>
+      </w:pPr>
+      <w:rPr>
+        <w:rFonts w:ascii="Wingdings" w:hAnsi="Wingdings" w:hint="default"/>
+        <w:sz w:val="20"/>
+      </w:rPr>
+    </w:lvl>
+    <w:lvl w:ilvl="4" w:tentative="1">
+      <w:start w:val="1"/>
+      <w:numFmt w:val="bullet"/>
+      <w:lvlText w:val=""/>
+      <w:lvlJc w:val="left"/>
+      <w:pPr>
+        <w:tabs>
+          <w:tab w:val="num" w:pos="3600"/>
+        </w:tabs>
+        <w:ind w:left="3600" w:hanging="360"/>
+      </w:pPr>
+      <w:rPr>
+        <w:rFonts w:ascii="Wingdings" w:hAnsi="Wingdings" w:hint="default"/>
+        <w:sz w:val="20"/>
+      </w:rPr>
+    </w:lvl>
+    <w:lvl w:ilvl="5" w:tentative="1">
+      <w:start w:val="1"/>
+      <w:numFmt w:val="bullet"/>
+      <w:lvlText w:val=""/>
+      <w:lvlJc w:val="left"/>
+      <w:pPr>
+        <w:tabs>
+          <w:tab w:val="num" w:pos="4320"/>
+        </w:tabs>
+        <w:ind w:left="4320" w:hanging="360"/>
+      </w:pPr>
+      <w:rPr>
+        <w:rFonts w:ascii="Wingdings" w:hAnsi="Wingdings" w:hint="default"/>
+        <w:sz w:val="20"/>
+      </w:rPr>
+    </w:lvl>
+    <w:lvl w:ilvl="6" w:tentative="1">
+      <w:start w:val="1"/>
+      <w:numFmt w:val="bullet"/>
+      <w:lvlText w:val=""/>
+      <w:lvlJc w:val="left"/>
+      <w:pPr>
+        <w:tabs>
+          <w:tab w:val="num" w:pos="5040"/>
+        </w:tabs>
+        <w:ind w:left="5040" w:hanging="360"/>
+      </w:pPr>
+      <w:rPr>
+        <w:rFonts w:ascii="Wingdings" w:hAnsi="Wingdings" w:hint="default"/>
+        <w:sz w:val="20"/>
+      </w:rPr>
+    </w:lvl>
+    <w:lvl w:ilvl="7" w:tentative="1">
+      <w:start w:val="1"/>
+      <w:numFmt w:val="bullet"/>
+      <w:lvlText w:val=""/>
+      <w:lvlJc w:val="left"/>
+      <w:pPr>
+        <w:tabs>
+          <w:tab w:val="num" w:pos="5760"/>
+        </w:tabs>
+        <w:ind w:left="5760" w:hanging="360"/>
+      </w:pPr>
+      <w:rPr>
+        <w:rFonts w:ascii="Wingdings" w:hAnsi="Wingdings" w:hint="default"/>
+        <w:sz w:val="20"/>
+      </w:rPr>
+    </w:lvl>
+    <w:lvl w:ilvl="8" w:tentative="1">
+      <w:start w:val="1"/>
+      <w:numFmt w:val="bullet"/>
+      <w:lvlText w:val=""/>
+      <w:lvlJc w:val="left"/>
+      <w:pPr>
+        <w:tabs>
+          <w:tab w:val="num" w:pos="6480"/>
+        </w:tabs>
+        <w:ind w:left="6480" w:hanging="360"/>
+      </w:pPr>
+      <w:rPr>
+        <w:rFonts w:ascii="Wingdings" w:hAnsi="Wingdings" w:hint="default"/>
+        <w:sz w:val="20"/>
+      </w:rPr>
+    </w:lvl>
+  </w:abstractNum>
+  <w:abstractNum w:abstractNumId="6" w15:restartNumberingAfterBreak="0">
+    <w:nsid w:val="1D5E4FCF"/>
+    <w:multiLevelType w:val="multilevel"/>
+    <w:tmpl w:val="EA8C92EC"/>
+    <w:lvl w:ilvl="0">
+      <w:start w:val="1"/>
+      <w:numFmt w:val="bullet"/>
+      <w:lvlText w:val=""/>
+      <w:lvlJc w:val="left"/>
+      <w:pPr>
+        <w:tabs>
+          <w:tab w:val="num" w:pos="720"/>
+        </w:tabs>
+        <w:ind w:left="720" w:hanging="360"/>
+      </w:pPr>
+      <w:rPr>
+        <w:rFonts w:ascii="Symbol" w:hAnsi="Symbol" w:hint="default"/>
+        <w:sz w:val="20"/>
+      </w:rPr>
+    </w:lvl>
+    <w:lvl w:ilvl="1" w:tentative="1">
+      <w:start w:val="1"/>
+      <w:numFmt w:val="bullet"/>
+      <w:lvlText w:val="o"/>
+      <w:lvlJc w:val="left"/>
+      <w:pPr>
+        <w:tabs>
+          <w:tab w:val="num" w:pos="1440"/>
+        </w:tabs>
+        <w:ind w:left="1440" w:hanging="360"/>
+      </w:pPr>
+      <w:rPr>
+        <w:rFonts w:ascii="Courier New" w:hAnsi="Courier New" w:hint="default"/>
+        <w:sz w:val="20"/>
+      </w:rPr>
+    </w:lvl>
+    <w:lvl w:ilvl="2" w:tentative="1">
+      <w:start w:val="1"/>
+      <w:numFmt w:val="bullet"/>
+      <w:lvlText w:val=""/>
+      <w:lvlJc w:val="left"/>
+      <w:pPr>
+        <w:tabs>
+          <w:tab w:val="num" w:pos="2160"/>
+        </w:tabs>
+        <w:ind w:left="2160" w:hanging="360"/>
+      </w:pPr>
+      <w:rPr>
+        <w:rFonts w:ascii="Wingdings" w:hAnsi="Wingdings" w:hint="default"/>
+        <w:sz w:val="20"/>
+      </w:rPr>
+    </w:lvl>
+    <w:lvl w:ilvl="3" w:tentative="1">
+      <w:start w:val="1"/>
+      <w:numFmt w:val="bullet"/>
+      <w:lvlText w:val=""/>
+      <w:lvlJc w:val="left"/>
+      <w:pPr>
+        <w:tabs>
+          <w:tab w:val="num" w:pos="2880"/>
+        </w:tabs>
+        <w:ind w:left="2880" w:hanging="360"/>
+      </w:pPr>
+      <w:rPr>
+        <w:rFonts w:ascii="Wingdings" w:hAnsi="Wingdings" w:hint="default"/>
+        <w:sz w:val="20"/>
+      </w:rPr>
+    </w:lvl>
+    <w:lvl w:ilvl="4" w:tentative="1">
+      <w:start w:val="1"/>
+      <w:numFmt w:val="bullet"/>
+      <w:lvlText w:val=""/>
+      <w:lvlJc w:val="left"/>
+      <w:pPr>
+        <w:tabs>
+          <w:tab w:val="num" w:pos="3600"/>
+        </w:tabs>
+        <w:ind w:left="3600" w:hanging="360"/>
+      </w:pPr>
+      <w:rPr>
+        <w:rFonts w:ascii="Wingdings" w:hAnsi="Wingdings" w:hint="default"/>
+        <w:sz w:val="20"/>
+      </w:rPr>
+    </w:lvl>
+    <w:lvl w:ilvl="5" w:tentative="1">
+      <w:start w:val="1"/>
+      <w:numFmt w:val="bullet"/>
+      <w:lvlText w:val=""/>
+      <w:lvlJc w:val="left"/>
+      <w:pPr>
+        <w:tabs>
+          <w:tab w:val="num" w:pos="4320"/>
+        </w:tabs>
+        <w:ind w:left="4320" w:hanging="360"/>
+      </w:pPr>
+      <w:rPr>
+        <w:rFonts w:ascii="Wingdings" w:hAnsi="Wingdings" w:hint="default"/>
+        <w:sz w:val="20"/>
+      </w:rPr>
+    </w:lvl>
+    <w:lvl w:ilvl="6" w:tentative="1">
+      <w:start w:val="1"/>
+      <w:numFmt w:val="bullet"/>
+      <w:lvlText w:val=""/>
+      <w:lvlJc w:val="left"/>
+      <w:pPr>
+        <w:tabs>
+          <w:tab w:val="num" w:pos="5040"/>
+        </w:tabs>
+        <w:ind w:left="5040" w:hanging="360"/>
+      </w:pPr>
+      <w:rPr>
+        <w:rFonts w:ascii="Wingdings" w:hAnsi="Wingdings" w:hint="default"/>
+        <w:sz w:val="20"/>
+      </w:rPr>
+    </w:lvl>
+    <w:lvl w:ilvl="7" w:tentative="1">
+      <w:start w:val="1"/>
+      <w:numFmt w:val="bullet"/>
+      <w:lvlText w:val=""/>
+      <w:lvlJc w:val="left"/>
+      <w:pPr>
+        <w:tabs>
+          <w:tab w:val="num" w:pos="5760"/>
+        </w:tabs>
+        <w:ind w:left="5760" w:hanging="360"/>
+      </w:pPr>
+      <w:rPr>
+        <w:rFonts w:ascii="Wingdings" w:hAnsi="Wingdings" w:hint="default"/>
+        <w:sz w:val="20"/>
+      </w:rPr>
+    </w:lvl>
+    <w:lvl w:ilvl="8" w:tentative="1">
+      <w:start w:val="1"/>
+      <w:numFmt w:val="bullet"/>
+      <w:lvlText w:val=""/>
+      <w:lvlJc w:val="left"/>
+      <w:pPr>
+        <w:tabs>
+          <w:tab w:val="num" w:pos="6480"/>
+        </w:tabs>
+        <w:ind w:left="6480" w:hanging="360"/>
+      </w:pPr>
+      <w:rPr>
+        <w:rFonts w:ascii="Wingdings" w:hAnsi="Wingdings" w:hint="default"/>
+        <w:sz w:val="20"/>
+      </w:rPr>
+    </w:lvl>
+  </w:abstractNum>
+  <w:abstractNum w:abstractNumId="7" w15:restartNumberingAfterBreak="0">
+    <w:nsid w:val="1E26407C"/>
+    <w:multiLevelType w:val="multilevel"/>
+    <w:tmpl w:val="35D21AA8"/>
+    <w:lvl w:ilvl="0">
+      <w:start w:val="1"/>
+      <w:numFmt w:val="bullet"/>
+      <w:lvlText w:val=""/>
+      <w:lvlJc w:val="left"/>
+      <w:pPr>
+        <w:tabs>
+          <w:tab w:val="num" w:pos="720"/>
+        </w:tabs>
+        <w:ind w:left="720" w:hanging="360"/>
+      </w:pPr>
+      <w:rPr>
+        <w:rFonts w:ascii="Symbol" w:hAnsi="Symbol" w:hint="default"/>
+        <w:sz w:val="20"/>
+      </w:rPr>
+    </w:lvl>
+    <w:lvl w:ilvl="1" w:tentative="1">
+      <w:start w:val="1"/>
+      <w:numFmt w:val="bullet"/>
+      <w:lvlText w:val="o"/>
+      <w:lvlJc w:val="left"/>
+      <w:pPr>
+        <w:tabs>
+          <w:tab w:val="num" w:pos="1440"/>
+        </w:tabs>
+        <w:ind w:left="1440" w:hanging="360"/>
+      </w:pPr>
+      <w:rPr>
+        <w:rFonts w:ascii="Courier New" w:hAnsi="Courier New" w:hint="default"/>
+        <w:sz w:val="20"/>
+      </w:rPr>
+    </w:lvl>
+    <w:lvl w:ilvl="2" w:tentative="1">
+      <w:start w:val="1"/>
+      <w:numFmt w:val="bullet"/>
+      <w:lvlText w:val=""/>
+      <w:lvlJc w:val="left"/>
+      <w:pPr>
+        <w:tabs>
+          <w:tab w:val="num" w:pos="2160"/>
+        </w:tabs>
+        <w:ind w:left="2160" w:hanging="360"/>
+      </w:pPr>
+      <w:rPr>
+        <w:rFonts w:ascii="Wingdings" w:hAnsi="Wingdings" w:hint="default"/>
+        <w:sz w:val="20"/>
+      </w:rPr>
+    </w:lvl>
+    <w:lvl w:ilvl="3" w:tentative="1">
+      <w:start w:val="1"/>
+      <w:numFmt w:val="bullet"/>
+      <w:lvlText w:val=""/>
+      <w:lvlJc w:val="left"/>
+      <w:pPr>
+        <w:tabs>
+          <w:tab w:val="num" w:pos="2880"/>
+        </w:tabs>
+        <w:ind w:left="2880" w:hanging="360"/>
+      </w:pPr>
+      <w:rPr>
+        <w:rFonts w:ascii="Wingdings" w:hAnsi="Wingdings" w:hint="default"/>
+        <w:sz w:val="20"/>
+      </w:rPr>
+    </w:lvl>
+    <w:lvl w:ilvl="4" w:tentative="1">
+      <w:start w:val="1"/>
+      <w:numFmt w:val="bullet"/>
+      <w:lvlText w:val=""/>
+      <w:lvlJc w:val="left"/>
+      <w:pPr>
+        <w:tabs>
+          <w:tab w:val="num" w:pos="3600"/>
+        </w:tabs>
+        <w:ind w:left="3600" w:hanging="360"/>
+      </w:pPr>
+      <w:rPr>
+        <w:rFonts w:ascii="Wingdings" w:hAnsi="Wingdings" w:hint="default"/>
+        <w:sz w:val="20"/>
+      </w:rPr>
+    </w:lvl>
+    <w:lvl w:ilvl="5" w:tentative="1">
+      <w:start w:val="1"/>
+      <w:numFmt w:val="bullet"/>
+      <w:lvlText w:val=""/>
+      <w:lvlJc w:val="left"/>
+      <w:pPr>
+        <w:tabs>
+          <w:tab w:val="num" w:pos="4320"/>
+        </w:tabs>
+        <w:ind w:left="4320" w:hanging="360"/>
+      </w:pPr>
+      <w:rPr>
+        <w:rFonts w:ascii="Wingdings" w:hAnsi="Wingdings" w:hint="default"/>
+        <w:sz w:val="20"/>
+      </w:rPr>
+    </w:lvl>
+    <w:lvl w:ilvl="6" w:tentative="1">
+      <w:start w:val="1"/>
+      <w:numFmt w:val="bullet"/>
+      <w:lvlText w:val=""/>
+      <w:lvlJc w:val="left"/>
+      <w:pPr>
+        <w:tabs>
+          <w:tab w:val="num" w:pos="5040"/>
+        </w:tabs>
+        <w:ind w:left="5040" w:hanging="360"/>
+      </w:pPr>
+      <w:rPr>
+        <w:rFonts w:ascii="Wingdings" w:hAnsi="Wingdings" w:hint="default"/>
+        <w:sz w:val="20"/>
+      </w:rPr>
+    </w:lvl>
+    <w:lvl w:ilvl="7" w:tentative="1">
+      <w:start w:val="1"/>
+      <w:numFmt w:val="bullet"/>
+      <w:lvlText w:val=""/>
+      <w:lvlJc w:val="left"/>
+      <w:pPr>
+        <w:tabs>
+          <w:tab w:val="num" w:pos="5760"/>
+        </w:tabs>
+        <w:ind w:left="5760" w:hanging="360"/>
+      </w:pPr>
+      <w:rPr>
+        <w:rFonts w:ascii="Wingdings" w:hAnsi="Wingdings" w:hint="default"/>
+        <w:sz w:val="20"/>
+      </w:rPr>
+    </w:lvl>
+    <w:lvl w:ilvl="8" w:tentative="1">
+      <w:start w:val="1"/>
+      <w:numFmt w:val="bullet"/>
+      <w:lvlText w:val=""/>
+      <w:lvlJc w:val="left"/>
+      <w:pPr>
+        <w:tabs>
+          <w:tab w:val="num" w:pos="6480"/>
+        </w:tabs>
+        <w:ind w:left="6480" w:hanging="360"/>
+      </w:pPr>
+      <w:rPr>
+        <w:rFonts w:ascii="Wingdings" w:hAnsi="Wingdings" w:hint="default"/>
+        <w:sz w:val="20"/>
+      </w:rPr>
+    </w:lvl>
+  </w:abstractNum>
+  <w:abstractNum w:abstractNumId="8" w15:restartNumberingAfterBreak="0">
+    <w:nsid w:val="1FE7246C"/>
+    <w:multiLevelType w:val="multilevel"/>
+    <w:tmpl w:val="E2FEDA6C"/>
+    <w:lvl w:ilvl="0">
+      <w:start w:val="1"/>
+      <w:numFmt w:val="bullet"/>
+      <w:lvlText w:val=""/>
+      <w:lvlJc w:val="left"/>
+      <w:pPr>
+        <w:tabs>
+          <w:tab w:val="num" w:pos="720"/>
+        </w:tabs>
+        <w:ind w:left="720" w:hanging="360"/>
+      </w:pPr>
+      <w:rPr>
+        <w:rFonts w:ascii="Symbol" w:hAnsi="Symbol" w:hint="default"/>
+        <w:sz w:val="20"/>
+      </w:rPr>
+    </w:lvl>
+    <w:lvl w:ilvl="1" w:tentative="1">
+      <w:start w:val="1"/>
+      <w:numFmt w:val="bullet"/>
+      <w:lvlText w:val="o"/>
+      <w:lvlJc w:val="left"/>
+      <w:pPr>
+        <w:tabs>
+          <w:tab w:val="num" w:pos="1440"/>
+        </w:tabs>
+        <w:ind w:left="1440" w:hanging="360"/>
+      </w:pPr>
+      <w:rPr>
+        <w:rFonts w:ascii="Courier New" w:hAnsi="Courier New" w:hint="default"/>
+        <w:sz w:val="20"/>
+      </w:rPr>
+    </w:lvl>
+    <w:lvl w:ilvl="2" w:tentative="1">
+      <w:start w:val="1"/>
+      <w:numFmt w:val="bullet"/>
+      <w:lvlText w:val=""/>
+      <w:lvlJc w:val="left"/>
+      <w:pPr>
+        <w:tabs>
+          <w:tab w:val="num" w:pos="2160"/>
+        </w:tabs>
+        <w:ind w:left="2160" w:hanging="360"/>
+      </w:pPr>
+      <w:rPr>
+        <w:rFonts w:ascii="Wingdings" w:hAnsi="Wingdings" w:hint="default"/>
+        <w:sz w:val="20"/>
+      </w:rPr>
+    </w:lvl>
+    <w:lvl w:ilvl="3" w:tentative="1">
+      <w:start w:val="1"/>
+      <w:numFmt w:val="bullet"/>
+      <w:lvlText w:val=""/>
+      <w:lvlJc w:val="left"/>
+      <w:pPr>
+        <w:tabs>
+          <w:tab w:val="num" w:pos="2880"/>
+        </w:tabs>
+        <w:ind w:left="2880" w:hanging="360"/>
+      </w:pPr>
+      <w:rPr>
+        <w:rFonts w:ascii="Wingdings" w:hAnsi="Wingdings" w:hint="default"/>
+        <w:sz w:val="20"/>
+      </w:rPr>
+    </w:lvl>
+    <w:lvl w:ilvl="4" w:tentative="1">
+      <w:start w:val="1"/>
+      <w:numFmt w:val="bullet"/>
+      <w:lvlText w:val=""/>
+      <w:lvlJc w:val="left"/>
+      <w:pPr>
+        <w:tabs>
+          <w:tab w:val="num" w:pos="3600"/>
+        </w:tabs>
+        <w:ind w:left="3600" w:hanging="360"/>
+      </w:pPr>
+      <w:rPr>
+        <w:rFonts w:ascii="Wingdings" w:hAnsi="Wingdings" w:hint="default"/>
+        <w:sz w:val="20"/>
+      </w:rPr>
+    </w:lvl>
+    <w:lvl w:ilvl="5" w:tentative="1">
+      <w:start w:val="1"/>
+      <w:numFmt w:val="bullet"/>
+      <w:lvlText w:val=""/>
+      <w:lvlJc w:val="left"/>
+      <w:pPr>
+        <w:tabs>
+          <w:tab w:val="num" w:pos="4320"/>
+        </w:tabs>
+        <w:ind w:left="4320" w:hanging="360"/>
+      </w:pPr>
+      <w:rPr>
+        <w:rFonts w:ascii="Wingdings" w:hAnsi="Wingdings" w:hint="default"/>
+        <w:sz w:val="20"/>
+      </w:rPr>
+    </w:lvl>
+    <w:lvl w:ilvl="6" w:tentative="1">
+      <w:start w:val="1"/>
+      <w:numFmt w:val="bullet"/>
+      <w:lvlText w:val=""/>
+      <w:lvlJc w:val="left"/>
+      <w:pPr>
+        <w:tabs>
+          <w:tab w:val="num" w:pos="5040"/>
+        </w:tabs>
+        <w:ind w:left="5040" w:hanging="360"/>
+      </w:pPr>
+      <w:rPr>
+        <w:rFonts w:ascii="Wingdings" w:hAnsi="Wingdings" w:hint="default"/>
+        <w:sz w:val="20"/>
+      </w:rPr>
+    </w:lvl>
+    <w:lvl w:ilvl="7" w:tentative="1">
+      <w:start w:val="1"/>
+      <w:numFmt w:val="bullet"/>
+      <w:lvlText w:val=""/>
+      <w:lvlJc w:val="left"/>
+      <w:pPr>
+        <w:tabs>
+          <w:tab w:val="num" w:pos="5760"/>
+        </w:tabs>
+        <w:ind w:left="5760" w:hanging="360"/>
+      </w:pPr>
+      <w:rPr>
+        <w:rFonts w:ascii="Wingdings" w:hAnsi="Wingdings" w:hint="default"/>
+        <w:sz w:val="20"/>
+      </w:rPr>
+    </w:lvl>
+    <w:lvl w:ilvl="8" w:tentative="1">
+      <w:start w:val="1"/>
+      <w:numFmt w:val="bullet"/>
+      <w:lvlText w:val=""/>
+      <w:lvlJc w:val="left"/>
+      <w:pPr>
+        <w:tabs>
+          <w:tab w:val="num" w:pos="6480"/>
+        </w:tabs>
+        <w:ind w:left="6480" w:hanging="360"/>
+      </w:pPr>
+      <w:rPr>
+        <w:rFonts w:ascii="Wingdings" w:hAnsi="Wingdings" w:hint="default"/>
+        <w:sz w:val="20"/>
+      </w:rPr>
+    </w:lvl>
+  </w:abstractNum>
+  <w:abstractNum w:abstractNumId="9" w15:restartNumberingAfterBreak="0">
+    <w:nsid w:val="24DB24A4"/>
+    <w:multiLevelType w:val="multilevel"/>
+    <w:tmpl w:val="A5068586"/>
+    <w:lvl w:ilvl="0">
+      <w:start w:val="1"/>
+      <w:numFmt w:val="bullet"/>
+      <w:lvlText w:val=""/>
+      <w:lvlJc w:val="left"/>
+      <w:pPr>
+        <w:tabs>
+          <w:tab w:val="num" w:pos="720"/>
+        </w:tabs>
+        <w:ind w:left="720" w:hanging="360"/>
+      </w:pPr>
+      <w:rPr>
+        <w:rFonts w:ascii="Symbol" w:hAnsi="Symbol" w:hint="default"/>
+        <w:sz w:val="20"/>
+      </w:rPr>
+    </w:lvl>
+    <w:lvl w:ilvl="1" w:tentative="1">
+      <w:start w:val="1"/>
+      <w:numFmt w:val="bullet"/>
+      <w:lvlText w:val="o"/>
+      <w:lvlJc w:val="left"/>
+      <w:pPr>
+        <w:tabs>
+          <w:tab w:val="num" w:pos="1440"/>
+        </w:tabs>
+        <w:ind w:left="1440" w:hanging="360"/>
+      </w:pPr>
+      <w:rPr>
+        <w:rFonts w:ascii="Courier New" w:hAnsi="Courier New" w:hint="default"/>
+        <w:sz w:val="20"/>
+      </w:rPr>
+    </w:lvl>
+    <w:lvl w:ilvl="2" w:tentative="1">
+      <w:start w:val="1"/>
+      <w:numFmt w:val="bullet"/>
+      <w:lvlText w:val=""/>
+      <w:lvlJc w:val="left"/>
+      <w:pPr>
+        <w:tabs>
+          <w:tab w:val="num" w:pos="2160"/>
+        </w:tabs>
+        <w:ind w:left="2160" w:hanging="360"/>
+      </w:pPr>
+      <w:rPr>
+        <w:rFonts w:ascii="Wingdings" w:hAnsi="Wingdings" w:hint="default"/>
+        <w:sz w:val="20"/>
+      </w:rPr>
+    </w:lvl>
+    <w:lvl w:ilvl="3" w:tentative="1">
+      <w:start w:val="1"/>
+      <w:numFmt w:val="bullet"/>
+      <w:lvlText w:val=""/>
+      <w:lvlJc w:val="left"/>
+      <w:pPr>
+        <w:tabs>
+          <w:tab w:val="num" w:pos="2880"/>
+        </w:tabs>
+        <w:ind w:left="2880" w:hanging="360"/>
+      </w:pPr>
+      <w:rPr>
+        <w:rFonts w:ascii="Wingdings" w:hAnsi="Wingdings" w:hint="default"/>
+        <w:sz w:val="20"/>
+      </w:rPr>
+    </w:lvl>
+    <w:lvl w:ilvl="4" w:tentative="1">
+      <w:start w:val="1"/>
+      <w:numFmt w:val="bullet"/>
+      <w:lvlText w:val=""/>
+      <w:lvlJc w:val="left"/>
+      <w:pPr>
+        <w:tabs>
+          <w:tab w:val="num" w:pos="3600"/>
+        </w:tabs>
+        <w:ind w:left="3600" w:hanging="360"/>
+      </w:pPr>
+      <w:rPr>
+        <w:rFonts w:ascii="Wingdings" w:hAnsi="Wingdings" w:hint="default"/>
+        <w:sz w:val="20"/>
+      </w:rPr>
+    </w:lvl>
+    <w:lvl w:ilvl="5" w:tentative="1">
+      <w:start w:val="1"/>
+      <w:numFmt w:val="bullet"/>
+      <w:lvlText w:val=""/>
+      <w:lvlJc w:val="left"/>
+      <w:pPr>
+        <w:tabs>
+          <w:tab w:val="num" w:pos="4320"/>
+        </w:tabs>
+        <w:ind w:left="4320" w:hanging="360"/>
+      </w:pPr>
+      <w:rPr>
+        <w:rFonts w:ascii="Wingdings" w:hAnsi="Wingdings" w:hint="default"/>
+        <w:sz w:val="20"/>
+      </w:rPr>
+    </w:lvl>
+    <w:lvl w:ilvl="6" w:tentative="1">
+      <w:start w:val="1"/>
+      <w:numFmt w:val="bullet"/>
+      <w:lvlText w:val=""/>
+      <w:lvlJc w:val="left"/>
+      <w:pPr>
+        <w:tabs>
+          <w:tab w:val="num" w:pos="5040"/>
+        </w:tabs>
+        <w:ind w:left="5040" w:hanging="360"/>
+      </w:pPr>
+      <w:rPr>
+        <w:rFonts w:ascii="Wingdings" w:hAnsi="Wingdings" w:hint="default"/>
+        <w:sz w:val="20"/>
+      </w:rPr>
+    </w:lvl>
+    <w:lvl w:ilvl="7" w:tentative="1">
+      <w:start w:val="1"/>
+      <w:numFmt w:val="bullet"/>
+      <w:lvlText w:val=""/>
+      <w:lvlJc w:val="left"/>
+      <w:pPr>
+        <w:tabs>
+          <w:tab w:val="num" w:pos="5760"/>
+        </w:tabs>
+        <w:ind w:left="5760" w:hanging="360"/>
+      </w:pPr>
+      <w:rPr>
+        <w:rFonts w:ascii="Wingdings" w:hAnsi="Wingdings" w:hint="default"/>
+        <w:sz w:val="20"/>
+      </w:rPr>
+    </w:lvl>
+    <w:lvl w:ilvl="8" w:tentative="1">
+      <w:start w:val="1"/>
+      <w:numFmt w:val="bullet"/>
+      <w:lvlText w:val=""/>
+      <w:lvlJc w:val="left"/>
+      <w:pPr>
+        <w:tabs>
+          <w:tab w:val="num" w:pos="6480"/>
+        </w:tabs>
+        <w:ind w:left="6480" w:hanging="360"/>
+      </w:pPr>
+      <w:rPr>
+        <w:rFonts w:ascii="Wingdings" w:hAnsi="Wingdings" w:hint="default"/>
+        <w:sz w:val="20"/>
+      </w:rPr>
+    </w:lvl>
+  </w:abstractNum>
+  <w:abstractNum w:abstractNumId="10" w15:restartNumberingAfterBreak="0">
+    <w:nsid w:val="2B0D39C1"/>
+    <w:multiLevelType w:val="multilevel"/>
+    <w:tmpl w:val="CE24E068"/>
+    <w:lvl w:ilvl="0">
+      <w:start w:val="1"/>
+      <w:numFmt w:val="bullet"/>
+      <w:lvlText w:val=""/>
+      <w:lvlJc w:val="left"/>
+      <w:pPr>
+        <w:tabs>
+          <w:tab w:val="num" w:pos="720"/>
+        </w:tabs>
+        <w:ind w:left="720" w:hanging="360"/>
+      </w:pPr>
+      <w:rPr>
+        <w:rFonts w:ascii="Symbol" w:hAnsi="Symbol" w:hint="default"/>
+        <w:sz w:val="20"/>
+      </w:rPr>
+    </w:lvl>
+    <w:lvl w:ilvl="1" w:tentative="1">
+      <w:start w:val="1"/>
+      <w:numFmt w:val="bullet"/>
+      <w:lvlText w:val="o"/>
+      <w:lvlJc w:val="left"/>
+      <w:pPr>
+        <w:tabs>
+          <w:tab w:val="num" w:pos="1440"/>
+        </w:tabs>
+        <w:ind w:left="1440" w:hanging="360"/>
+      </w:pPr>
+      <w:rPr>
+        <w:rFonts w:ascii="Courier New" w:hAnsi="Courier New" w:hint="default"/>
+        <w:sz w:val="20"/>
+      </w:rPr>
+    </w:lvl>
+    <w:lvl w:ilvl="2" w:tentative="1">
+      <w:start w:val="1"/>
+      <w:numFmt w:val="bullet"/>
+      <w:lvlText w:val=""/>
+      <w:lvlJc w:val="left"/>
+      <w:pPr>
+        <w:tabs>
+          <w:tab w:val="num" w:pos="2160"/>
+        </w:tabs>
+        <w:ind w:left="2160" w:hanging="360"/>
+      </w:pPr>
+      <w:rPr>
+        <w:rFonts w:ascii="Wingdings" w:hAnsi="Wingdings" w:hint="default"/>
+        <w:sz w:val="20"/>
+      </w:rPr>
+    </w:lvl>
+    <w:lvl w:ilvl="3" w:tentative="1">
+      <w:start w:val="1"/>
+      <w:numFmt w:val="bullet"/>
+      <w:lvlText w:val=""/>
+      <w:lvlJc w:val="left"/>
+      <w:pPr>
+        <w:tabs>
+          <w:tab w:val="num" w:pos="2880"/>
+        </w:tabs>
+        <w:ind w:left="2880" w:hanging="360"/>
+      </w:pPr>
+      <w:rPr>
+        <w:rFonts w:ascii="Wingdings" w:hAnsi="Wingdings" w:hint="default"/>
+        <w:sz w:val="20"/>
+      </w:rPr>
+    </w:lvl>
+    <w:lvl w:ilvl="4" w:tentative="1">
+      <w:start w:val="1"/>
+      <w:numFmt w:val="bullet"/>
+      <w:lvlText w:val=""/>
+      <w:lvlJc w:val="left"/>
+      <w:pPr>
+        <w:tabs>
+          <w:tab w:val="num" w:pos="3600"/>
+        </w:tabs>
+        <w:ind w:left="3600" w:hanging="360"/>
+      </w:pPr>
+      <w:rPr>
+        <w:rFonts w:ascii="Wingdings" w:hAnsi="Wingdings" w:hint="default"/>
+        <w:sz w:val="20"/>
+      </w:rPr>
+    </w:lvl>
+    <w:lvl w:ilvl="5" w:tentative="1">
+      <w:start w:val="1"/>
+      <w:numFmt w:val="bullet"/>
+      <w:lvlText w:val=""/>
+      <w:lvlJc w:val="left"/>
+      <w:pPr>
+        <w:tabs>
+          <w:tab w:val="num" w:pos="4320"/>
+        </w:tabs>
+        <w:ind w:left="4320" w:hanging="360"/>
+      </w:pPr>
+      <w:rPr>
+        <w:rFonts w:ascii="Wingdings" w:hAnsi="Wingdings" w:hint="default"/>
+        <w:sz w:val="20"/>
+      </w:rPr>
+    </w:lvl>
+    <w:lvl w:ilvl="6" w:tentative="1">
+      <w:start w:val="1"/>
+      <w:numFmt w:val="bullet"/>
+      <w:lvlText w:val=""/>
+      <w:lvlJc w:val="left"/>
+      <w:pPr>
+        <w:tabs>
+          <w:tab w:val="num" w:pos="5040"/>
+        </w:tabs>
+        <w:ind w:left="5040" w:hanging="360"/>
+      </w:pPr>
+      <w:rPr>
+        <w:rFonts w:ascii="Wingdings" w:hAnsi="Wingdings" w:hint="default"/>
+        <w:sz w:val="20"/>
+      </w:rPr>
+    </w:lvl>
+    <w:lvl w:ilvl="7" w:tentative="1">
+      <w:start w:val="1"/>
+      <w:numFmt w:val="bullet"/>
+      <w:lvlText w:val=""/>
+      <w:lvlJc w:val="left"/>
+      <w:pPr>
+        <w:tabs>
+          <w:tab w:val="num" w:pos="5760"/>
+        </w:tabs>
+        <w:ind w:left="5760" w:hanging="360"/>
+      </w:pPr>
+      <w:rPr>
+        <w:rFonts w:ascii="Wingdings" w:hAnsi="Wingdings" w:hint="default"/>
+        <w:sz w:val="20"/>
+      </w:rPr>
+    </w:lvl>
+    <w:lvl w:ilvl="8" w:tentative="1">
+      <w:start w:val="1"/>
+      <w:numFmt w:val="bullet"/>
+      <w:lvlText w:val=""/>
+      <w:lvlJc w:val="left"/>
+      <w:pPr>
+        <w:tabs>
+          <w:tab w:val="num" w:pos="6480"/>
+        </w:tabs>
+        <w:ind w:left="6480" w:hanging="360"/>
+      </w:pPr>
+      <w:rPr>
+        <w:rFonts w:ascii="Wingdings" w:hAnsi="Wingdings" w:hint="default"/>
+        <w:sz w:val="20"/>
+      </w:rPr>
+    </w:lvl>
+  </w:abstractNum>
+  <w:abstractNum w:abstractNumId="11" w15:restartNumberingAfterBreak="0">
+    <w:nsid w:val="2C7427DF"/>
+    <w:multiLevelType w:val="multilevel"/>
+    <w:tmpl w:val="8B6E640C"/>
+    <w:lvl w:ilvl="0">
+      <w:start w:val="1"/>
+      <w:numFmt w:val="bullet"/>
+      <w:lvlText w:val=""/>
+      <w:lvlJc w:val="left"/>
+      <w:pPr>
+        <w:tabs>
+          <w:tab w:val="num" w:pos="720"/>
+        </w:tabs>
+        <w:ind w:left="720" w:hanging="360"/>
+      </w:pPr>
+      <w:rPr>
+        <w:rFonts w:ascii="Symbol" w:hAnsi="Symbol" w:hint="default"/>
+        <w:sz w:val="20"/>
+      </w:rPr>
+    </w:lvl>
+    <w:lvl w:ilvl="1" w:tentative="1">
+      <w:start w:val="1"/>
+      <w:numFmt w:val="bullet"/>
+      <w:lvlText w:val="o"/>
+      <w:lvlJc w:val="left"/>
+      <w:pPr>
+        <w:tabs>
+          <w:tab w:val="num" w:pos="1440"/>
+        </w:tabs>
+        <w:ind w:left="1440" w:hanging="360"/>
+      </w:pPr>
+      <w:rPr>
+        <w:rFonts w:ascii="Courier New" w:hAnsi="Courier New" w:hint="default"/>
+        <w:sz w:val="20"/>
+      </w:rPr>
+    </w:lvl>
+    <w:lvl w:ilvl="2" w:tentative="1">
+      <w:start w:val="1"/>
+      <w:numFmt w:val="bullet"/>
+      <w:lvlText w:val=""/>
+      <w:lvlJc w:val="left"/>
+      <w:pPr>
+        <w:tabs>
+          <w:tab w:val="num" w:pos="2160"/>
+        </w:tabs>
+        <w:ind w:left="2160" w:hanging="360"/>
+      </w:pPr>
+      <w:rPr>
+        <w:rFonts w:ascii="Wingdings" w:hAnsi="Wingdings" w:hint="default"/>
+        <w:sz w:val="20"/>
+      </w:rPr>
+    </w:lvl>
+    <w:lvl w:ilvl="3" w:tentative="1">
+      <w:start w:val="1"/>
+      <w:numFmt w:val="bullet"/>
+      <w:lvlText w:val=""/>
+      <w:lvlJc w:val="left"/>
+      <w:pPr>
+        <w:tabs>
+          <w:tab w:val="num" w:pos="2880"/>
+        </w:tabs>
+        <w:ind w:left="2880" w:hanging="360"/>
+      </w:pPr>
+      <w:rPr>
+        <w:rFonts w:ascii="Wingdings" w:hAnsi="Wingdings" w:hint="default"/>
+        <w:sz w:val="20"/>
+      </w:rPr>
+    </w:lvl>
+    <w:lvl w:ilvl="4" w:tentative="1">
+      <w:start w:val="1"/>
+      <w:numFmt w:val="bullet"/>
+      <w:lvlText w:val=""/>
+      <w:lvlJc w:val="left"/>
+      <w:pPr>
+        <w:tabs>
+          <w:tab w:val="num" w:pos="3600"/>
+        </w:tabs>
+        <w:ind w:left="3600" w:hanging="360"/>
+      </w:pPr>
+      <w:rPr>
+        <w:rFonts w:ascii="Wingdings" w:hAnsi="Wingdings" w:hint="default"/>
+        <w:sz w:val="20"/>
+      </w:rPr>
+    </w:lvl>
+    <w:lvl w:ilvl="5" w:tentative="1">
+      <w:start w:val="1"/>
+      <w:numFmt w:val="bullet"/>
+      <w:lvlText w:val=""/>
+      <w:lvlJc w:val="left"/>
+      <w:pPr>
+        <w:tabs>
+          <w:tab w:val="num" w:pos="4320"/>
+        </w:tabs>
+        <w:ind w:left="4320" w:hanging="360"/>
+      </w:pPr>
+      <w:rPr>
+        <w:rFonts w:ascii="Wingdings" w:hAnsi="Wingdings" w:hint="default"/>
+        <w:sz w:val="20"/>
+      </w:rPr>
+    </w:lvl>
+    <w:lvl w:ilvl="6" w:tentative="1">
+      <w:start w:val="1"/>
+      <w:numFmt w:val="bullet"/>
+      <w:lvlText w:val=""/>
+      <w:lvlJc w:val="left"/>
+      <w:pPr>
+        <w:tabs>
+          <w:tab w:val="num" w:pos="5040"/>
+        </w:tabs>
+        <w:ind w:left="5040" w:hanging="360"/>
+      </w:pPr>
+      <w:rPr>
+        <w:rFonts w:ascii="Wingdings" w:hAnsi="Wingdings" w:hint="default"/>
+        <w:sz w:val="20"/>
+      </w:rPr>
+    </w:lvl>
+    <w:lvl w:ilvl="7" w:tentative="1">
+      <w:start w:val="1"/>
+      <w:numFmt w:val="bullet"/>
+      <w:lvlText w:val=""/>
+      <w:lvlJc w:val="left"/>
+      <w:pPr>
+        <w:tabs>
+          <w:tab w:val="num" w:pos="5760"/>
+        </w:tabs>
+        <w:ind w:left="5760" w:hanging="360"/>
+      </w:pPr>
+      <w:rPr>
+        <w:rFonts w:ascii="Wingdings" w:hAnsi="Wingdings" w:hint="default"/>
+        <w:sz w:val="20"/>
+      </w:rPr>
+    </w:lvl>
+    <w:lvl w:ilvl="8" w:tentative="1">
+      <w:start w:val="1"/>
+      <w:numFmt w:val="bullet"/>
+      <w:lvlText w:val=""/>
+      <w:lvlJc w:val="left"/>
+      <w:pPr>
+        <w:tabs>
+          <w:tab w:val="num" w:pos="6480"/>
+        </w:tabs>
+        <w:ind w:left="6480" w:hanging="360"/>
+      </w:pPr>
+      <w:rPr>
+        <w:rFonts w:ascii="Wingdings" w:hAnsi="Wingdings" w:hint="default"/>
+        <w:sz w:val="20"/>
+      </w:rPr>
+    </w:lvl>
+  </w:abstractNum>
+  <w:abstractNum w:abstractNumId="12" w15:restartNumberingAfterBreak="0">
+    <w:nsid w:val="2F1D2841"/>
+    <w:multiLevelType w:val="multilevel"/>
+    <w:tmpl w:val="ED4047DE"/>
+    <w:lvl w:ilvl="0">
+      <w:start w:val="1"/>
+      <w:numFmt w:val="decimal"/>
+      <w:lvlText w:val="%1."/>
+      <w:lvlJc w:val="left"/>
+      <w:pPr>
+        <w:tabs>
+          <w:tab w:val="num" w:pos="720"/>
+        </w:tabs>
+        <w:ind w:left="720" w:hanging="360"/>
+      </w:pPr>
+    </w:lvl>
+    <w:lvl w:ilvl="1" w:tentative="1">
+      <w:start w:val="1"/>
+      <w:numFmt w:val="decimal"/>
+      <w:lvlText w:val="%2."/>
+      <w:lvlJc w:val="left"/>
+      <w:pPr>
+        <w:tabs>
+          <w:tab w:val="num" w:pos="1440"/>
+        </w:tabs>
+        <w:ind w:left="1440" w:hanging="360"/>
+      </w:pPr>
+    </w:lvl>
+    <w:lvl w:ilvl="2" w:tentative="1">
+      <w:start w:val="1"/>
+      <w:numFmt w:val="decimal"/>
+      <w:lvlText w:val="%3."/>
+      <w:lvlJc w:val="left"/>
+      <w:pPr>
+        <w:tabs>
+          <w:tab w:val="num" w:pos="2160"/>
+        </w:tabs>
+        <w:ind w:left="2160" w:hanging="360"/>
+      </w:pPr>
+    </w:lvl>
+    <w:lvl w:ilvl="3" w:tentative="1">
+      <w:start w:val="1"/>
+      <w:numFmt w:val="decimal"/>
+      <w:lvlText w:val="%4."/>
+      <w:lvlJc w:val="left"/>
+      <w:pPr>
+        <w:tabs>
+          <w:tab w:val="num" w:pos="2880"/>
+        </w:tabs>
+        <w:ind w:left="2880" w:hanging="360"/>
+      </w:pPr>
+    </w:lvl>
+    <w:lvl w:ilvl="4" w:tentative="1">
+      <w:start w:val="1"/>
+      <w:numFmt w:val="decimal"/>
+      <w:lvlText w:val="%5."/>
+      <w:lvlJc w:val="left"/>
+      <w:pPr>
+        <w:tabs>
+          <w:tab w:val="num" w:pos="3600"/>
+        </w:tabs>
+        <w:ind w:left="3600" w:hanging="360"/>
+      </w:pPr>
+    </w:lvl>
+    <w:lvl w:ilvl="5" w:tentative="1">
+      <w:start w:val="1"/>
+      <w:numFmt w:val="decimal"/>
+      <w:lvlText w:val="%6."/>
+      <w:lvlJc w:val="left"/>
+      <w:pPr>
+        <w:tabs>
+          <w:tab w:val="num" w:pos="4320"/>
+        </w:tabs>
+        <w:ind w:left="4320" w:hanging="360"/>
+      </w:pPr>
+    </w:lvl>
+    <w:lvl w:ilvl="6" w:tentative="1">
+      <w:start w:val="1"/>
+      <w:numFmt w:val="decimal"/>
+      <w:lvlText w:val="%7."/>
+      <w:lvlJc w:val="left"/>
+      <w:pPr>
+        <w:tabs>
+          <w:tab w:val="num" w:pos="5040"/>
+        </w:tabs>
+        <w:ind w:left="5040" w:hanging="360"/>
+      </w:pPr>
+    </w:lvl>
+    <w:lvl w:ilvl="7" w:tentative="1">
+      <w:start w:val="1"/>
+      <w:numFmt w:val="decimal"/>
+      <w:lvlText w:val="%8."/>
+      <w:lvlJc w:val="left"/>
+      <w:pPr>
+        <w:tabs>
+          <w:tab w:val="num" w:pos="5760"/>
+        </w:tabs>
+        <w:ind w:left="5760" w:hanging="360"/>
+      </w:pPr>
+    </w:lvl>
+    <w:lvl w:ilvl="8" w:tentative="1">
+      <w:start w:val="1"/>
+      <w:numFmt w:val="decimal"/>
+      <w:lvlText w:val="%9."/>
+      <w:lvlJc w:val="left"/>
+      <w:pPr>
+        <w:tabs>
+          <w:tab w:val="num" w:pos="6480"/>
+        </w:tabs>
+        <w:ind w:left="6480" w:hanging="360"/>
+      </w:pPr>
+    </w:lvl>
+  </w:abstractNum>
+  <w:abstractNum w:abstractNumId="13" w15:restartNumberingAfterBreak="0">
     <w:nsid w:val="3FC36158"/>
     <w:multiLevelType w:val="multilevel"/>
     <w:tmpl w:val="63E486AE"/>
@@ -2193,7 +5020,7 @@
       </w:rPr>
     </w:lvl>
   </w:abstractNum>
-  <w:abstractNum w:abstractNumId="1" w15:restartNumberingAfterBreak="0">
+  <w:abstractNum w:abstractNumId="14" w15:restartNumberingAfterBreak="0">
     <w:nsid w:val="42591D05"/>
     <w:multiLevelType w:val="multilevel"/>
     <w:tmpl w:val="15B4EE20"/>
@@ -2342,7 +5169,603 @@
       </w:rPr>
     </w:lvl>
   </w:abstractNum>
-  <w:abstractNum w:abstractNumId="2" w15:restartNumberingAfterBreak="0">
+  <w:abstractNum w:abstractNumId="15" w15:restartNumberingAfterBreak="0">
+    <w:nsid w:val="48150711"/>
+    <w:multiLevelType w:val="multilevel"/>
+    <w:tmpl w:val="982C7D84"/>
+    <w:lvl w:ilvl="0">
+      <w:start w:val="1"/>
+      <w:numFmt w:val="bullet"/>
+      <w:lvlText w:val=""/>
+      <w:lvlJc w:val="left"/>
+      <w:pPr>
+        <w:tabs>
+          <w:tab w:val="num" w:pos="720"/>
+        </w:tabs>
+        <w:ind w:left="720" w:hanging="360"/>
+      </w:pPr>
+      <w:rPr>
+        <w:rFonts w:ascii="Symbol" w:hAnsi="Symbol" w:hint="default"/>
+        <w:sz w:val="20"/>
+      </w:rPr>
+    </w:lvl>
+    <w:lvl w:ilvl="1" w:tentative="1">
+      <w:start w:val="1"/>
+      <w:numFmt w:val="bullet"/>
+      <w:lvlText w:val="o"/>
+      <w:lvlJc w:val="left"/>
+      <w:pPr>
+        <w:tabs>
+          <w:tab w:val="num" w:pos="1440"/>
+        </w:tabs>
+        <w:ind w:left="1440" w:hanging="360"/>
+      </w:pPr>
+      <w:rPr>
+        <w:rFonts w:ascii="Courier New" w:hAnsi="Courier New" w:hint="default"/>
+        <w:sz w:val="20"/>
+      </w:rPr>
+    </w:lvl>
+    <w:lvl w:ilvl="2" w:tentative="1">
+      <w:start w:val="1"/>
+      <w:numFmt w:val="bullet"/>
+      <w:lvlText w:val=""/>
+      <w:lvlJc w:val="left"/>
+      <w:pPr>
+        <w:tabs>
+          <w:tab w:val="num" w:pos="2160"/>
+        </w:tabs>
+        <w:ind w:left="2160" w:hanging="360"/>
+      </w:pPr>
+      <w:rPr>
+        <w:rFonts w:ascii="Wingdings" w:hAnsi="Wingdings" w:hint="default"/>
+        <w:sz w:val="20"/>
+      </w:rPr>
+    </w:lvl>
+    <w:lvl w:ilvl="3" w:tentative="1">
+      <w:start w:val="1"/>
+      <w:numFmt w:val="bullet"/>
+      <w:lvlText w:val=""/>
+      <w:lvlJc w:val="left"/>
+      <w:pPr>
+        <w:tabs>
+          <w:tab w:val="num" w:pos="2880"/>
+        </w:tabs>
+        <w:ind w:left="2880" w:hanging="360"/>
+      </w:pPr>
+      <w:rPr>
+        <w:rFonts w:ascii="Wingdings" w:hAnsi="Wingdings" w:hint="default"/>
+        <w:sz w:val="20"/>
+      </w:rPr>
+    </w:lvl>
+    <w:lvl w:ilvl="4" w:tentative="1">
+      <w:start w:val="1"/>
+      <w:numFmt w:val="bullet"/>
+      <w:lvlText w:val=""/>
+      <w:lvlJc w:val="left"/>
+      <w:pPr>
+        <w:tabs>
+          <w:tab w:val="num" w:pos="3600"/>
+        </w:tabs>
+        <w:ind w:left="3600" w:hanging="360"/>
+      </w:pPr>
+      <w:rPr>
+        <w:rFonts w:ascii="Wingdings" w:hAnsi="Wingdings" w:hint="default"/>
+        <w:sz w:val="20"/>
+      </w:rPr>
+    </w:lvl>
+    <w:lvl w:ilvl="5" w:tentative="1">
+      <w:start w:val="1"/>
+      <w:numFmt w:val="bullet"/>
+      <w:lvlText w:val=""/>
+      <w:lvlJc w:val="left"/>
+      <w:pPr>
+        <w:tabs>
+          <w:tab w:val="num" w:pos="4320"/>
+        </w:tabs>
+        <w:ind w:left="4320" w:hanging="360"/>
+      </w:pPr>
+      <w:rPr>
+        <w:rFonts w:ascii="Wingdings" w:hAnsi="Wingdings" w:hint="default"/>
+        <w:sz w:val="20"/>
+      </w:rPr>
+    </w:lvl>
+    <w:lvl w:ilvl="6" w:tentative="1">
+      <w:start w:val="1"/>
+      <w:numFmt w:val="bullet"/>
+      <w:lvlText w:val=""/>
+      <w:lvlJc w:val="left"/>
+      <w:pPr>
+        <w:tabs>
+          <w:tab w:val="num" w:pos="5040"/>
+        </w:tabs>
+        <w:ind w:left="5040" w:hanging="360"/>
+      </w:pPr>
+      <w:rPr>
+        <w:rFonts w:ascii="Wingdings" w:hAnsi="Wingdings" w:hint="default"/>
+        <w:sz w:val="20"/>
+      </w:rPr>
+    </w:lvl>
+    <w:lvl w:ilvl="7" w:tentative="1">
+      <w:start w:val="1"/>
+      <w:numFmt w:val="bullet"/>
+      <w:lvlText w:val=""/>
+      <w:lvlJc w:val="left"/>
+      <w:pPr>
+        <w:tabs>
+          <w:tab w:val="num" w:pos="5760"/>
+        </w:tabs>
+        <w:ind w:left="5760" w:hanging="360"/>
+      </w:pPr>
+      <w:rPr>
+        <w:rFonts w:ascii="Wingdings" w:hAnsi="Wingdings" w:hint="default"/>
+        <w:sz w:val="20"/>
+      </w:rPr>
+    </w:lvl>
+    <w:lvl w:ilvl="8" w:tentative="1">
+      <w:start w:val="1"/>
+      <w:numFmt w:val="bullet"/>
+      <w:lvlText w:val=""/>
+      <w:lvlJc w:val="left"/>
+      <w:pPr>
+        <w:tabs>
+          <w:tab w:val="num" w:pos="6480"/>
+        </w:tabs>
+        <w:ind w:left="6480" w:hanging="360"/>
+      </w:pPr>
+      <w:rPr>
+        <w:rFonts w:ascii="Wingdings" w:hAnsi="Wingdings" w:hint="default"/>
+        <w:sz w:val="20"/>
+      </w:rPr>
+    </w:lvl>
+  </w:abstractNum>
+  <w:abstractNum w:abstractNumId="16" w15:restartNumberingAfterBreak="0">
+    <w:nsid w:val="483F6DE6"/>
+    <w:multiLevelType w:val="multilevel"/>
+    <w:tmpl w:val="A46C70D0"/>
+    <w:lvl w:ilvl="0">
+      <w:start w:val="1"/>
+      <w:numFmt w:val="bullet"/>
+      <w:lvlText w:val=""/>
+      <w:lvlJc w:val="left"/>
+      <w:pPr>
+        <w:tabs>
+          <w:tab w:val="num" w:pos="720"/>
+        </w:tabs>
+        <w:ind w:left="720" w:hanging="360"/>
+      </w:pPr>
+      <w:rPr>
+        <w:rFonts w:ascii="Symbol" w:hAnsi="Symbol" w:hint="default"/>
+        <w:sz w:val="20"/>
+      </w:rPr>
+    </w:lvl>
+    <w:lvl w:ilvl="1" w:tentative="1">
+      <w:start w:val="1"/>
+      <w:numFmt w:val="bullet"/>
+      <w:lvlText w:val="o"/>
+      <w:lvlJc w:val="left"/>
+      <w:pPr>
+        <w:tabs>
+          <w:tab w:val="num" w:pos="1440"/>
+        </w:tabs>
+        <w:ind w:left="1440" w:hanging="360"/>
+      </w:pPr>
+      <w:rPr>
+        <w:rFonts w:ascii="Courier New" w:hAnsi="Courier New" w:hint="default"/>
+        <w:sz w:val="20"/>
+      </w:rPr>
+    </w:lvl>
+    <w:lvl w:ilvl="2" w:tentative="1">
+      <w:start w:val="1"/>
+      <w:numFmt w:val="bullet"/>
+      <w:lvlText w:val=""/>
+      <w:lvlJc w:val="left"/>
+      <w:pPr>
+        <w:tabs>
+          <w:tab w:val="num" w:pos="2160"/>
+        </w:tabs>
+        <w:ind w:left="2160" w:hanging="360"/>
+      </w:pPr>
+      <w:rPr>
+        <w:rFonts w:ascii="Wingdings" w:hAnsi="Wingdings" w:hint="default"/>
+        <w:sz w:val="20"/>
+      </w:rPr>
+    </w:lvl>
+    <w:lvl w:ilvl="3" w:tentative="1">
+      <w:start w:val="1"/>
+      <w:numFmt w:val="bullet"/>
+      <w:lvlText w:val=""/>
+      <w:lvlJc w:val="left"/>
+      <w:pPr>
+        <w:tabs>
+          <w:tab w:val="num" w:pos="2880"/>
+        </w:tabs>
+        <w:ind w:left="2880" w:hanging="360"/>
+      </w:pPr>
+      <w:rPr>
+        <w:rFonts w:ascii="Wingdings" w:hAnsi="Wingdings" w:hint="default"/>
+        <w:sz w:val="20"/>
+      </w:rPr>
+    </w:lvl>
+    <w:lvl w:ilvl="4" w:tentative="1">
+      <w:start w:val="1"/>
+      <w:numFmt w:val="bullet"/>
+      <w:lvlText w:val=""/>
+      <w:lvlJc w:val="left"/>
+      <w:pPr>
+        <w:tabs>
+          <w:tab w:val="num" w:pos="3600"/>
+        </w:tabs>
+        <w:ind w:left="3600" w:hanging="360"/>
+      </w:pPr>
+      <w:rPr>
+        <w:rFonts w:ascii="Wingdings" w:hAnsi="Wingdings" w:hint="default"/>
+        <w:sz w:val="20"/>
+      </w:rPr>
+    </w:lvl>
+    <w:lvl w:ilvl="5" w:tentative="1">
+      <w:start w:val="1"/>
+      <w:numFmt w:val="bullet"/>
+      <w:lvlText w:val=""/>
+      <w:lvlJc w:val="left"/>
+      <w:pPr>
+        <w:tabs>
+          <w:tab w:val="num" w:pos="4320"/>
+        </w:tabs>
+        <w:ind w:left="4320" w:hanging="360"/>
+      </w:pPr>
+      <w:rPr>
+        <w:rFonts w:ascii="Wingdings" w:hAnsi="Wingdings" w:hint="default"/>
+        <w:sz w:val="20"/>
+      </w:rPr>
+    </w:lvl>
+    <w:lvl w:ilvl="6" w:tentative="1">
+      <w:start w:val="1"/>
+      <w:numFmt w:val="bullet"/>
+      <w:lvlText w:val=""/>
+      <w:lvlJc w:val="left"/>
+      <w:pPr>
+        <w:tabs>
+          <w:tab w:val="num" w:pos="5040"/>
+        </w:tabs>
+        <w:ind w:left="5040" w:hanging="360"/>
+      </w:pPr>
+      <w:rPr>
+        <w:rFonts w:ascii="Wingdings" w:hAnsi="Wingdings" w:hint="default"/>
+        <w:sz w:val="20"/>
+      </w:rPr>
+    </w:lvl>
+    <w:lvl w:ilvl="7" w:tentative="1">
+      <w:start w:val="1"/>
+      <w:numFmt w:val="bullet"/>
+      <w:lvlText w:val=""/>
+      <w:lvlJc w:val="left"/>
+      <w:pPr>
+        <w:tabs>
+          <w:tab w:val="num" w:pos="5760"/>
+        </w:tabs>
+        <w:ind w:left="5760" w:hanging="360"/>
+      </w:pPr>
+      <w:rPr>
+        <w:rFonts w:ascii="Wingdings" w:hAnsi="Wingdings" w:hint="default"/>
+        <w:sz w:val="20"/>
+      </w:rPr>
+    </w:lvl>
+    <w:lvl w:ilvl="8" w:tentative="1">
+      <w:start w:val="1"/>
+      <w:numFmt w:val="bullet"/>
+      <w:lvlText w:val=""/>
+      <w:lvlJc w:val="left"/>
+      <w:pPr>
+        <w:tabs>
+          <w:tab w:val="num" w:pos="6480"/>
+        </w:tabs>
+        <w:ind w:left="6480" w:hanging="360"/>
+      </w:pPr>
+      <w:rPr>
+        <w:rFonts w:ascii="Wingdings" w:hAnsi="Wingdings" w:hint="default"/>
+        <w:sz w:val="20"/>
+      </w:rPr>
+    </w:lvl>
+  </w:abstractNum>
+  <w:abstractNum w:abstractNumId="17" w15:restartNumberingAfterBreak="0">
+    <w:nsid w:val="4E1674EA"/>
+    <w:multiLevelType w:val="multilevel"/>
+    <w:tmpl w:val="2FDC5B5C"/>
+    <w:lvl w:ilvl="0">
+      <w:start w:val="1"/>
+      <w:numFmt w:val="bullet"/>
+      <w:lvlText w:val=""/>
+      <w:lvlJc w:val="left"/>
+      <w:pPr>
+        <w:tabs>
+          <w:tab w:val="num" w:pos="720"/>
+        </w:tabs>
+        <w:ind w:left="720" w:hanging="360"/>
+      </w:pPr>
+      <w:rPr>
+        <w:rFonts w:ascii="Symbol" w:hAnsi="Symbol" w:hint="default"/>
+        <w:sz w:val="20"/>
+      </w:rPr>
+    </w:lvl>
+    <w:lvl w:ilvl="1" w:tentative="1">
+      <w:start w:val="1"/>
+      <w:numFmt w:val="bullet"/>
+      <w:lvlText w:val="o"/>
+      <w:lvlJc w:val="left"/>
+      <w:pPr>
+        <w:tabs>
+          <w:tab w:val="num" w:pos="1440"/>
+        </w:tabs>
+        <w:ind w:left="1440" w:hanging="360"/>
+      </w:pPr>
+      <w:rPr>
+        <w:rFonts w:ascii="Courier New" w:hAnsi="Courier New" w:hint="default"/>
+        <w:sz w:val="20"/>
+      </w:rPr>
+    </w:lvl>
+    <w:lvl w:ilvl="2" w:tentative="1">
+      <w:start w:val="1"/>
+      <w:numFmt w:val="bullet"/>
+      <w:lvlText w:val=""/>
+      <w:lvlJc w:val="left"/>
+      <w:pPr>
+        <w:tabs>
+          <w:tab w:val="num" w:pos="2160"/>
+        </w:tabs>
+        <w:ind w:left="2160" w:hanging="360"/>
+      </w:pPr>
+      <w:rPr>
+        <w:rFonts w:ascii="Wingdings" w:hAnsi="Wingdings" w:hint="default"/>
+        <w:sz w:val="20"/>
+      </w:rPr>
+    </w:lvl>
+    <w:lvl w:ilvl="3" w:tentative="1">
+      <w:start w:val="1"/>
+      <w:numFmt w:val="bullet"/>
+      <w:lvlText w:val=""/>
+      <w:lvlJc w:val="left"/>
+      <w:pPr>
+        <w:tabs>
+          <w:tab w:val="num" w:pos="2880"/>
+        </w:tabs>
+        <w:ind w:left="2880" w:hanging="360"/>
+      </w:pPr>
+      <w:rPr>
+        <w:rFonts w:ascii="Wingdings" w:hAnsi="Wingdings" w:hint="default"/>
+        <w:sz w:val="20"/>
+      </w:rPr>
+    </w:lvl>
+    <w:lvl w:ilvl="4" w:tentative="1">
+      <w:start w:val="1"/>
+      <w:numFmt w:val="bullet"/>
+      <w:lvlText w:val=""/>
+      <w:lvlJc w:val="left"/>
+      <w:pPr>
+        <w:tabs>
+          <w:tab w:val="num" w:pos="3600"/>
+        </w:tabs>
+        <w:ind w:left="3600" w:hanging="360"/>
+      </w:pPr>
+      <w:rPr>
+        <w:rFonts w:ascii="Wingdings" w:hAnsi="Wingdings" w:hint="default"/>
+        <w:sz w:val="20"/>
+      </w:rPr>
+    </w:lvl>
+    <w:lvl w:ilvl="5" w:tentative="1">
+      <w:start w:val="1"/>
+      <w:numFmt w:val="bullet"/>
+      <w:lvlText w:val=""/>
+      <w:lvlJc w:val="left"/>
+      <w:pPr>
+        <w:tabs>
+          <w:tab w:val="num" w:pos="4320"/>
+        </w:tabs>
+        <w:ind w:left="4320" w:hanging="360"/>
+      </w:pPr>
+      <w:rPr>
+        <w:rFonts w:ascii="Wingdings" w:hAnsi="Wingdings" w:hint="default"/>
+        <w:sz w:val="20"/>
+      </w:rPr>
+    </w:lvl>
+    <w:lvl w:ilvl="6" w:tentative="1">
+      <w:start w:val="1"/>
+      <w:numFmt w:val="bullet"/>
+      <w:lvlText w:val=""/>
+      <w:lvlJc w:val="left"/>
+      <w:pPr>
+        <w:tabs>
+          <w:tab w:val="num" w:pos="5040"/>
+        </w:tabs>
+        <w:ind w:left="5040" w:hanging="360"/>
+      </w:pPr>
+      <w:rPr>
+        <w:rFonts w:ascii="Wingdings" w:hAnsi="Wingdings" w:hint="default"/>
+        <w:sz w:val="20"/>
+      </w:rPr>
+    </w:lvl>
+    <w:lvl w:ilvl="7" w:tentative="1">
+      <w:start w:val="1"/>
+      <w:numFmt w:val="bullet"/>
+      <w:lvlText w:val=""/>
+      <w:lvlJc w:val="left"/>
+      <w:pPr>
+        <w:tabs>
+          <w:tab w:val="num" w:pos="5760"/>
+        </w:tabs>
+        <w:ind w:left="5760" w:hanging="360"/>
+      </w:pPr>
+      <w:rPr>
+        <w:rFonts w:ascii="Wingdings" w:hAnsi="Wingdings" w:hint="default"/>
+        <w:sz w:val="20"/>
+      </w:rPr>
+    </w:lvl>
+    <w:lvl w:ilvl="8" w:tentative="1">
+      <w:start w:val="1"/>
+      <w:numFmt w:val="bullet"/>
+      <w:lvlText w:val=""/>
+      <w:lvlJc w:val="left"/>
+      <w:pPr>
+        <w:tabs>
+          <w:tab w:val="num" w:pos="6480"/>
+        </w:tabs>
+        <w:ind w:left="6480" w:hanging="360"/>
+      </w:pPr>
+      <w:rPr>
+        <w:rFonts w:ascii="Wingdings" w:hAnsi="Wingdings" w:hint="default"/>
+        <w:sz w:val="20"/>
+      </w:rPr>
+    </w:lvl>
+  </w:abstractNum>
+  <w:abstractNum w:abstractNumId="18" w15:restartNumberingAfterBreak="0">
+    <w:nsid w:val="507D0412"/>
+    <w:multiLevelType w:val="multilevel"/>
+    <w:tmpl w:val="AE662602"/>
+    <w:lvl w:ilvl="0">
+      <w:start w:val="1"/>
+      <w:numFmt w:val="bullet"/>
+      <w:lvlText w:val=""/>
+      <w:lvlJc w:val="left"/>
+      <w:pPr>
+        <w:tabs>
+          <w:tab w:val="num" w:pos="720"/>
+        </w:tabs>
+        <w:ind w:left="720" w:hanging="360"/>
+      </w:pPr>
+      <w:rPr>
+        <w:rFonts w:ascii="Symbol" w:hAnsi="Symbol" w:hint="default"/>
+        <w:sz w:val="20"/>
+      </w:rPr>
+    </w:lvl>
+    <w:lvl w:ilvl="1" w:tentative="1">
+      <w:start w:val="1"/>
+      <w:numFmt w:val="bullet"/>
+      <w:lvlText w:val="o"/>
+      <w:lvlJc w:val="left"/>
+      <w:pPr>
+        <w:tabs>
+          <w:tab w:val="num" w:pos="1440"/>
+        </w:tabs>
+        <w:ind w:left="1440" w:hanging="360"/>
+      </w:pPr>
+      <w:rPr>
+        <w:rFonts w:ascii="Courier New" w:hAnsi="Courier New" w:hint="default"/>
+        <w:sz w:val="20"/>
+      </w:rPr>
+    </w:lvl>
+    <w:lvl w:ilvl="2" w:tentative="1">
+      <w:start w:val="1"/>
+      <w:numFmt w:val="bullet"/>
+      <w:lvlText w:val=""/>
+      <w:lvlJc w:val="left"/>
+      <w:pPr>
+        <w:tabs>
+          <w:tab w:val="num" w:pos="2160"/>
+        </w:tabs>
+        <w:ind w:left="2160" w:hanging="360"/>
+      </w:pPr>
+      <w:rPr>
+        <w:rFonts w:ascii="Wingdings" w:hAnsi="Wingdings" w:hint="default"/>
+        <w:sz w:val="20"/>
+      </w:rPr>
+    </w:lvl>
+    <w:lvl w:ilvl="3" w:tentative="1">
+      <w:start w:val="1"/>
+      <w:numFmt w:val="bullet"/>
+      <w:lvlText w:val=""/>
+      <w:lvlJc w:val="left"/>
+      <w:pPr>
+        <w:tabs>
+          <w:tab w:val="num" w:pos="2880"/>
+        </w:tabs>
+        <w:ind w:left="2880" w:hanging="360"/>
+      </w:pPr>
+      <w:rPr>
+        <w:rFonts w:ascii="Wingdings" w:hAnsi="Wingdings" w:hint="default"/>
+        <w:sz w:val="20"/>
+      </w:rPr>
+    </w:lvl>
+    <w:lvl w:ilvl="4" w:tentative="1">
+      <w:start w:val="1"/>
+      <w:numFmt w:val="bullet"/>
+      <w:lvlText w:val=""/>
+      <w:lvlJc w:val="left"/>
+      <w:pPr>
+        <w:tabs>
+          <w:tab w:val="num" w:pos="3600"/>
+        </w:tabs>
+        <w:ind w:left="3600" w:hanging="360"/>
+      </w:pPr>
+      <w:rPr>
+        <w:rFonts w:ascii="Wingdings" w:hAnsi="Wingdings" w:hint="default"/>
+        <w:sz w:val="20"/>
+      </w:rPr>
+    </w:lvl>
+    <w:lvl w:ilvl="5" w:tentative="1">
+      <w:start w:val="1"/>
+      <w:numFmt w:val="bullet"/>
+      <w:lvlText w:val=""/>
+      <w:lvlJc w:val="left"/>
+      <w:pPr>
+        <w:tabs>
+          <w:tab w:val="num" w:pos="4320"/>
+        </w:tabs>
+        <w:ind w:left="4320" w:hanging="360"/>
+      </w:pPr>
+      <w:rPr>
+        <w:rFonts w:ascii="Wingdings" w:hAnsi="Wingdings" w:hint="default"/>
+        <w:sz w:val="20"/>
+      </w:rPr>
+    </w:lvl>
+    <w:lvl w:ilvl="6" w:tentative="1">
+      <w:start w:val="1"/>
+      <w:numFmt w:val="bullet"/>
+      <w:lvlText w:val=""/>
+      <w:lvlJc w:val="left"/>
+      <w:pPr>
+        <w:tabs>
+          <w:tab w:val="num" w:pos="5040"/>
+        </w:tabs>
+        <w:ind w:left="5040" w:hanging="360"/>
+      </w:pPr>
+      <w:rPr>
+        <w:rFonts w:ascii="Wingdings" w:hAnsi="Wingdings" w:hint="default"/>
+        <w:sz w:val="20"/>
+      </w:rPr>
+    </w:lvl>
+    <w:lvl w:ilvl="7" w:tentative="1">
+      <w:start w:val="1"/>
+      <w:numFmt w:val="bullet"/>
+      <w:lvlText w:val=""/>
+      <w:lvlJc w:val="left"/>
+      <w:pPr>
+        <w:tabs>
+          <w:tab w:val="num" w:pos="5760"/>
+        </w:tabs>
+        <w:ind w:left="5760" w:hanging="360"/>
+      </w:pPr>
+      <w:rPr>
+        <w:rFonts w:ascii="Wingdings" w:hAnsi="Wingdings" w:hint="default"/>
+        <w:sz w:val="20"/>
+      </w:rPr>
+    </w:lvl>
+    <w:lvl w:ilvl="8" w:tentative="1">
+      <w:start w:val="1"/>
+      <w:numFmt w:val="bullet"/>
+      <w:lvlText w:val=""/>
+      <w:lvlJc w:val="left"/>
+      <w:pPr>
+        <w:tabs>
+          <w:tab w:val="num" w:pos="6480"/>
+        </w:tabs>
+        <w:ind w:left="6480" w:hanging="360"/>
+      </w:pPr>
+      <w:rPr>
+        <w:rFonts w:ascii="Wingdings" w:hAnsi="Wingdings" w:hint="default"/>
+        <w:sz w:val="20"/>
+      </w:rPr>
+    </w:lvl>
+  </w:abstractNum>
+  <w:abstractNum w:abstractNumId="19" w15:restartNumberingAfterBreak="0">
     <w:nsid w:val="50FA40A8"/>
     <w:multiLevelType w:val="multilevel"/>
     <w:tmpl w:val="7E46A502"/>
@@ -2491,7 +5914,305 @@
       </w:rPr>
     </w:lvl>
   </w:abstractNum>
-  <w:abstractNum w:abstractNumId="3" w15:restartNumberingAfterBreak="0">
+  <w:abstractNum w:abstractNumId="20" w15:restartNumberingAfterBreak="0">
+    <w:nsid w:val="524728F4"/>
+    <w:multiLevelType w:val="multilevel"/>
+    <w:tmpl w:val="96B0670C"/>
+    <w:lvl w:ilvl="0">
+      <w:start w:val="1"/>
+      <w:numFmt w:val="bullet"/>
+      <w:lvlText w:val=""/>
+      <w:lvlJc w:val="left"/>
+      <w:pPr>
+        <w:tabs>
+          <w:tab w:val="num" w:pos="720"/>
+        </w:tabs>
+        <w:ind w:left="720" w:hanging="360"/>
+      </w:pPr>
+      <w:rPr>
+        <w:rFonts w:ascii="Symbol" w:hAnsi="Symbol" w:hint="default"/>
+        <w:sz w:val="20"/>
+      </w:rPr>
+    </w:lvl>
+    <w:lvl w:ilvl="1" w:tentative="1">
+      <w:start w:val="1"/>
+      <w:numFmt w:val="bullet"/>
+      <w:lvlText w:val="o"/>
+      <w:lvlJc w:val="left"/>
+      <w:pPr>
+        <w:tabs>
+          <w:tab w:val="num" w:pos="1440"/>
+        </w:tabs>
+        <w:ind w:left="1440" w:hanging="360"/>
+      </w:pPr>
+      <w:rPr>
+        <w:rFonts w:ascii="Courier New" w:hAnsi="Courier New" w:hint="default"/>
+        <w:sz w:val="20"/>
+      </w:rPr>
+    </w:lvl>
+    <w:lvl w:ilvl="2" w:tentative="1">
+      <w:start w:val="1"/>
+      <w:numFmt w:val="bullet"/>
+      <w:lvlText w:val=""/>
+      <w:lvlJc w:val="left"/>
+      <w:pPr>
+        <w:tabs>
+          <w:tab w:val="num" w:pos="2160"/>
+        </w:tabs>
+        <w:ind w:left="2160" w:hanging="360"/>
+      </w:pPr>
+      <w:rPr>
+        <w:rFonts w:ascii="Wingdings" w:hAnsi="Wingdings" w:hint="default"/>
+        <w:sz w:val="20"/>
+      </w:rPr>
+    </w:lvl>
+    <w:lvl w:ilvl="3" w:tentative="1">
+      <w:start w:val="1"/>
+      <w:numFmt w:val="bullet"/>
+      <w:lvlText w:val=""/>
+      <w:lvlJc w:val="left"/>
+      <w:pPr>
+        <w:tabs>
+          <w:tab w:val="num" w:pos="2880"/>
+        </w:tabs>
+        <w:ind w:left="2880" w:hanging="360"/>
+      </w:pPr>
+      <w:rPr>
+        <w:rFonts w:ascii="Wingdings" w:hAnsi="Wingdings" w:hint="default"/>
+        <w:sz w:val="20"/>
+      </w:rPr>
+    </w:lvl>
+    <w:lvl w:ilvl="4" w:tentative="1">
+      <w:start w:val="1"/>
+      <w:numFmt w:val="bullet"/>
+      <w:lvlText w:val=""/>
+      <w:lvlJc w:val="left"/>
+      <w:pPr>
+        <w:tabs>
+          <w:tab w:val="num" w:pos="3600"/>
+        </w:tabs>
+        <w:ind w:left="3600" w:hanging="360"/>
+      </w:pPr>
+      <w:rPr>
+        <w:rFonts w:ascii="Wingdings" w:hAnsi="Wingdings" w:hint="default"/>
+        <w:sz w:val="20"/>
+      </w:rPr>
+    </w:lvl>
+    <w:lvl w:ilvl="5" w:tentative="1">
+      <w:start w:val="1"/>
+      <w:numFmt w:val="bullet"/>
+      <w:lvlText w:val=""/>
+      <w:lvlJc w:val="left"/>
+      <w:pPr>
+        <w:tabs>
+          <w:tab w:val="num" w:pos="4320"/>
+        </w:tabs>
+        <w:ind w:left="4320" w:hanging="360"/>
+      </w:pPr>
+      <w:rPr>
+        <w:rFonts w:ascii="Wingdings" w:hAnsi="Wingdings" w:hint="default"/>
+        <w:sz w:val="20"/>
+      </w:rPr>
+    </w:lvl>
+    <w:lvl w:ilvl="6" w:tentative="1">
+      <w:start w:val="1"/>
+      <w:numFmt w:val="bullet"/>
+      <w:lvlText w:val=""/>
+      <w:lvlJc w:val="left"/>
+      <w:pPr>
+        <w:tabs>
+          <w:tab w:val="num" w:pos="5040"/>
+        </w:tabs>
+        <w:ind w:left="5040" w:hanging="360"/>
+      </w:pPr>
+      <w:rPr>
+        <w:rFonts w:ascii="Wingdings" w:hAnsi="Wingdings" w:hint="default"/>
+        <w:sz w:val="20"/>
+      </w:rPr>
+    </w:lvl>
+    <w:lvl w:ilvl="7" w:tentative="1">
+      <w:start w:val="1"/>
+      <w:numFmt w:val="bullet"/>
+      <w:lvlText w:val=""/>
+      <w:lvlJc w:val="left"/>
+      <w:pPr>
+        <w:tabs>
+          <w:tab w:val="num" w:pos="5760"/>
+        </w:tabs>
+        <w:ind w:left="5760" w:hanging="360"/>
+      </w:pPr>
+      <w:rPr>
+        <w:rFonts w:ascii="Wingdings" w:hAnsi="Wingdings" w:hint="default"/>
+        <w:sz w:val="20"/>
+      </w:rPr>
+    </w:lvl>
+    <w:lvl w:ilvl="8" w:tentative="1">
+      <w:start w:val="1"/>
+      <w:numFmt w:val="bullet"/>
+      <w:lvlText w:val=""/>
+      <w:lvlJc w:val="left"/>
+      <w:pPr>
+        <w:tabs>
+          <w:tab w:val="num" w:pos="6480"/>
+        </w:tabs>
+        <w:ind w:left="6480" w:hanging="360"/>
+      </w:pPr>
+      <w:rPr>
+        <w:rFonts w:ascii="Wingdings" w:hAnsi="Wingdings" w:hint="default"/>
+        <w:sz w:val="20"/>
+      </w:rPr>
+    </w:lvl>
+  </w:abstractNum>
+  <w:abstractNum w:abstractNumId="21" w15:restartNumberingAfterBreak="0">
+    <w:nsid w:val="55D34278"/>
+    <w:multiLevelType w:val="multilevel"/>
+    <w:tmpl w:val="8594F606"/>
+    <w:lvl w:ilvl="0">
+      <w:start w:val="1"/>
+      <w:numFmt w:val="bullet"/>
+      <w:lvlText w:val=""/>
+      <w:lvlJc w:val="left"/>
+      <w:pPr>
+        <w:tabs>
+          <w:tab w:val="num" w:pos="720"/>
+        </w:tabs>
+        <w:ind w:left="720" w:hanging="360"/>
+      </w:pPr>
+      <w:rPr>
+        <w:rFonts w:ascii="Symbol" w:hAnsi="Symbol" w:hint="default"/>
+        <w:sz w:val="20"/>
+      </w:rPr>
+    </w:lvl>
+    <w:lvl w:ilvl="1" w:tentative="1">
+      <w:start w:val="1"/>
+      <w:numFmt w:val="bullet"/>
+      <w:lvlText w:val="o"/>
+      <w:lvlJc w:val="left"/>
+      <w:pPr>
+        <w:tabs>
+          <w:tab w:val="num" w:pos="1440"/>
+        </w:tabs>
+        <w:ind w:left="1440" w:hanging="360"/>
+      </w:pPr>
+      <w:rPr>
+        <w:rFonts w:ascii="Courier New" w:hAnsi="Courier New" w:hint="default"/>
+        <w:sz w:val="20"/>
+      </w:rPr>
+    </w:lvl>
+    <w:lvl w:ilvl="2" w:tentative="1">
+      <w:start w:val="1"/>
+      <w:numFmt w:val="bullet"/>
+      <w:lvlText w:val=""/>
+      <w:lvlJc w:val="left"/>
+      <w:pPr>
+        <w:tabs>
+          <w:tab w:val="num" w:pos="2160"/>
+        </w:tabs>
+        <w:ind w:left="2160" w:hanging="360"/>
+      </w:pPr>
+      <w:rPr>
+        <w:rFonts w:ascii="Wingdings" w:hAnsi="Wingdings" w:hint="default"/>
+        <w:sz w:val="20"/>
+      </w:rPr>
+    </w:lvl>
+    <w:lvl w:ilvl="3" w:tentative="1">
+      <w:start w:val="1"/>
+      <w:numFmt w:val="bullet"/>
+      <w:lvlText w:val=""/>
+      <w:lvlJc w:val="left"/>
+      <w:pPr>
+        <w:tabs>
+          <w:tab w:val="num" w:pos="2880"/>
+        </w:tabs>
+        <w:ind w:left="2880" w:hanging="360"/>
+      </w:pPr>
+      <w:rPr>
+        <w:rFonts w:ascii="Wingdings" w:hAnsi="Wingdings" w:hint="default"/>
+        <w:sz w:val="20"/>
+      </w:rPr>
+    </w:lvl>
+    <w:lvl w:ilvl="4" w:tentative="1">
+      <w:start w:val="1"/>
+      <w:numFmt w:val="bullet"/>
+      <w:lvlText w:val=""/>
+      <w:lvlJc w:val="left"/>
+      <w:pPr>
+        <w:tabs>
+          <w:tab w:val="num" w:pos="3600"/>
+        </w:tabs>
+        <w:ind w:left="3600" w:hanging="360"/>
+      </w:pPr>
+      <w:rPr>
+        <w:rFonts w:ascii="Wingdings" w:hAnsi="Wingdings" w:hint="default"/>
+        <w:sz w:val="20"/>
+      </w:rPr>
+    </w:lvl>
+    <w:lvl w:ilvl="5" w:tentative="1">
+      <w:start w:val="1"/>
+      <w:numFmt w:val="bullet"/>
+      <w:lvlText w:val=""/>
+      <w:lvlJc w:val="left"/>
+      <w:pPr>
+        <w:tabs>
+          <w:tab w:val="num" w:pos="4320"/>
+        </w:tabs>
+        <w:ind w:left="4320" w:hanging="360"/>
+      </w:pPr>
+      <w:rPr>
+        <w:rFonts w:ascii="Wingdings" w:hAnsi="Wingdings" w:hint="default"/>
+        <w:sz w:val="20"/>
+      </w:rPr>
+    </w:lvl>
+    <w:lvl w:ilvl="6" w:tentative="1">
+      <w:start w:val="1"/>
+      <w:numFmt w:val="bullet"/>
+      <w:lvlText w:val=""/>
+      <w:lvlJc w:val="left"/>
+      <w:pPr>
+        <w:tabs>
+          <w:tab w:val="num" w:pos="5040"/>
+        </w:tabs>
+        <w:ind w:left="5040" w:hanging="360"/>
+      </w:pPr>
+      <w:rPr>
+        <w:rFonts w:ascii="Wingdings" w:hAnsi="Wingdings" w:hint="default"/>
+        <w:sz w:val="20"/>
+      </w:rPr>
+    </w:lvl>
+    <w:lvl w:ilvl="7" w:tentative="1">
+      <w:start w:val="1"/>
+      <w:numFmt w:val="bullet"/>
+      <w:lvlText w:val=""/>
+      <w:lvlJc w:val="left"/>
+      <w:pPr>
+        <w:tabs>
+          <w:tab w:val="num" w:pos="5760"/>
+        </w:tabs>
+        <w:ind w:left="5760" w:hanging="360"/>
+      </w:pPr>
+      <w:rPr>
+        <w:rFonts w:ascii="Wingdings" w:hAnsi="Wingdings" w:hint="default"/>
+        <w:sz w:val="20"/>
+      </w:rPr>
+    </w:lvl>
+    <w:lvl w:ilvl="8" w:tentative="1">
+      <w:start w:val="1"/>
+      <w:numFmt w:val="bullet"/>
+      <w:lvlText w:val=""/>
+      <w:lvlJc w:val="left"/>
+      <w:pPr>
+        <w:tabs>
+          <w:tab w:val="num" w:pos="6480"/>
+        </w:tabs>
+        <w:ind w:left="6480" w:hanging="360"/>
+      </w:pPr>
+      <w:rPr>
+        <w:rFonts w:ascii="Wingdings" w:hAnsi="Wingdings" w:hint="default"/>
+        <w:sz w:val="20"/>
+      </w:rPr>
+    </w:lvl>
+  </w:abstractNum>
+  <w:abstractNum w:abstractNumId="22" w15:restartNumberingAfterBreak="0">
     <w:nsid w:val="564311B6"/>
     <w:multiLevelType w:val="multilevel"/>
     <w:tmpl w:val="559CCBEC"/>
@@ -2640,7 +6361,901 @@
       </w:rPr>
     </w:lvl>
   </w:abstractNum>
-  <w:abstractNum w:abstractNumId="4" w15:restartNumberingAfterBreak="0">
+  <w:abstractNum w:abstractNumId="23" w15:restartNumberingAfterBreak="0">
+    <w:nsid w:val="5A2760B8"/>
+    <w:multiLevelType w:val="multilevel"/>
+    <w:tmpl w:val="8A8A7A22"/>
+    <w:lvl w:ilvl="0">
+      <w:start w:val="1"/>
+      <w:numFmt w:val="bullet"/>
+      <w:lvlText w:val=""/>
+      <w:lvlJc w:val="left"/>
+      <w:pPr>
+        <w:tabs>
+          <w:tab w:val="num" w:pos="720"/>
+        </w:tabs>
+        <w:ind w:left="720" w:hanging="360"/>
+      </w:pPr>
+      <w:rPr>
+        <w:rFonts w:ascii="Symbol" w:hAnsi="Symbol" w:hint="default"/>
+        <w:sz w:val="20"/>
+      </w:rPr>
+    </w:lvl>
+    <w:lvl w:ilvl="1" w:tentative="1">
+      <w:start w:val="1"/>
+      <w:numFmt w:val="bullet"/>
+      <w:lvlText w:val="o"/>
+      <w:lvlJc w:val="left"/>
+      <w:pPr>
+        <w:tabs>
+          <w:tab w:val="num" w:pos="1440"/>
+        </w:tabs>
+        <w:ind w:left="1440" w:hanging="360"/>
+      </w:pPr>
+      <w:rPr>
+        <w:rFonts w:ascii="Courier New" w:hAnsi="Courier New" w:hint="default"/>
+        <w:sz w:val="20"/>
+      </w:rPr>
+    </w:lvl>
+    <w:lvl w:ilvl="2" w:tentative="1">
+      <w:start w:val="1"/>
+      <w:numFmt w:val="bullet"/>
+      <w:lvlText w:val=""/>
+      <w:lvlJc w:val="left"/>
+      <w:pPr>
+        <w:tabs>
+          <w:tab w:val="num" w:pos="2160"/>
+        </w:tabs>
+        <w:ind w:left="2160" w:hanging="360"/>
+      </w:pPr>
+      <w:rPr>
+        <w:rFonts w:ascii="Wingdings" w:hAnsi="Wingdings" w:hint="default"/>
+        <w:sz w:val="20"/>
+      </w:rPr>
+    </w:lvl>
+    <w:lvl w:ilvl="3" w:tentative="1">
+      <w:start w:val="1"/>
+      <w:numFmt w:val="bullet"/>
+      <w:lvlText w:val=""/>
+      <w:lvlJc w:val="left"/>
+      <w:pPr>
+        <w:tabs>
+          <w:tab w:val="num" w:pos="2880"/>
+        </w:tabs>
+        <w:ind w:left="2880" w:hanging="360"/>
+      </w:pPr>
+      <w:rPr>
+        <w:rFonts w:ascii="Wingdings" w:hAnsi="Wingdings" w:hint="default"/>
+        <w:sz w:val="20"/>
+      </w:rPr>
+    </w:lvl>
+    <w:lvl w:ilvl="4" w:tentative="1">
+      <w:start w:val="1"/>
+      <w:numFmt w:val="bullet"/>
+      <w:lvlText w:val=""/>
+      <w:lvlJc w:val="left"/>
+      <w:pPr>
+        <w:tabs>
+          <w:tab w:val="num" w:pos="3600"/>
+        </w:tabs>
+        <w:ind w:left="3600" w:hanging="360"/>
+      </w:pPr>
+      <w:rPr>
+        <w:rFonts w:ascii="Wingdings" w:hAnsi="Wingdings" w:hint="default"/>
+        <w:sz w:val="20"/>
+      </w:rPr>
+    </w:lvl>
+    <w:lvl w:ilvl="5" w:tentative="1">
+      <w:start w:val="1"/>
+      <w:numFmt w:val="bullet"/>
+      <w:lvlText w:val=""/>
+      <w:lvlJc w:val="left"/>
+      <w:pPr>
+        <w:tabs>
+          <w:tab w:val="num" w:pos="4320"/>
+        </w:tabs>
+        <w:ind w:left="4320" w:hanging="360"/>
+      </w:pPr>
+      <w:rPr>
+        <w:rFonts w:ascii="Wingdings" w:hAnsi="Wingdings" w:hint="default"/>
+        <w:sz w:val="20"/>
+      </w:rPr>
+    </w:lvl>
+    <w:lvl w:ilvl="6" w:tentative="1">
+      <w:start w:val="1"/>
+      <w:numFmt w:val="bullet"/>
+      <w:lvlText w:val=""/>
+      <w:lvlJc w:val="left"/>
+      <w:pPr>
+        <w:tabs>
+          <w:tab w:val="num" w:pos="5040"/>
+        </w:tabs>
+        <w:ind w:left="5040" w:hanging="360"/>
+      </w:pPr>
+      <w:rPr>
+        <w:rFonts w:ascii="Wingdings" w:hAnsi="Wingdings" w:hint="default"/>
+        <w:sz w:val="20"/>
+      </w:rPr>
+    </w:lvl>
+    <w:lvl w:ilvl="7" w:tentative="1">
+      <w:start w:val="1"/>
+      <w:numFmt w:val="bullet"/>
+      <w:lvlText w:val=""/>
+      <w:lvlJc w:val="left"/>
+      <w:pPr>
+        <w:tabs>
+          <w:tab w:val="num" w:pos="5760"/>
+        </w:tabs>
+        <w:ind w:left="5760" w:hanging="360"/>
+      </w:pPr>
+      <w:rPr>
+        <w:rFonts w:ascii="Wingdings" w:hAnsi="Wingdings" w:hint="default"/>
+        <w:sz w:val="20"/>
+      </w:rPr>
+    </w:lvl>
+    <w:lvl w:ilvl="8" w:tentative="1">
+      <w:start w:val="1"/>
+      <w:numFmt w:val="bullet"/>
+      <w:lvlText w:val=""/>
+      <w:lvlJc w:val="left"/>
+      <w:pPr>
+        <w:tabs>
+          <w:tab w:val="num" w:pos="6480"/>
+        </w:tabs>
+        <w:ind w:left="6480" w:hanging="360"/>
+      </w:pPr>
+      <w:rPr>
+        <w:rFonts w:ascii="Wingdings" w:hAnsi="Wingdings" w:hint="default"/>
+        <w:sz w:val="20"/>
+      </w:rPr>
+    </w:lvl>
+  </w:abstractNum>
+  <w:abstractNum w:abstractNumId="24" w15:restartNumberingAfterBreak="0">
+    <w:nsid w:val="5AE13A2E"/>
+    <w:multiLevelType w:val="multilevel"/>
+    <w:tmpl w:val="6BC4A114"/>
+    <w:lvl w:ilvl="0">
+      <w:start w:val="1"/>
+      <w:numFmt w:val="bullet"/>
+      <w:lvlText w:val=""/>
+      <w:lvlJc w:val="left"/>
+      <w:pPr>
+        <w:tabs>
+          <w:tab w:val="num" w:pos="720"/>
+        </w:tabs>
+        <w:ind w:left="720" w:hanging="360"/>
+      </w:pPr>
+      <w:rPr>
+        <w:rFonts w:ascii="Symbol" w:hAnsi="Symbol" w:hint="default"/>
+        <w:sz w:val="20"/>
+      </w:rPr>
+    </w:lvl>
+    <w:lvl w:ilvl="1" w:tentative="1">
+      <w:start w:val="1"/>
+      <w:numFmt w:val="bullet"/>
+      <w:lvlText w:val="o"/>
+      <w:lvlJc w:val="left"/>
+      <w:pPr>
+        <w:tabs>
+          <w:tab w:val="num" w:pos="1440"/>
+        </w:tabs>
+        <w:ind w:left="1440" w:hanging="360"/>
+      </w:pPr>
+      <w:rPr>
+        <w:rFonts w:ascii="Courier New" w:hAnsi="Courier New" w:hint="default"/>
+        <w:sz w:val="20"/>
+      </w:rPr>
+    </w:lvl>
+    <w:lvl w:ilvl="2" w:tentative="1">
+      <w:start w:val="1"/>
+      <w:numFmt w:val="bullet"/>
+      <w:lvlText w:val=""/>
+      <w:lvlJc w:val="left"/>
+      <w:pPr>
+        <w:tabs>
+          <w:tab w:val="num" w:pos="2160"/>
+        </w:tabs>
+        <w:ind w:left="2160" w:hanging="360"/>
+      </w:pPr>
+      <w:rPr>
+        <w:rFonts w:ascii="Wingdings" w:hAnsi="Wingdings" w:hint="default"/>
+        <w:sz w:val="20"/>
+      </w:rPr>
+    </w:lvl>
+    <w:lvl w:ilvl="3" w:tentative="1">
+      <w:start w:val="1"/>
+      <w:numFmt w:val="bullet"/>
+      <w:lvlText w:val=""/>
+      <w:lvlJc w:val="left"/>
+      <w:pPr>
+        <w:tabs>
+          <w:tab w:val="num" w:pos="2880"/>
+        </w:tabs>
+        <w:ind w:left="2880" w:hanging="360"/>
+      </w:pPr>
+      <w:rPr>
+        <w:rFonts w:ascii="Wingdings" w:hAnsi="Wingdings" w:hint="default"/>
+        <w:sz w:val="20"/>
+      </w:rPr>
+    </w:lvl>
+    <w:lvl w:ilvl="4" w:tentative="1">
+      <w:start w:val="1"/>
+      <w:numFmt w:val="bullet"/>
+      <w:lvlText w:val=""/>
+      <w:lvlJc w:val="left"/>
+      <w:pPr>
+        <w:tabs>
+          <w:tab w:val="num" w:pos="3600"/>
+        </w:tabs>
+        <w:ind w:left="3600" w:hanging="360"/>
+      </w:pPr>
+      <w:rPr>
+        <w:rFonts w:ascii="Wingdings" w:hAnsi="Wingdings" w:hint="default"/>
+        <w:sz w:val="20"/>
+      </w:rPr>
+    </w:lvl>
+    <w:lvl w:ilvl="5" w:tentative="1">
+      <w:start w:val="1"/>
+      <w:numFmt w:val="bullet"/>
+      <w:lvlText w:val=""/>
+      <w:lvlJc w:val="left"/>
+      <w:pPr>
+        <w:tabs>
+          <w:tab w:val="num" w:pos="4320"/>
+        </w:tabs>
+        <w:ind w:left="4320" w:hanging="360"/>
+      </w:pPr>
+      <w:rPr>
+        <w:rFonts w:ascii="Wingdings" w:hAnsi="Wingdings" w:hint="default"/>
+        <w:sz w:val="20"/>
+      </w:rPr>
+    </w:lvl>
+    <w:lvl w:ilvl="6" w:tentative="1">
+      <w:start w:val="1"/>
+      <w:numFmt w:val="bullet"/>
+      <w:lvlText w:val=""/>
+      <w:lvlJc w:val="left"/>
+      <w:pPr>
+        <w:tabs>
+          <w:tab w:val="num" w:pos="5040"/>
+        </w:tabs>
+        <w:ind w:left="5040" w:hanging="360"/>
+      </w:pPr>
+      <w:rPr>
+        <w:rFonts w:ascii="Wingdings" w:hAnsi="Wingdings" w:hint="default"/>
+        <w:sz w:val="20"/>
+      </w:rPr>
+    </w:lvl>
+    <w:lvl w:ilvl="7" w:tentative="1">
+      <w:start w:val="1"/>
+      <w:numFmt w:val="bullet"/>
+      <w:lvlText w:val=""/>
+      <w:lvlJc w:val="left"/>
+      <w:pPr>
+        <w:tabs>
+          <w:tab w:val="num" w:pos="5760"/>
+        </w:tabs>
+        <w:ind w:left="5760" w:hanging="360"/>
+      </w:pPr>
+      <w:rPr>
+        <w:rFonts w:ascii="Wingdings" w:hAnsi="Wingdings" w:hint="default"/>
+        <w:sz w:val="20"/>
+      </w:rPr>
+    </w:lvl>
+    <w:lvl w:ilvl="8" w:tentative="1">
+      <w:start w:val="1"/>
+      <w:numFmt w:val="bullet"/>
+      <w:lvlText w:val=""/>
+      <w:lvlJc w:val="left"/>
+      <w:pPr>
+        <w:tabs>
+          <w:tab w:val="num" w:pos="6480"/>
+        </w:tabs>
+        <w:ind w:left="6480" w:hanging="360"/>
+      </w:pPr>
+      <w:rPr>
+        <w:rFonts w:ascii="Wingdings" w:hAnsi="Wingdings" w:hint="default"/>
+        <w:sz w:val="20"/>
+      </w:rPr>
+    </w:lvl>
+  </w:abstractNum>
+  <w:abstractNum w:abstractNumId="25" w15:restartNumberingAfterBreak="0">
+    <w:nsid w:val="5B1E5CD3"/>
+    <w:multiLevelType w:val="multilevel"/>
+    <w:tmpl w:val="C1FECB1E"/>
+    <w:lvl w:ilvl="0">
+      <w:start w:val="1"/>
+      <w:numFmt w:val="bullet"/>
+      <w:lvlText w:val=""/>
+      <w:lvlJc w:val="left"/>
+      <w:pPr>
+        <w:tabs>
+          <w:tab w:val="num" w:pos="720"/>
+        </w:tabs>
+        <w:ind w:left="720" w:hanging="360"/>
+      </w:pPr>
+      <w:rPr>
+        <w:rFonts w:ascii="Symbol" w:hAnsi="Symbol" w:hint="default"/>
+        <w:sz w:val="20"/>
+      </w:rPr>
+    </w:lvl>
+    <w:lvl w:ilvl="1" w:tentative="1">
+      <w:start w:val="1"/>
+      <w:numFmt w:val="bullet"/>
+      <w:lvlText w:val="o"/>
+      <w:lvlJc w:val="left"/>
+      <w:pPr>
+        <w:tabs>
+          <w:tab w:val="num" w:pos="1440"/>
+        </w:tabs>
+        <w:ind w:left="1440" w:hanging="360"/>
+      </w:pPr>
+      <w:rPr>
+        <w:rFonts w:ascii="Courier New" w:hAnsi="Courier New" w:hint="default"/>
+        <w:sz w:val="20"/>
+      </w:rPr>
+    </w:lvl>
+    <w:lvl w:ilvl="2" w:tentative="1">
+      <w:start w:val="1"/>
+      <w:numFmt w:val="bullet"/>
+      <w:lvlText w:val=""/>
+      <w:lvlJc w:val="left"/>
+      <w:pPr>
+        <w:tabs>
+          <w:tab w:val="num" w:pos="2160"/>
+        </w:tabs>
+        <w:ind w:left="2160" w:hanging="360"/>
+      </w:pPr>
+      <w:rPr>
+        <w:rFonts w:ascii="Wingdings" w:hAnsi="Wingdings" w:hint="default"/>
+        <w:sz w:val="20"/>
+      </w:rPr>
+    </w:lvl>
+    <w:lvl w:ilvl="3" w:tentative="1">
+      <w:start w:val="1"/>
+      <w:numFmt w:val="bullet"/>
+      <w:lvlText w:val=""/>
+      <w:lvlJc w:val="left"/>
+      <w:pPr>
+        <w:tabs>
+          <w:tab w:val="num" w:pos="2880"/>
+        </w:tabs>
+        <w:ind w:left="2880" w:hanging="360"/>
+      </w:pPr>
+      <w:rPr>
+        <w:rFonts w:ascii="Wingdings" w:hAnsi="Wingdings" w:hint="default"/>
+        <w:sz w:val="20"/>
+      </w:rPr>
+    </w:lvl>
+    <w:lvl w:ilvl="4" w:tentative="1">
+      <w:start w:val="1"/>
+      <w:numFmt w:val="bullet"/>
+      <w:lvlText w:val=""/>
+      <w:lvlJc w:val="left"/>
+      <w:pPr>
+        <w:tabs>
+          <w:tab w:val="num" w:pos="3600"/>
+        </w:tabs>
+        <w:ind w:left="3600" w:hanging="360"/>
+      </w:pPr>
+      <w:rPr>
+        <w:rFonts w:ascii="Wingdings" w:hAnsi="Wingdings" w:hint="default"/>
+        <w:sz w:val="20"/>
+      </w:rPr>
+    </w:lvl>
+    <w:lvl w:ilvl="5" w:tentative="1">
+      <w:start w:val="1"/>
+      <w:numFmt w:val="bullet"/>
+      <w:lvlText w:val=""/>
+      <w:lvlJc w:val="left"/>
+      <w:pPr>
+        <w:tabs>
+          <w:tab w:val="num" w:pos="4320"/>
+        </w:tabs>
+        <w:ind w:left="4320" w:hanging="360"/>
+      </w:pPr>
+      <w:rPr>
+        <w:rFonts w:ascii="Wingdings" w:hAnsi="Wingdings" w:hint="default"/>
+        <w:sz w:val="20"/>
+      </w:rPr>
+    </w:lvl>
+    <w:lvl w:ilvl="6" w:tentative="1">
+      <w:start w:val="1"/>
+      <w:numFmt w:val="bullet"/>
+      <w:lvlText w:val=""/>
+      <w:lvlJc w:val="left"/>
+      <w:pPr>
+        <w:tabs>
+          <w:tab w:val="num" w:pos="5040"/>
+        </w:tabs>
+        <w:ind w:left="5040" w:hanging="360"/>
+      </w:pPr>
+      <w:rPr>
+        <w:rFonts w:ascii="Wingdings" w:hAnsi="Wingdings" w:hint="default"/>
+        <w:sz w:val="20"/>
+      </w:rPr>
+    </w:lvl>
+    <w:lvl w:ilvl="7" w:tentative="1">
+      <w:start w:val="1"/>
+      <w:numFmt w:val="bullet"/>
+      <w:lvlText w:val=""/>
+      <w:lvlJc w:val="left"/>
+      <w:pPr>
+        <w:tabs>
+          <w:tab w:val="num" w:pos="5760"/>
+        </w:tabs>
+        <w:ind w:left="5760" w:hanging="360"/>
+      </w:pPr>
+      <w:rPr>
+        <w:rFonts w:ascii="Wingdings" w:hAnsi="Wingdings" w:hint="default"/>
+        <w:sz w:val="20"/>
+      </w:rPr>
+    </w:lvl>
+    <w:lvl w:ilvl="8" w:tentative="1">
+      <w:start w:val="1"/>
+      <w:numFmt w:val="bullet"/>
+      <w:lvlText w:val=""/>
+      <w:lvlJc w:val="left"/>
+      <w:pPr>
+        <w:tabs>
+          <w:tab w:val="num" w:pos="6480"/>
+        </w:tabs>
+        <w:ind w:left="6480" w:hanging="360"/>
+      </w:pPr>
+      <w:rPr>
+        <w:rFonts w:ascii="Wingdings" w:hAnsi="Wingdings" w:hint="default"/>
+        <w:sz w:val="20"/>
+      </w:rPr>
+    </w:lvl>
+  </w:abstractNum>
+  <w:abstractNum w:abstractNumId="26" w15:restartNumberingAfterBreak="0">
+    <w:nsid w:val="5EE71F5D"/>
+    <w:multiLevelType w:val="multilevel"/>
+    <w:tmpl w:val="E41C8530"/>
+    <w:lvl w:ilvl="0">
+      <w:start w:val="1"/>
+      <w:numFmt w:val="bullet"/>
+      <w:lvlText w:val=""/>
+      <w:lvlJc w:val="left"/>
+      <w:pPr>
+        <w:tabs>
+          <w:tab w:val="num" w:pos="720"/>
+        </w:tabs>
+        <w:ind w:left="720" w:hanging="360"/>
+      </w:pPr>
+      <w:rPr>
+        <w:rFonts w:ascii="Symbol" w:hAnsi="Symbol" w:hint="default"/>
+        <w:sz w:val="20"/>
+      </w:rPr>
+    </w:lvl>
+    <w:lvl w:ilvl="1" w:tentative="1">
+      <w:start w:val="1"/>
+      <w:numFmt w:val="bullet"/>
+      <w:lvlText w:val="o"/>
+      <w:lvlJc w:val="left"/>
+      <w:pPr>
+        <w:tabs>
+          <w:tab w:val="num" w:pos="1440"/>
+        </w:tabs>
+        <w:ind w:left="1440" w:hanging="360"/>
+      </w:pPr>
+      <w:rPr>
+        <w:rFonts w:ascii="Courier New" w:hAnsi="Courier New" w:hint="default"/>
+        <w:sz w:val="20"/>
+      </w:rPr>
+    </w:lvl>
+    <w:lvl w:ilvl="2" w:tentative="1">
+      <w:start w:val="1"/>
+      <w:numFmt w:val="bullet"/>
+      <w:lvlText w:val=""/>
+      <w:lvlJc w:val="left"/>
+      <w:pPr>
+        <w:tabs>
+          <w:tab w:val="num" w:pos="2160"/>
+        </w:tabs>
+        <w:ind w:left="2160" w:hanging="360"/>
+      </w:pPr>
+      <w:rPr>
+        <w:rFonts w:ascii="Wingdings" w:hAnsi="Wingdings" w:hint="default"/>
+        <w:sz w:val="20"/>
+      </w:rPr>
+    </w:lvl>
+    <w:lvl w:ilvl="3" w:tentative="1">
+      <w:start w:val="1"/>
+      <w:numFmt w:val="bullet"/>
+      <w:lvlText w:val=""/>
+      <w:lvlJc w:val="left"/>
+      <w:pPr>
+        <w:tabs>
+          <w:tab w:val="num" w:pos="2880"/>
+        </w:tabs>
+        <w:ind w:left="2880" w:hanging="360"/>
+      </w:pPr>
+      <w:rPr>
+        <w:rFonts w:ascii="Wingdings" w:hAnsi="Wingdings" w:hint="default"/>
+        <w:sz w:val="20"/>
+      </w:rPr>
+    </w:lvl>
+    <w:lvl w:ilvl="4" w:tentative="1">
+      <w:start w:val="1"/>
+      <w:numFmt w:val="bullet"/>
+      <w:lvlText w:val=""/>
+      <w:lvlJc w:val="left"/>
+      <w:pPr>
+        <w:tabs>
+          <w:tab w:val="num" w:pos="3600"/>
+        </w:tabs>
+        <w:ind w:left="3600" w:hanging="360"/>
+      </w:pPr>
+      <w:rPr>
+        <w:rFonts w:ascii="Wingdings" w:hAnsi="Wingdings" w:hint="default"/>
+        <w:sz w:val="20"/>
+      </w:rPr>
+    </w:lvl>
+    <w:lvl w:ilvl="5" w:tentative="1">
+      <w:start w:val="1"/>
+      <w:numFmt w:val="bullet"/>
+      <w:lvlText w:val=""/>
+      <w:lvlJc w:val="left"/>
+      <w:pPr>
+        <w:tabs>
+          <w:tab w:val="num" w:pos="4320"/>
+        </w:tabs>
+        <w:ind w:left="4320" w:hanging="360"/>
+      </w:pPr>
+      <w:rPr>
+        <w:rFonts w:ascii="Wingdings" w:hAnsi="Wingdings" w:hint="default"/>
+        <w:sz w:val="20"/>
+      </w:rPr>
+    </w:lvl>
+    <w:lvl w:ilvl="6" w:tentative="1">
+      <w:start w:val="1"/>
+      <w:numFmt w:val="bullet"/>
+      <w:lvlText w:val=""/>
+      <w:lvlJc w:val="left"/>
+      <w:pPr>
+        <w:tabs>
+          <w:tab w:val="num" w:pos="5040"/>
+        </w:tabs>
+        <w:ind w:left="5040" w:hanging="360"/>
+      </w:pPr>
+      <w:rPr>
+        <w:rFonts w:ascii="Wingdings" w:hAnsi="Wingdings" w:hint="default"/>
+        <w:sz w:val="20"/>
+      </w:rPr>
+    </w:lvl>
+    <w:lvl w:ilvl="7" w:tentative="1">
+      <w:start w:val="1"/>
+      <w:numFmt w:val="bullet"/>
+      <w:lvlText w:val=""/>
+      <w:lvlJc w:val="left"/>
+      <w:pPr>
+        <w:tabs>
+          <w:tab w:val="num" w:pos="5760"/>
+        </w:tabs>
+        <w:ind w:left="5760" w:hanging="360"/>
+      </w:pPr>
+      <w:rPr>
+        <w:rFonts w:ascii="Wingdings" w:hAnsi="Wingdings" w:hint="default"/>
+        <w:sz w:val="20"/>
+      </w:rPr>
+    </w:lvl>
+    <w:lvl w:ilvl="8" w:tentative="1">
+      <w:start w:val="1"/>
+      <w:numFmt w:val="bullet"/>
+      <w:lvlText w:val=""/>
+      <w:lvlJc w:val="left"/>
+      <w:pPr>
+        <w:tabs>
+          <w:tab w:val="num" w:pos="6480"/>
+        </w:tabs>
+        <w:ind w:left="6480" w:hanging="360"/>
+      </w:pPr>
+      <w:rPr>
+        <w:rFonts w:ascii="Wingdings" w:hAnsi="Wingdings" w:hint="default"/>
+        <w:sz w:val="20"/>
+      </w:rPr>
+    </w:lvl>
+  </w:abstractNum>
+  <w:abstractNum w:abstractNumId="27" w15:restartNumberingAfterBreak="0">
+    <w:nsid w:val="5F5C17F6"/>
+    <w:multiLevelType w:val="multilevel"/>
+    <w:tmpl w:val="E362BA5C"/>
+    <w:lvl w:ilvl="0">
+      <w:start w:val="1"/>
+      <w:numFmt w:val="bullet"/>
+      <w:lvlText w:val=""/>
+      <w:lvlJc w:val="left"/>
+      <w:pPr>
+        <w:tabs>
+          <w:tab w:val="num" w:pos="720"/>
+        </w:tabs>
+        <w:ind w:left="720" w:hanging="360"/>
+      </w:pPr>
+      <w:rPr>
+        <w:rFonts w:ascii="Symbol" w:hAnsi="Symbol" w:hint="default"/>
+        <w:sz w:val="20"/>
+      </w:rPr>
+    </w:lvl>
+    <w:lvl w:ilvl="1" w:tentative="1">
+      <w:start w:val="1"/>
+      <w:numFmt w:val="bullet"/>
+      <w:lvlText w:val="o"/>
+      <w:lvlJc w:val="left"/>
+      <w:pPr>
+        <w:tabs>
+          <w:tab w:val="num" w:pos="1440"/>
+        </w:tabs>
+        <w:ind w:left="1440" w:hanging="360"/>
+      </w:pPr>
+      <w:rPr>
+        <w:rFonts w:ascii="Courier New" w:hAnsi="Courier New" w:hint="default"/>
+        <w:sz w:val="20"/>
+      </w:rPr>
+    </w:lvl>
+    <w:lvl w:ilvl="2" w:tentative="1">
+      <w:start w:val="1"/>
+      <w:numFmt w:val="bullet"/>
+      <w:lvlText w:val=""/>
+      <w:lvlJc w:val="left"/>
+      <w:pPr>
+        <w:tabs>
+          <w:tab w:val="num" w:pos="2160"/>
+        </w:tabs>
+        <w:ind w:left="2160" w:hanging="360"/>
+      </w:pPr>
+      <w:rPr>
+        <w:rFonts w:ascii="Wingdings" w:hAnsi="Wingdings" w:hint="default"/>
+        <w:sz w:val="20"/>
+      </w:rPr>
+    </w:lvl>
+    <w:lvl w:ilvl="3" w:tentative="1">
+      <w:start w:val="1"/>
+      <w:numFmt w:val="bullet"/>
+      <w:lvlText w:val=""/>
+      <w:lvlJc w:val="left"/>
+      <w:pPr>
+        <w:tabs>
+          <w:tab w:val="num" w:pos="2880"/>
+        </w:tabs>
+        <w:ind w:left="2880" w:hanging="360"/>
+      </w:pPr>
+      <w:rPr>
+        <w:rFonts w:ascii="Wingdings" w:hAnsi="Wingdings" w:hint="default"/>
+        <w:sz w:val="20"/>
+      </w:rPr>
+    </w:lvl>
+    <w:lvl w:ilvl="4" w:tentative="1">
+      <w:start w:val="1"/>
+      <w:numFmt w:val="bullet"/>
+      <w:lvlText w:val=""/>
+      <w:lvlJc w:val="left"/>
+      <w:pPr>
+        <w:tabs>
+          <w:tab w:val="num" w:pos="3600"/>
+        </w:tabs>
+        <w:ind w:left="3600" w:hanging="360"/>
+      </w:pPr>
+      <w:rPr>
+        <w:rFonts w:ascii="Wingdings" w:hAnsi="Wingdings" w:hint="default"/>
+        <w:sz w:val="20"/>
+      </w:rPr>
+    </w:lvl>
+    <w:lvl w:ilvl="5" w:tentative="1">
+      <w:start w:val="1"/>
+      <w:numFmt w:val="bullet"/>
+      <w:lvlText w:val=""/>
+      <w:lvlJc w:val="left"/>
+      <w:pPr>
+        <w:tabs>
+          <w:tab w:val="num" w:pos="4320"/>
+        </w:tabs>
+        <w:ind w:left="4320" w:hanging="360"/>
+      </w:pPr>
+      <w:rPr>
+        <w:rFonts w:ascii="Wingdings" w:hAnsi="Wingdings" w:hint="default"/>
+        <w:sz w:val="20"/>
+      </w:rPr>
+    </w:lvl>
+    <w:lvl w:ilvl="6" w:tentative="1">
+      <w:start w:val="1"/>
+      <w:numFmt w:val="bullet"/>
+      <w:lvlText w:val=""/>
+      <w:lvlJc w:val="left"/>
+      <w:pPr>
+        <w:tabs>
+          <w:tab w:val="num" w:pos="5040"/>
+        </w:tabs>
+        <w:ind w:left="5040" w:hanging="360"/>
+      </w:pPr>
+      <w:rPr>
+        <w:rFonts w:ascii="Wingdings" w:hAnsi="Wingdings" w:hint="default"/>
+        <w:sz w:val="20"/>
+      </w:rPr>
+    </w:lvl>
+    <w:lvl w:ilvl="7" w:tentative="1">
+      <w:start w:val="1"/>
+      <w:numFmt w:val="bullet"/>
+      <w:lvlText w:val=""/>
+      <w:lvlJc w:val="left"/>
+      <w:pPr>
+        <w:tabs>
+          <w:tab w:val="num" w:pos="5760"/>
+        </w:tabs>
+        <w:ind w:left="5760" w:hanging="360"/>
+      </w:pPr>
+      <w:rPr>
+        <w:rFonts w:ascii="Wingdings" w:hAnsi="Wingdings" w:hint="default"/>
+        <w:sz w:val="20"/>
+      </w:rPr>
+    </w:lvl>
+    <w:lvl w:ilvl="8" w:tentative="1">
+      <w:start w:val="1"/>
+      <w:numFmt w:val="bullet"/>
+      <w:lvlText w:val=""/>
+      <w:lvlJc w:val="left"/>
+      <w:pPr>
+        <w:tabs>
+          <w:tab w:val="num" w:pos="6480"/>
+        </w:tabs>
+        <w:ind w:left="6480" w:hanging="360"/>
+      </w:pPr>
+      <w:rPr>
+        <w:rFonts w:ascii="Wingdings" w:hAnsi="Wingdings" w:hint="default"/>
+        <w:sz w:val="20"/>
+      </w:rPr>
+    </w:lvl>
+  </w:abstractNum>
+  <w:abstractNum w:abstractNumId="28" w15:restartNumberingAfterBreak="0">
+    <w:nsid w:val="64F1320B"/>
+    <w:multiLevelType w:val="multilevel"/>
+    <w:tmpl w:val="3886E4A2"/>
+    <w:lvl w:ilvl="0">
+      <w:start w:val="1"/>
+      <w:numFmt w:val="bullet"/>
+      <w:lvlText w:val=""/>
+      <w:lvlJc w:val="left"/>
+      <w:pPr>
+        <w:tabs>
+          <w:tab w:val="num" w:pos="720"/>
+        </w:tabs>
+        <w:ind w:left="720" w:hanging="360"/>
+      </w:pPr>
+      <w:rPr>
+        <w:rFonts w:ascii="Symbol" w:hAnsi="Symbol" w:hint="default"/>
+        <w:sz w:val="20"/>
+      </w:rPr>
+    </w:lvl>
+    <w:lvl w:ilvl="1" w:tentative="1">
+      <w:start w:val="1"/>
+      <w:numFmt w:val="bullet"/>
+      <w:lvlText w:val="o"/>
+      <w:lvlJc w:val="left"/>
+      <w:pPr>
+        <w:tabs>
+          <w:tab w:val="num" w:pos="1440"/>
+        </w:tabs>
+        <w:ind w:left="1440" w:hanging="360"/>
+      </w:pPr>
+      <w:rPr>
+        <w:rFonts w:ascii="Courier New" w:hAnsi="Courier New" w:hint="default"/>
+        <w:sz w:val="20"/>
+      </w:rPr>
+    </w:lvl>
+    <w:lvl w:ilvl="2" w:tentative="1">
+      <w:start w:val="1"/>
+      <w:numFmt w:val="bullet"/>
+      <w:lvlText w:val=""/>
+      <w:lvlJc w:val="left"/>
+      <w:pPr>
+        <w:tabs>
+          <w:tab w:val="num" w:pos="2160"/>
+        </w:tabs>
+        <w:ind w:left="2160" w:hanging="360"/>
+      </w:pPr>
+      <w:rPr>
+        <w:rFonts w:ascii="Wingdings" w:hAnsi="Wingdings" w:hint="default"/>
+        <w:sz w:val="20"/>
+      </w:rPr>
+    </w:lvl>
+    <w:lvl w:ilvl="3" w:tentative="1">
+      <w:start w:val="1"/>
+      <w:numFmt w:val="bullet"/>
+      <w:lvlText w:val=""/>
+      <w:lvlJc w:val="left"/>
+      <w:pPr>
+        <w:tabs>
+          <w:tab w:val="num" w:pos="2880"/>
+        </w:tabs>
+        <w:ind w:left="2880" w:hanging="360"/>
+      </w:pPr>
+      <w:rPr>
+        <w:rFonts w:ascii="Wingdings" w:hAnsi="Wingdings" w:hint="default"/>
+        <w:sz w:val="20"/>
+      </w:rPr>
+    </w:lvl>
+    <w:lvl w:ilvl="4" w:tentative="1">
+      <w:start w:val="1"/>
+      <w:numFmt w:val="bullet"/>
+      <w:lvlText w:val=""/>
+      <w:lvlJc w:val="left"/>
+      <w:pPr>
+        <w:tabs>
+          <w:tab w:val="num" w:pos="3600"/>
+        </w:tabs>
+        <w:ind w:left="3600" w:hanging="360"/>
+      </w:pPr>
+      <w:rPr>
+        <w:rFonts w:ascii="Wingdings" w:hAnsi="Wingdings" w:hint="default"/>
+        <w:sz w:val="20"/>
+      </w:rPr>
+    </w:lvl>
+    <w:lvl w:ilvl="5" w:tentative="1">
+      <w:start w:val="1"/>
+      <w:numFmt w:val="bullet"/>
+      <w:lvlText w:val=""/>
+      <w:lvlJc w:val="left"/>
+      <w:pPr>
+        <w:tabs>
+          <w:tab w:val="num" w:pos="4320"/>
+        </w:tabs>
+        <w:ind w:left="4320" w:hanging="360"/>
+      </w:pPr>
+      <w:rPr>
+        <w:rFonts w:ascii="Wingdings" w:hAnsi="Wingdings" w:hint="default"/>
+        <w:sz w:val="20"/>
+      </w:rPr>
+    </w:lvl>
+    <w:lvl w:ilvl="6" w:tentative="1">
+      <w:start w:val="1"/>
+      <w:numFmt w:val="bullet"/>
+      <w:lvlText w:val=""/>
+      <w:lvlJc w:val="left"/>
+      <w:pPr>
+        <w:tabs>
+          <w:tab w:val="num" w:pos="5040"/>
+        </w:tabs>
+        <w:ind w:left="5040" w:hanging="360"/>
+      </w:pPr>
+      <w:rPr>
+        <w:rFonts w:ascii="Wingdings" w:hAnsi="Wingdings" w:hint="default"/>
+        <w:sz w:val="20"/>
+      </w:rPr>
+    </w:lvl>
+    <w:lvl w:ilvl="7" w:tentative="1">
+      <w:start w:val="1"/>
+      <w:numFmt w:val="bullet"/>
+      <w:lvlText w:val=""/>
+      <w:lvlJc w:val="left"/>
+      <w:pPr>
+        <w:tabs>
+          <w:tab w:val="num" w:pos="5760"/>
+        </w:tabs>
+        <w:ind w:left="5760" w:hanging="360"/>
+      </w:pPr>
+      <w:rPr>
+        <w:rFonts w:ascii="Wingdings" w:hAnsi="Wingdings" w:hint="default"/>
+        <w:sz w:val="20"/>
+      </w:rPr>
+    </w:lvl>
+    <w:lvl w:ilvl="8" w:tentative="1">
+      <w:start w:val="1"/>
+      <w:numFmt w:val="bullet"/>
+      <w:lvlText w:val=""/>
+      <w:lvlJc w:val="left"/>
+      <w:pPr>
+        <w:tabs>
+          <w:tab w:val="num" w:pos="6480"/>
+        </w:tabs>
+        <w:ind w:left="6480" w:hanging="360"/>
+      </w:pPr>
+      <w:rPr>
+        <w:rFonts w:ascii="Wingdings" w:hAnsi="Wingdings" w:hint="default"/>
+        <w:sz w:val="20"/>
+      </w:rPr>
+    </w:lvl>
+  </w:abstractNum>
+  <w:abstractNum w:abstractNumId="29" w15:restartNumberingAfterBreak="0">
     <w:nsid w:val="77182834"/>
     <w:multiLevelType w:val="multilevel"/>
     <w:tmpl w:val="34D2ECC0"/>
@@ -2789,7 +7404,7 @@
       </w:rPr>
     </w:lvl>
   </w:abstractNum>
-  <w:abstractNum w:abstractNumId="5" w15:restartNumberingAfterBreak="0">
+  <w:abstractNum w:abstractNumId="30" w15:restartNumberingAfterBreak="0">
     <w:nsid w:val="7DE74B6A"/>
     <w:multiLevelType w:val="multilevel"/>
     <w:tmpl w:val="D0F00FEE"/>
@@ -2939,22 +7554,97 @@
     </w:lvl>
   </w:abstractNum>
   <w:num w:numId="1" w16cid:durableId="71851809">
+    <w:abstractNumId w:val="14"/>
+  </w:num>
+  <w:num w:numId="2" w16cid:durableId="621115345">
+    <w:abstractNumId w:val="13"/>
+  </w:num>
+  <w:num w:numId="3" w16cid:durableId="1667783405">
+    <w:abstractNumId w:val="19"/>
+  </w:num>
+  <w:num w:numId="4" w16cid:durableId="1080911356">
+    <w:abstractNumId w:val="30"/>
+  </w:num>
+  <w:num w:numId="5" w16cid:durableId="1465927654">
+    <w:abstractNumId w:val="22"/>
+  </w:num>
+  <w:num w:numId="6" w16cid:durableId="584925380">
+    <w:abstractNumId w:val="29"/>
+  </w:num>
+  <w:num w:numId="7" w16cid:durableId="1242368515">
+    <w:abstractNumId w:val="15"/>
+  </w:num>
+  <w:num w:numId="8" w16cid:durableId="1236664948">
+    <w:abstractNumId w:val="18"/>
+  </w:num>
+  <w:num w:numId="9" w16cid:durableId="1380855593">
+    <w:abstractNumId w:val="20"/>
+  </w:num>
+  <w:num w:numId="10" w16cid:durableId="1715500068">
     <w:abstractNumId w:val="1"/>
   </w:num>
-  <w:num w:numId="2" w16cid:durableId="621115345">
+  <w:num w:numId="11" w16cid:durableId="2132744800">
+    <w:abstractNumId w:val="27"/>
+  </w:num>
+  <w:num w:numId="12" w16cid:durableId="164324916">
+    <w:abstractNumId w:val="6"/>
+  </w:num>
+  <w:num w:numId="13" w16cid:durableId="1290739683">
+    <w:abstractNumId w:val="11"/>
+  </w:num>
+  <w:num w:numId="14" w16cid:durableId="52850935">
+    <w:abstractNumId w:val="3"/>
+  </w:num>
+  <w:num w:numId="15" w16cid:durableId="996301041">
     <w:abstractNumId w:val="0"/>
   </w:num>
-  <w:num w:numId="3" w16cid:durableId="1667783405">
+  <w:num w:numId="16" w16cid:durableId="1710646182">
+    <w:abstractNumId w:val="25"/>
+  </w:num>
+  <w:num w:numId="17" w16cid:durableId="110783716">
+    <w:abstractNumId w:val="7"/>
+  </w:num>
+  <w:num w:numId="18" w16cid:durableId="905915091">
+    <w:abstractNumId w:val="12"/>
+  </w:num>
+  <w:num w:numId="19" w16cid:durableId="2104304023">
+    <w:abstractNumId w:val="8"/>
+  </w:num>
+  <w:num w:numId="20" w16cid:durableId="1687097742">
+    <w:abstractNumId w:val="28"/>
+  </w:num>
+  <w:num w:numId="21" w16cid:durableId="1431967251">
+    <w:abstractNumId w:val="10"/>
+  </w:num>
+  <w:num w:numId="22" w16cid:durableId="2137066755">
+    <w:abstractNumId w:val="4"/>
+  </w:num>
+  <w:num w:numId="23" w16cid:durableId="33581986">
+    <w:abstractNumId w:val="21"/>
+  </w:num>
+  <w:num w:numId="24" w16cid:durableId="502402499">
     <w:abstractNumId w:val="2"/>
   </w:num>
-  <w:num w:numId="4" w16cid:durableId="1080911356">
+  <w:num w:numId="25" w16cid:durableId="1335184801">
     <w:abstractNumId w:val="5"/>
   </w:num>
-  <w:num w:numId="5" w16cid:durableId="1465927654">
-    <w:abstractNumId w:val="3"/>
+  <w:num w:numId="26" w16cid:durableId="283121263">
+    <w:abstractNumId w:val="24"/>
   </w:num>
-  <w:num w:numId="6" w16cid:durableId="584925380">
-    <w:abstractNumId w:val="4"/>
+  <w:num w:numId="27" w16cid:durableId="1777754883">
+    <w:abstractNumId w:val="23"/>
+  </w:num>
+  <w:num w:numId="28" w16cid:durableId="494688075">
+    <w:abstractNumId w:val="16"/>
+  </w:num>
+  <w:num w:numId="29" w16cid:durableId="1876888204">
+    <w:abstractNumId w:val="9"/>
+  </w:num>
+  <w:num w:numId="30" w16cid:durableId="400374800">
+    <w:abstractNumId w:val="17"/>
+  </w:num>
+  <w:num w:numId="31" w16cid:durableId="152840817">
+    <w:abstractNumId w:val="26"/>
   </w:num>
 </w:numbering>
 </file>
@@ -3431,7 +8121,6 @@
     <w:next w:val="Normal"/>
     <w:link w:val="Heading4Char"/>
     <w:uiPriority w:val="9"/>
-    <w:semiHidden/>
     <w:unhideWhenUsed/>
     <w:qFormat/>
     <w:rsid w:val="00DA16DE"/>
@@ -3628,7 +8317,6 @@
     <w:basedOn w:val="DefaultParagraphFont"/>
     <w:link w:val="Heading4"/>
     <w:uiPriority w:val="9"/>
-    <w:semiHidden/>
     <w:rsid w:val="00DA16DE"/>
     <w:rPr>
       <w:rFonts w:eastAsiaTheme="majorEastAsia" w:cstheme="majorBidi"/>
